--- a/multiplex-hypergraph-sir/section3_cn.docx
+++ b/multiplex-hypergraph-sir/section3_cn.docx
@@ -3313,34 +3313,127 @@
           <w:sz w:val="21"/>
           <w:szCs w:val="21"/>
         </w:rPr>
-        <w:t xml:space="preserve">偏置与稳健量。</w:t>
-      </w:r>
-      <w:r>
-        <w:rPr>
-          <w:rFonts w:ascii="SimSun" w:cs="SimSun" w:eastAsia="SimSun" w:hAnsi="SimSun"/>
-          <w:color w:val="000000"/>
-          <w:sz w:val="21"/>
-          <w:szCs w:val="21"/>
-        </w:rPr>
-        <w:t xml:space="preserve">测量本身的系统偏置须予说明。</w:t>
-      </w:r>
-      <w:r>
-        <w:rPr>
-          <w:rFonts w:ascii="Cambria Math" w:cs="Cambria Math" w:eastAsia="Cambria Math" w:hAnsi="Cambria Math"/>
-          <w:color w:val="000000"/>
-          <w:sz w:val="21"/>
-          <w:szCs w:val="21"/>
-        </w:rPr>
-        <w:t xml:space="preserve">o=0</w:t>
-      </w:r>
-      <w:r>
-        <w:rPr>
-          <w:rFonts w:ascii="SimSun" w:cs="SimSun" w:eastAsia="SimSun" w:hAnsi="SimSun"/>
-          <w:color w:val="000000"/>
-          <w:sz w:val="21"/>
-          <w:szCs w:val="21"/>
-        </w:rPr>
-        <w:t xml:space="preserve"> 的控制点为 0.18065，比理论值低 2.9%（−3.5σ）。为把窗口退到安全区间，本节的拟合区比 §2.3 更远离阈值，线性律的有限窗口曲率因而更强；</w:t>
+        <w:t xml:space="preserve">误差的标定。</w:t>
+      </w:r>
+      <w:r>
+        <w:rPr>
+          <w:rFonts w:ascii="SimSun" w:cs="SimSun" w:eastAsia="SimSun" w:hAnsi="SimSun"/>
+          <w:color w:val="000000"/>
+          <w:sz w:val="21"/>
+          <w:szCs w:val="21"/>
+        </w:rPr>
+        <w:t xml:space="preserve">截距的标准误由 delta 方法给出，其前提是线性律在整个窗口内严格成立。凡残余曲率未被消尽之处，</w:t>
+      </w:r>
+      <w:r>
+        <w:rPr>
+          <w:rFonts w:ascii="Cambria Math" w:cs="Cambria Math" w:eastAsia="Cambria Math" w:hAnsi="Cambria Math"/>
+          <w:color w:val="000000"/>
+          <w:sz w:val="21"/>
+          <w:szCs w:val="21"/>
+        </w:rPr>
+        <w:t xml:space="preserve">χ</w:t>
+      </w:r>
+      <w:r>
+        <w:rPr>
+          <w:rFonts w:ascii="Cambria Math" w:cs="Cambria Math" w:eastAsia="Cambria Math" w:hAnsi="Cambria Math"/>
+          <w:color w:val="000000"/>
+          <w:sz w:val="21"/>
+          <w:szCs w:val="21"/>
+          <w:vertAlign w:val="superscript"/>
+        </w:rPr>
+        <w:t xml:space="preserve">2</w:t>
+      </w:r>
+      <w:r>
+        <w:rPr>
+          <w:rFonts w:ascii="Cambria Math" w:cs="Cambria Math" w:eastAsia="Cambria Math" w:hAnsi="Cambria Math"/>
+          <w:color w:val="000000"/>
+          <w:sz w:val="21"/>
+          <w:szCs w:val="21"/>
+        </w:rPr>
+        <w:t xml:space="preserve">/dof</w:t>
+      </w:r>
+      <w:r>
+        <w:rPr>
+          <w:rFonts w:ascii="SimSun" w:cs="SimSun" w:eastAsia="SimSun" w:hAnsi="SimSun"/>
+          <w:color w:val="000000"/>
+          <w:sz w:val="21"/>
+          <w:szCs w:val="21"/>
+        </w:rPr>
+        <w:t xml:space="preserve"> 便大于 1，该标准误偏乐观，按惯例应以 </w:t>
+      </w:r>
+      <w:r>
+        <w:rPr>
+          <w:rFonts w:ascii="Cambria Math" w:cs="Cambria Math" w:eastAsia="Cambria Math" w:hAnsi="Cambria Math"/>
+          <w:color w:val="000000"/>
+          <w:sz w:val="21"/>
+          <w:szCs w:val="21"/>
+        </w:rPr>
+        <w:t xml:space="preserve">√(χ</w:t>
+      </w:r>
+      <w:r>
+        <w:rPr>
+          <w:rFonts w:ascii="Cambria Math" w:cs="Cambria Math" w:eastAsia="Cambria Math" w:hAnsi="Cambria Math"/>
+          <w:color w:val="000000"/>
+          <w:sz w:val="21"/>
+          <w:szCs w:val="21"/>
+          <w:vertAlign w:val="superscript"/>
+        </w:rPr>
+        <w:t xml:space="preserve">2</w:t>
+      </w:r>
+      <w:r>
+        <w:rPr>
+          <w:rFonts w:ascii="Cambria Math" w:cs="Cambria Math" w:eastAsia="Cambria Math" w:hAnsi="Cambria Math"/>
+          <w:color w:val="000000"/>
+          <w:sz w:val="21"/>
+          <w:szCs w:val="21"/>
+        </w:rPr>
+        <w:t xml:space="preserve">/dof)</w:t>
+      </w:r>
+      <w:r>
+        <w:rPr>
+          <w:rFonts w:ascii="SimSun" w:cs="SimSun" w:eastAsia="SimSun" w:hAnsi="SimSun"/>
+          <w:color w:val="000000"/>
+          <w:sz w:val="21"/>
+          <w:szCs w:val="21"/>
+        </w:rPr>
+        <w:t xml:space="preserve"> 放大。六条拟合中四条的 </w:t>
+      </w:r>
+      <w:r>
+        <w:rPr>
+          <w:rFonts w:ascii="Cambria Math" w:cs="Cambria Math" w:eastAsia="Cambria Math" w:hAnsi="Cambria Math"/>
+          <w:color w:val="000000"/>
+          <w:sz w:val="21"/>
+          <w:szCs w:val="21"/>
+        </w:rPr>
+        <w:t xml:space="preserve">χ</w:t>
+      </w:r>
+      <w:r>
+        <w:rPr>
+          <w:rFonts w:ascii="Cambria Math" w:cs="Cambria Math" w:eastAsia="Cambria Math" w:hAnsi="Cambria Math"/>
+          <w:color w:val="000000"/>
+          <w:sz w:val="21"/>
+          <w:szCs w:val="21"/>
+          <w:vertAlign w:val="superscript"/>
+        </w:rPr>
+        <w:t xml:space="preserve">2</w:t>
+      </w:r>
+      <w:r>
+        <w:rPr>
+          <w:rFonts w:ascii="Cambria Math" w:cs="Cambria Math" w:eastAsia="Cambria Math" w:hAnsi="Cambria Math"/>
+          <w:color w:val="000000"/>
+          <w:sz w:val="21"/>
+          <w:szCs w:val="21"/>
+        </w:rPr>
+        <w:t xml:space="preserve">/dof</w:t>
+      </w:r>
+      <w:r>
+        <w:rPr>
+          <w:rFonts w:ascii="SimSun" w:cs="SimSun" w:eastAsia="SimSun" w:hAnsi="SimSun"/>
+          <w:color w:val="000000"/>
+          <w:sz w:val="21"/>
+          <w:szCs w:val="21"/>
+        </w:rPr>
+        <w:t xml:space="preserve"> 在 1 附近而无需放大，</w:t>
       </w:r>
       <w:r>
         <w:rPr>
@@ -3358,8 +3451,33 @@
           <w:sz w:val="21"/>
           <w:szCs w:val="21"/>
         </w:rPr>
-        <w:t xml:space="preserve"> 端相对 (3.4) 同样偏低 5.3%。两端偏置</w:t>
-      </w:r>
+        <w:t xml:space="preserve"> 一条为 4.7（放大 2.2 倍）——它的窗口跨越最宽的绝对 </w:t>
+      </w:r>
+      <w:r>
+        <w:rPr>
+          <w:rFonts w:ascii="Cambria Math" w:cs="Cambria Math" w:eastAsia="Cambria Math" w:hAnsi="Cambria Math"/>
+          <w:color w:val="000000"/>
+          <w:sz w:val="21"/>
+          <w:szCs w:val="21"/>
+        </w:rPr>
+        <w:t xml:space="preserve">λ</w:t>
+      </w:r>
+      <w:r>
+        <w:rPr>
+          <w:rFonts w:ascii="SimSun" w:cs="SimSun" w:eastAsia="SimSun" w:hAnsi="SimSun"/>
+          <w:color w:val="000000"/>
+          <w:sz w:val="21"/>
+          <w:szCs w:val="21"/>
+        </w:rPr>
+        <w:t xml:space="preserve"> 区间，保留的曲率也最多。以下所有显著性均取放大后的误差。</w:t>
+      </w:r>
+    </w:p>
+    <w:p>
+      <w:pPr>
+        <w:spacing w:after="120" w:before="0" w:line="300"/>
+        <w:ind w:firstLine="420"/>
+        <w:jc w:val="both"/>
+      </w:pPr>
       <w:r>
         <w:rPr>
           <w:rFonts w:ascii="SimSun" w:cs="SimSun" w:eastAsia="SimSun" w:hAnsi="SimSun"/>
@@ -3369,16 +3487,52 @@
           <w:sz w:val="21"/>
           <w:szCs w:val="21"/>
         </w:rPr>
-        <w:t xml:space="preserve">同号同量级</w:t>
-      </w:r>
-      <w:r>
-        <w:rPr>
-          <w:rFonts w:ascii="SimSun" w:cs="SimSun" w:eastAsia="SimSun" w:hAnsi="SimSun"/>
-          <w:color w:val="000000"/>
-          <w:sz w:val="21"/>
-          <w:szCs w:val="21"/>
-        </w:rPr>
-        <w:t xml:space="preserve">，故稳健的量不是绝对阈值而是</w:t>
+        <w:t xml:space="preserve">偏置与稳健量。</w:t>
+      </w:r>
+      <w:r>
+        <w:rPr>
+          <w:rFonts w:ascii="SimSun" w:cs="SimSun" w:eastAsia="SimSun" w:hAnsi="SimSun"/>
+          <w:color w:val="000000"/>
+          <w:sz w:val="21"/>
+          <w:szCs w:val="21"/>
+        </w:rPr>
+        <w:t xml:space="preserve">测量本身的系统偏置须予说明。</w:t>
+      </w:r>
+      <w:r>
+        <w:rPr>
+          <w:rFonts w:ascii="Cambria Math" w:cs="Cambria Math" w:eastAsia="Cambria Math" w:hAnsi="Cambria Math"/>
+          <w:color w:val="000000"/>
+          <w:sz w:val="21"/>
+          <w:szCs w:val="21"/>
+        </w:rPr>
+        <w:t xml:space="preserve">o=0</w:t>
+      </w:r>
+      <w:r>
+        <w:rPr>
+          <w:rFonts w:ascii="SimSun" w:cs="SimSun" w:eastAsia="SimSun" w:hAnsi="SimSun"/>
+          <w:color w:val="000000"/>
+          <w:sz w:val="21"/>
+          <w:szCs w:val="21"/>
+        </w:rPr>
+        <w:t xml:space="preserve"> 的控制点为 0.18065，比理论值低 2.9%（−2.3σ）。为把窗口退到安全区间，本节的拟合区比 §2.3 更远离阈值，线性律的有限窗口曲率因而更强；</w:t>
+      </w:r>
+      <w:r>
+        <w:rPr>
+          <w:rFonts w:ascii="Cambria Math" w:cs="Cambria Math" w:eastAsia="Cambria Math" w:hAnsi="Cambria Math"/>
+          <w:color w:val="000000"/>
+          <w:sz w:val="21"/>
+          <w:szCs w:val="21"/>
+        </w:rPr>
+        <w:t xml:space="preserve">o=1</w:t>
+      </w:r>
+      <w:r>
+        <w:rPr>
+          <w:rFonts w:ascii="SimSun" w:cs="SimSun" w:eastAsia="SimSun" w:hAnsi="SimSun"/>
+          <w:color w:val="000000"/>
+          <w:sz w:val="21"/>
+          <w:szCs w:val="21"/>
+        </w:rPr>
+        <w:t xml:space="preserve"> 端相对 (3.4) 同样偏低 5.3%。两端偏置</w:t>
       </w:r>
       <w:r>
         <w:rPr>
@@ -3389,72 +3543,16 @@
           <w:sz w:val="21"/>
           <w:szCs w:val="21"/>
         </w:rPr>
-        <w:t xml:space="preserve">比值</w:t>
-      </w:r>
-      <w:r>
-        <w:rPr>
-          <w:rFonts w:ascii="SimSun" w:cs="SimSun" w:eastAsia="SimSun" w:hAnsi="SimSun"/>
-          <w:color w:val="000000"/>
-          <w:sz w:val="21"/>
-          <w:szCs w:val="21"/>
-        </w:rPr>
-        <w:t xml:space="preserve">：实测 </w:t>
-      </w:r>
-      <w:r>
-        <w:rPr>
-          <w:rFonts w:ascii="Cambria Math" w:cs="Cambria Math" w:eastAsia="Cambria Math" w:hAnsi="Cambria Math"/>
-          <w:color w:val="000000"/>
-          <w:sz w:val="21"/>
-          <w:szCs w:val="21"/>
-        </w:rPr>
-        <w:t xml:space="preserve">λ</w:t>
-      </w:r>
-      <w:r>
-        <w:rPr>
-          <w:rFonts w:ascii="Cambria Math" w:cs="Cambria Math" w:eastAsia="Cambria Math" w:hAnsi="Cambria Math"/>
-          <w:color w:val="000000"/>
-          <w:sz w:val="21"/>
-          <w:szCs w:val="21"/>
-          <w:vertAlign w:val="subscript"/>
-        </w:rPr>
-        <w:t xml:space="preserve">c</w:t>
-      </w:r>
-      <w:r>
-        <w:rPr>
-          <w:rFonts w:ascii="Cambria Math" w:cs="Cambria Math" w:eastAsia="Cambria Math" w:hAnsi="Cambria Math"/>
-          <w:color w:val="000000"/>
-          <w:sz w:val="21"/>
-          <w:szCs w:val="21"/>
-        </w:rPr>
-        <w:t xml:space="preserve">(1)/λ</w:t>
-      </w:r>
-      <w:r>
-        <w:rPr>
-          <w:rFonts w:ascii="Cambria Math" w:cs="Cambria Math" w:eastAsia="Cambria Math" w:hAnsi="Cambria Math"/>
-          <w:color w:val="000000"/>
-          <w:sz w:val="21"/>
-          <w:szCs w:val="21"/>
-          <w:vertAlign w:val="subscript"/>
-        </w:rPr>
-        <w:t xml:space="preserve">c</w:t>
-      </w:r>
-      <w:r>
-        <w:rPr>
-          <w:rFonts w:ascii="Cambria Math" w:cs="Cambria Math" w:eastAsia="Cambria Math" w:hAnsi="Cambria Math"/>
-          <w:color w:val="000000"/>
-          <w:sz w:val="21"/>
-          <w:szCs w:val="21"/>
-        </w:rPr>
-        <w:t xml:space="preserve">(0)=2.148</w:t>
-      </w:r>
-      <w:r>
-        <w:rPr>
-          <w:rFonts w:ascii="SimSun" w:cs="SimSun" w:eastAsia="SimSun" w:hAnsi="SimSun"/>
-          <w:color w:val="000000"/>
-          <w:sz w:val="21"/>
-          <w:szCs w:val="21"/>
-        </w:rPr>
-        <w:t xml:space="preserve">，而 (3.4) 与水平线之比的解析值为 2.201，两者仅差 2.4%。</w:t>
+        <w:t xml:space="preserve">同号同量级</w:t>
+      </w:r>
+      <w:r>
+        <w:rPr>
+          <w:rFonts w:ascii="SimSun" w:cs="SimSun" w:eastAsia="SimSun" w:hAnsi="SimSun"/>
+          <w:color w:val="000000"/>
+          <w:sz w:val="21"/>
+          <w:szCs w:val="21"/>
+        </w:rPr>
+        <w:t xml:space="preserve">，故稳健的量不是绝对阈值而是</w:t>
       </w:r>
       <w:r>
         <w:rPr>
@@ -3465,16 +3563,87 @@
           <w:sz w:val="21"/>
           <w:szCs w:val="21"/>
         </w:rPr>
-        <w:t xml:space="preserve">独立测得的比值与独立推出的解析比值就此相互印证</w:t>
-      </w:r>
-      <w:r>
-        <w:rPr>
-          <w:rFonts w:ascii="SimSun" w:cs="SimSun" w:eastAsia="SimSun" w:hAnsi="SimSun"/>
-          <w:color w:val="000000"/>
-          <w:sz w:val="21"/>
-          <w:szCs w:val="21"/>
-        </w:rPr>
-        <w:t xml:space="preserve">，说明抬升的幅度本身是真实的，而非窗口选择的产物。</w:t>
+        <w:t xml:space="preserve">比值</w:t>
+      </w:r>
+      <w:r>
+        <w:rPr>
+          <w:rFonts w:ascii="SimSun" w:cs="SimSun" w:eastAsia="SimSun" w:hAnsi="SimSun"/>
+          <w:color w:val="000000"/>
+          <w:sz w:val="21"/>
+          <w:szCs w:val="21"/>
+        </w:rPr>
+        <w:t xml:space="preserve">：实测</w:t>
+      </w:r>
+    </w:p>
+    <w:p>
+      <w:pPr>
+        <w:tabs>
+          <w:tab w:val="center" w:pos="4500"/>
+          <w:tab w:val="right" w:pos="9000"/>
+        </w:tabs>
+        <w:spacing w:after="130" w:before="90" w:line="288"/>
+      </w:pPr>
+      <w:r>
+        <w:t xml:space="preserve">	</w:t>
+      </w:r>
+      <w:r>
+        <w:rPr>
+          <w:rFonts w:ascii="Cambria Math" w:cs="Cambria Math" w:eastAsia="Cambria Math" w:hAnsi="Cambria Math"/>
+          <w:color w:val="000000"/>
+          <w:sz w:val="21"/>
+          <w:szCs w:val="21"/>
+        </w:rPr>
+        <w:t xml:space="preserve">λ</w:t>
+      </w:r>
+      <w:r>
+        <w:rPr>
+          <w:rFonts w:ascii="Cambria Math" w:cs="Cambria Math" w:eastAsia="Cambria Math" w:hAnsi="Cambria Math"/>
+          <w:color w:val="000000"/>
+          <w:sz w:val="21"/>
+          <w:szCs w:val="21"/>
+          <w:vertAlign w:val="subscript"/>
+        </w:rPr>
+        <w:t xml:space="preserve">c</w:t>
+      </w:r>
+      <w:r>
+        <w:rPr>
+          <w:rFonts w:ascii="Cambria Math" w:cs="Cambria Math" w:eastAsia="Cambria Math" w:hAnsi="Cambria Math"/>
+          <w:color w:val="000000"/>
+          <w:sz w:val="21"/>
+          <w:szCs w:val="21"/>
+        </w:rPr>
+        <w:t xml:space="preserve">(1)/λ</w:t>
+      </w:r>
+      <w:r>
+        <w:rPr>
+          <w:rFonts w:ascii="Cambria Math" w:cs="Cambria Math" w:eastAsia="Cambria Math" w:hAnsi="Cambria Math"/>
+          <w:color w:val="000000"/>
+          <w:sz w:val="21"/>
+          <w:szCs w:val="21"/>
+          <w:vertAlign w:val="subscript"/>
+        </w:rPr>
+        <w:t xml:space="preserve">c</w:t>
+      </w:r>
+      <w:r>
+        <w:rPr>
+          <w:rFonts w:ascii="Cambria Math" w:cs="Cambria Math" w:eastAsia="Cambria Math" w:hAnsi="Cambria Math"/>
+          <w:color w:val="000000"/>
+          <w:sz w:val="21"/>
+          <w:szCs w:val="21"/>
+        </w:rPr>
+        <w:t xml:space="preserve">(0)=2.148±0.047，  解析值 2.201</w:t>
+      </w:r>
+      <w:r>
+        <w:t xml:space="preserve">	</w:t>
+      </w:r>
+      <w:r>
+        <w:rPr>
+          <w:rFonts w:ascii="Cambria Math" w:cs="Cambria Math" w:eastAsia="Cambria Math" w:hAnsi="Cambria Math"/>
+          <w:color w:val="000000"/>
+          <w:sz w:val="21"/>
+          <w:szCs w:val="21"/>
+        </w:rPr>
+        <w:t xml:space="preserve">(3.5)</w:t>
       </w:r>
     </w:p>
     <w:p>
@@ -3490,6 +3659,42 @@
           <w:sz w:val="21"/>
           <w:szCs w:val="21"/>
         </w:rPr>
+        <w:t xml:space="preserve">两者相差 1.1σ，</w:t>
+      </w:r>
+      <w:r>
+        <w:rPr>
+          <w:rFonts w:ascii="SimSun" w:cs="SimSun" w:eastAsia="SimSun" w:hAnsi="SimSun"/>
+          <w:b/>
+          <w:bCs/>
+          <w:color w:val="000000"/>
+          <w:sz w:val="21"/>
+          <w:szCs w:val="21"/>
+        </w:rPr>
+        <w:t xml:space="preserve">在噪声之内完全相容</w:t>
+      </w:r>
+      <w:r>
+        <w:rPr>
+          <w:rFonts w:ascii="SimSun" w:cs="SimSun" w:eastAsia="SimSun" w:hAnsi="SimSun"/>
+          <w:color w:val="000000"/>
+          <w:sz w:val="21"/>
+          <w:szCs w:val="21"/>
+        </w:rPr>
+        <w:t xml:space="preserve">。独立测得的比值与独立推出的解析比值就此相互印证，说明抬升的幅度本身是真实的，而非窗口选择的产物。</w:t>
+      </w:r>
+    </w:p>
+    <w:p>
+      <w:pPr>
+        <w:spacing w:after="120" w:before="0" w:line="300"/>
+        <w:ind w:firstLine="0"/>
+        <w:jc w:val="both"/>
+      </w:pPr>
+      <w:r>
+        <w:rPr>
+          <w:rFonts w:ascii="SimSun" w:cs="SimSun" w:eastAsia="SimSun" w:hAnsi="SimSun"/>
+          <w:color w:val="000000"/>
+          <w:sz w:val="21"/>
+          <w:szCs w:val="21"/>
+        </w:rPr>
         <w:t xml:space="preserve">推论因此被干净地证伪。</w:t>
       </w:r>
       <w:r>
@@ -3508,7 +3713,7 @@
           <w:sz w:val="21"/>
           <w:szCs w:val="21"/>
         </w:rPr>
-        <w:t xml:space="preserve"> 处偏离水平线达 65σ，而 </w:t>
+        <w:t xml:space="preserve"> 处偏离水平线达 30σ，逐点递增也都显著（相邻两点之差最小为 4.5σ，全部同号）。</w:t>
       </w:r>
       <w:r>
         <w:rPr>

--- a/multiplex-hypergraph-sir/section3_cn.docx
+++ b/multiplex-hypergraph-sir/section3_cn.docx
@@ -32,7 +32,63 @@
           <w:sz w:val="21"/>
           <w:szCs w:val="21"/>
         </w:rPr>
-        <w:t xml:space="preserve">阈值公式 (2.7) 把结构压缩成两样东西：联合层度分布的二阶矩，以及各层的群体基数。压缩得越狠，可问的问题就越具体——哪些结构自由度真的移动阈值，哪些被压掉了。本节沿三条方向扫描前者（图 5、图 6），再用一条被压掉的自由度检验公式本身（图 7）。</w:t>
+        <w:t xml:space="preserve">阈值公式 (2.7) 把结构压缩成两样东西：联合层度分布的二阶矩，以及各层的群体基数。压缩得越狠，可问的问题就越具体——哪些结构自由度真的移动阈值，哪些被压掉了。本节先把阈值画成 </w:t>
+      </w:r>
+      <w:r>
+        <w:rPr>
+          <w:rFonts w:ascii="Cambria Math" w:cs="Cambria Math" w:eastAsia="Cambria Math" w:hAnsi="Cambria Math"/>
+          <w:color w:val="000000"/>
+          <w:sz w:val="21"/>
+          <w:szCs w:val="21"/>
+        </w:rPr>
+        <w:t xml:space="preserve">(λ</w:t>
+      </w:r>
+      <w:r>
+        <w:rPr>
+          <w:rFonts w:ascii="Cambria Math" w:cs="Cambria Math" w:eastAsia="Cambria Math" w:hAnsi="Cambria Math"/>
+          <w:color w:val="000000"/>
+          <w:sz w:val="21"/>
+          <w:szCs w:val="21"/>
+          <w:vertAlign w:val="subscript"/>
+        </w:rPr>
+        <w:t xml:space="preserve">1</w:t>
+      </w:r>
+      <w:r>
+        <w:rPr>
+          <w:rFonts w:ascii="Cambria Math" w:cs="Cambria Math" w:eastAsia="Cambria Math" w:hAnsi="Cambria Math"/>
+          <w:color w:val="000000"/>
+          <w:sz w:val="21"/>
+          <w:szCs w:val="21"/>
+        </w:rPr>
+        <w:t xml:space="preserve">,λ</w:t>
+      </w:r>
+      <w:r>
+        <w:rPr>
+          <w:rFonts w:ascii="Cambria Math" w:cs="Cambria Math" w:eastAsia="Cambria Math" w:hAnsi="Cambria Math"/>
+          <w:color w:val="000000"/>
+          <w:sz w:val="21"/>
+          <w:szCs w:val="21"/>
+          <w:vertAlign w:val="subscript"/>
+        </w:rPr>
+        <w:t xml:space="preserve">2</w:t>
+      </w:r>
+      <w:r>
+        <w:rPr>
+          <w:rFonts w:ascii="Cambria Math" w:cs="Cambria Math" w:eastAsia="Cambria Math" w:hAnsi="Cambria Math"/>
+          <w:color w:val="000000"/>
+          <w:sz w:val="21"/>
+          <w:szCs w:val="21"/>
+        </w:rPr>
+        <w:t xml:space="preserve">)</w:t>
+      </w:r>
+      <w:r>
+        <w:rPr>
+          <w:rFonts w:ascii="SimSun" w:cs="SimSun" w:eastAsia="SimSun" w:hAnsi="SimSun"/>
+          <w:color w:val="000000"/>
+          <w:sz w:val="21"/>
+          <w:szCs w:val="21"/>
+        </w:rPr>
+        <w:t xml:space="preserve"> 平面上的相图、揭示协同区（图 3），再沿两条结构方向扫描可见的自由度（图 4a、b），最后用一条公式看不见的自由度检验公式本身（图 4c、d）。</w:t>
       </w:r>
     </w:p>
     <w:p>
@@ -403,7 +459,7 @@
           <w:sz w:val="21"/>
           <w:szCs w:val="21"/>
         </w:rPr>
-        <w:t xml:space="preserve">楔内每一点都对应同一个局面：任一渠道单独存在都不足以引发爆发，两者并存却足够。图 5(a) 以 </w:t>
+        <w:t xml:space="preserve">楔内每一点都对应同一个局面：任一渠道单独存在都不足以引发爆发，两者并存却足够。图 3(a) 以 </w:t>
       </w:r>
       <w:r>
         <w:rPr>
@@ -439,7 +495,25 @@
           <w:sz w:val="21"/>
           <w:szCs w:val="21"/>
         </w:rPr>
-        <w:t xml:space="preserve"> 画出该楔形。单层各自的阈值为 </w:t>
+        <w:t xml:space="preserve"> 的谱半径热力图画出该楔形，白色等值线为 </w:t>
+      </w:r>
+      <w:r>
+        <w:rPr>
+          <w:rFonts w:ascii="Cambria Math" w:cs="Cambria Math" w:eastAsia="Cambria Math" w:hAnsi="Cambria Math"/>
+          <w:color w:val="000000"/>
+          <w:sz w:val="21"/>
+          <w:szCs w:val="21"/>
+        </w:rPr>
+        <w:t xml:space="preserve">ρ(N)</w:t>
+      </w:r>
+      <w:r>
+        <w:rPr>
+          <w:rFonts w:ascii="SimSun" w:cs="SimSun" w:eastAsia="SimSun" w:hAnsi="SimSun"/>
+          <w:color w:val="000000"/>
+          <w:sz w:val="21"/>
+          <w:szCs w:val="21"/>
+        </w:rPr>
+        <w:t xml:space="preserve"> 的等高线。单层各自的阈值为 </w:t>
       </w:r>
       <w:r>
         <w:rPr>
@@ -689,7 +763,7 @@
           <w:sz w:val="21"/>
           <w:szCs w:val="21"/>
         </w:rPr>
-        <w:t xml:space="preserve">楔形的宽窄由层间耦合决定。图 5(b) 取图 4 的 </w:t>
+        <w:t xml:space="preserve">楔形的宽窄由层间耦合决定。取 §2.4 的 </w:t>
       </w:r>
       <w:r>
         <w:rPr>
@@ -763,7 +837,82 @@
           <w:sz w:val="21"/>
           <w:szCs w:val="21"/>
         </w:rPr>
-        <w:t xml:space="preserve"> 由 −1 增到 +1 而整体下压，对称阈值由 0.106203 降到 0.092956，与图 4 的两个端点逐位相同。</w:t>
+        <w:t xml:space="preserve"> 由 −1 增到 +1 而整体内移（图 3c），对称阈值由 0.106203 降到 0.092956，与 §2.4 的两个端点逐位相同；图 3(d) 把这一移动画成 </w:t>
+      </w:r>
+      <w:r>
+        <w:rPr>
+          <w:rFonts w:ascii="Cambria Math" w:cs="Cambria Math" w:eastAsia="Cambria Math" w:hAnsi="Cambria Math"/>
+          <w:color w:val="000000"/>
+          <w:sz w:val="21"/>
+          <w:szCs w:val="21"/>
+        </w:rPr>
+        <w:t xml:space="preserve">Δλ</w:t>
+      </w:r>
+      <w:r>
+        <w:rPr>
+          <w:rFonts w:ascii="Cambria Math" w:cs="Cambria Math" w:eastAsia="Cambria Math" w:hAnsi="Cambria Math"/>
+          <w:color w:val="000000"/>
+          <w:sz w:val="21"/>
+          <w:szCs w:val="21"/>
+          <w:vertAlign w:val="subscript"/>
+        </w:rPr>
+        <w:t xml:space="preserve">2,c</w:t>
+      </w:r>
+      <w:r>
+        <w:rPr>
+          <w:rFonts w:ascii="Cambria Math" w:cs="Cambria Math" w:eastAsia="Cambria Math" w:hAnsi="Cambria Math"/>
+          <w:color w:val="000000"/>
+          <w:sz w:val="21"/>
+          <w:szCs w:val="21"/>
+        </w:rPr>
+        <w:t xml:space="preserve">(λ</w:t>
+      </w:r>
+      <w:r>
+        <w:rPr>
+          <w:rFonts w:ascii="Cambria Math" w:cs="Cambria Math" w:eastAsia="Cambria Math" w:hAnsi="Cambria Math"/>
+          <w:color w:val="000000"/>
+          <w:sz w:val="21"/>
+          <w:szCs w:val="21"/>
+          <w:vertAlign w:val="subscript"/>
+        </w:rPr>
+        <w:t xml:space="preserve">1</w:t>
+      </w:r>
+      <w:r>
+        <w:rPr>
+          <w:rFonts w:ascii="Cambria Math" w:cs="Cambria Math" w:eastAsia="Cambria Math" w:hAnsi="Cambria Math"/>
+          <w:color w:val="000000"/>
+          <w:sz w:val="21"/>
+          <w:szCs w:val="21"/>
+        </w:rPr>
+        <w:t xml:space="preserve">,ρ</w:t>
+      </w:r>
+      <w:r>
+        <w:rPr>
+          <w:rFonts w:ascii="Cambria Math" w:cs="Cambria Math" w:eastAsia="Cambria Math" w:hAnsi="Cambria Math"/>
+          <w:color w:val="000000"/>
+          <w:sz w:val="21"/>
+          <w:szCs w:val="21"/>
+          <w:vertAlign w:val="subscript"/>
+        </w:rPr>
+        <w:t xml:space="preserve">12</w:t>
+      </w:r>
+      <w:r>
+        <w:rPr>
+          <w:rFonts w:ascii="Cambria Math" w:cs="Cambria Math" w:eastAsia="Cambria Math" w:hAnsi="Cambria Math"/>
+          <w:color w:val="000000"/>
+          <w:sz w:val="21"/>
+          <w:szCs w:val="21"/>
+        </w:rPr>
+        <w:t xml:space="preserve">)</w:t>
+      </w:r>
+      <w:r>
+        <w:rPr>
+          <w:rFonts w:ascii="SimSun" w:cs="SimSun" w:eastAsia="SimSun" w:hAnsi="SimSun"/>
+          <w:color w:val="000000"/>
+          <w:sz w:val="21"/>
+          <w:szCs w:val="21"/>
+        </w:rPr>
+        <w:t xml:space="preserve"> 的完整曲面。</w:t>
       </w:r>
       <w:r>
         <w:rPr>
@@ -830,7 +979,63 @@
           <w:sz w:val="21"/>
           <w:szCs w:val="21"/>
         </w:rPr>
-        <w:t xml:space="preserve"> 给出，图 5 把它在整个平面上兑现。</w:t>
+        <w:t xml:space="preserve"> 给出，图 3 把它在整个平面上兑现。图 3(b) 另将 </w:t>
+      </w:r>
+      <w:r>
+        <w:rPr>
+          <w:rFonts w:ascii="Cambria Math" w:cs="Cambria Math" w:eastAsia="Cambria Math" w:hAnsi="Cambria Math"/>
+          <w:color w:val="000000"/>
+          <w:sz w:val="21"/>
+          <w:szCs w:val="21"/>
+        </w:rPr>
+        <w:t xml:space="preserve">λ</w:t>
+      </w:r>
+      <w:r>
+        <w:rPr>
+          <w:rFonts w:ascii="Cambria Math" w:cs="Cambria Math" w:eastAsia="Cambria Math" w:hAnsi="Cambria Math"/>
+          <w:color w:val="000000"/>
+          <w:sz w:val="21"/>
+          <w:szCs w:val="21"/>
+          <w:vertAlign w:val="subscript"/>
+        </w:rPr>
+        <w:t xml:space="preserve">c</w:t>
+      </w:r>
+      <w:r>
+        <w:rPr>
+          <w:rFonts w:ascii="Cambria Math" w:cs="Cambria Math" w:eastAsia="Cambria Math" w:hAnsi="Cambria Math"/>
+          <w:color w:val="000000"/>
+          <w:sz w:val="21"/>
+          <w:szCs w:val="21"/>
+        </w:rPr>
+        <w:t xml:space="preserve">(ρ</w:t>
+      </w:r>
+      <w:r>
+        <w:rPr>
+          <w:rFonts w:ascii="Cambria Math" w:cs="Cambria Math" w:eastAsia="Cambria Math" w:hAnsi="Cambria Math"/>
+          <w:color w:val="000000"/>
+          <w:sz w:val="21"/>
+          <w:szCs w:val="21"/>
+          <w:vertAlign w:val="subscript"/>
+        </w:rPr>
+        <w:t xml:space="preserve">12</w:t>
+      </w:r>
+      <w:r>
+        <w:rPr>
+          <w:rFonts w:ascii="Cambria Math" w:cs="Cambria Math" w:eastAsia="Cambria Math" w:hAnsi="Cambria Math"/>
+          <w:color w:val="000000"/>
+          <w:sz w:val="21"/>
+          <w:szCs w:val="21"/>
+        </w:rPr>
+        <w:t xml:space="preserve">)</w:t>
+      </w:r>
+      <w:r>
+        <w:rPr>
+          <w:rFonts w:ascii="SimSun" w:cs="SimSun" w:eastAsia="SimSun" w:hAnsi="SimSun"/>
+          <w:color w:val="000000"/>
+          <w:sz w:val="21"/>
+          <w:szCs w:val="21"/>
+        </w:rPr>
+        <w:t xml:space="preserve"> 的精确曲线与位形模型上的直接 Gillespie 仿真自助分布对照，六点一致至 1.9σ。</w:t>
       </w:r>
     </w:p>
     <w:p>
@@ -842,7 +1047,7 @@
       <w:r>
         <w:drawing>
           <wp:inline distT="0" distB="0" distL="0" distR="0">
-            <wp:extent cx="4953000" cy="2038350"/>
+            <wp:extent cx="4305300" cy="3619500"/>
             <wp:effectExtent t="0" r="0" b="0" l="0"/>
             <wp:docPr id="1" name="" descr="" title=""/>
             <wp:cNvGraphicFramePr>
@@ -867,7 +1072,7 @@
                   <pic:spPr bwMode="auto">
                     <a:xfrm>
                       <a:off x="0" y="0"/>
-                      <a:ext cx="4953000" cy="2038350"/>
+                      <a:ext cx="4305300" cy="3619500"/>
                     </a:xfrm>
                     <a:prstGeom prst="rect">
                       <a:avLst/>
@@ -895,16 +1100,16 @@
           <w:sz w:val="18"/>
           <w:szCs w:val="18"/>
         </w:rPr>
-        <w:t xml:space="preserve">图 5</w:t>
-      </w:r>
-      <w:r>
-        <w:rPr>
-          <w:rFonts w:ascii="SimSun" w:cs="SimSun" w:eastAsia="SimSun" w:hAnsi="SimSun"/>
-          <w:color w:val="000000"/>
-          <w:sz w:val="18"/>
-          <w:szCs w:val="18"/>
-        </w:rPr>
-        <w:t xml:space="preserve">　协同区相图。(a) </w:t>
+        <w:t xml:space="preserve">图 3</w:t>
+      </w:r>
+      <w:r>
+        <w:rPr>
+          <w:rFonts w:ascii="SimSun" w:cs="SimSun" w:eastAsia="SimSun" w:hAnsi="SimSun"/>
+          <w:color w:val="000000"/>
+          <w:sz w:val="18"/>
+          <w:szCs w:val="18"/>
+        </w:rPr>
+        <w:t xml:space="preserve">　爆发阈值的相图（核心结果）。(a) </w:t>
       </w:r>
       <w:r>
         <w:rPr>
@@ -940,7 +1145,25 @@
           <w:sz w:val="18"/>
           <w:szCs w:val="18"/>
         </w:rPr>
-        <w:t xml:space="preserve"> 下的 </w:t>
+        <w:t xml:space="preserve"> 下 </w:t>
+      </w:r>
+      <w:r>
+        <w:rPr>
+          <w:rFonts w:ascii="Cambria Math" w:cs="Cambria Math" w:eastAsia="Cambria Math" w:hAnsi="Cambria Math"/>
+          <w:color w:val="000000"/>
+          <w:sz w:val="18"/>
+          <w:szCs w:val="18"/>
+        </w:rPr>
+        <w:t xml:space="preserve">ρ(N)</w:t>
+      </w:r>
+      <w:r>
+        <w:rPr>
+          <w:rFonts w:ascii="SimSun" w:cs="SimSun" w:eastAsia="SimSun" w:hAnsi="SimSun"/>
+          <w:color w:val="000000"/>
+          <w:sz w:val="18"/>
+          <w:szCs w:val="18"/>
+        </w:rPr>
+        <w:t xml:space="preserve"> 在 </w:t>
       </w:r>
       <w:r>
         <w:rPr>
@@ -996,7 +1219,7 @@
           <w:sz w:val="18"/>
           <w:szCs w:val="18"/>
         </w:rPr>
-        <w:t xml:space="preserve"> 平面：蓝线为 </w:t>
+        <w:t xml:space="preserve"> 平面上的热力图（magma），白色细线为等值线、加粗白线为 </w:t>
       </w:r>
       <w:r>
         <w:rPr>
@@ -1014,7 +1237,7 @@
           <w:sz w:val="18"/>
           <w:szCs w:val="18"/>
         </w:rPr>
-        <w:t xml:space="preserve">，两条灰虚线为单层条件 </w:t>
+        <w:t xml:space="preserve"> 临界曲线，两条白虚线为单层条件 </w:t>
       </w:r>
       <w:r>
         <w:rPr>
@@ -1051,7 +1274,7 @@
           <w:sz w:val="18"/>
           <w:szCs w:val="18"/>
         </w:rPr>
-        <w:t xml:space="preserve">，橙色区域即 (3.1) 的楔形 </w:t>
+        <w:t xml:space="preserve">；临界曲线与两条单层线围出的区域即 (3.1) 的协同楔 </w:t>
       </w:r>
       <w:r>
         <w:rPr>
@@ -1069,7 +1292,7 @@
           <w:sz w:val="18"/>
           <w:szCs w:val="18"/>
         </w:rPr>
-        <w:t xml:space="preserve">——两层各自亚临界而合并后超临界；菱形为 §2.5 的解析锚点 </w:t>
+        <w:t xml:space="preserve">，空心圆为解析锚点 </w:t>
       </w:r>
       <w:r>
         <w:rPr>
@@ -1125,7 +1348,25 @@
           <w:sz w:val="18"/>
           <w:szCs w:val="18"/>
         </w:rPr>
-        <w:t xml:space="preserve">，空心圆为对称合并阈值 0.128162，细灰线为对角线。(b) 图 4 的 </w:t>
+        <w:t xml:space="preserve">（</w:t>
+      </w:r>
+      <w:r>
+        <w:rPr>
+          <w:rFonts w:ascii="Cambria Math" w:cs="Cambria Math" w:eastAsia="Cambria Math" w:hAnsi="Cambria Math"/>
+          <w:color w:val="000000"/>
+          <w:sz w:val="18"/>
+          <w:szCs w:val="18"/>
+        </w:rPr>
+        <w:t xml:space="preserve">ρ=1.0132</w:t>
+      </w:r>
+      <w:r>
+        <w:rPr>
+          <w:rFonts w:ascii="SimSun" w:cs="SimSun" w:eastAsia="SimSun" w:hAnsi="SimSun"/>
+          <w:color w:val="000000"/>
+          <w:sz w:val="18"/>
+          <w:szCs w:val="18"/>
+        </w:rPr>
+        <w:t xml:space="preserve">）。(b) 固定边缘的 </w:t>
       </w:r>
       <w:r>
         <w:rPr>
@@ -1143,7 +1384,7 @@
           <w:sz w:val="18"/>
           <w:szCs w:val="18"/>
         </w:rPr>
-        <w:t xml:space="preserve"> 族：边缘固定使两条单层线不动（</w:t>
+        <w:t xml:space="preserve"> 族：精确 </w:t>
       </w:r>
       <w:r>
         <w:rPr>
@@ -1170,27 +1411,64 @@
           <w:color w:val="000000"/>
           <w:sz w:val="18"/>
           <w:szCs w:val="18"/>
+        </w:rPr>
+        <w:t xml:space="preserve">(ρ</w:t>
+      </w:r>
+      <w:r>
+        <w:rPr>
+          <w:rFonts w:ascii="Cambria Math" w:cs="Cambria Math" w:eastAsia="Cambria Math" w:hAnsi="Cambria Math"/>
+          <w:color w:val="000000"/>
+          <w:sz w:val="18"/>
+          <w:szCs w:val="18"/>
+          <w:vertAlign w:val="subscript"/>
+        </w:rPr>
+        <w:t xml:space="preserve">12</w:t>
+      </w:r>
+      <w:r>
+        <w:rPr>
+          <w:rFonts w:ascii="Cambria Math" w:cs="Cambria Math" w:eastAsia="Cambria Math" w:hAnsi="Cambria Math"/>
+          <w:color w:val="000000"/>
+          <w:sz w:val="18"/>
+          <w:szCs w:val="18"/>
+        </w:rPr>
+        <w:t xml:space="preserve">)</w:t>
+      </w:r>
+      <w:r>
+        <w:rPr>
+          <w:rFonts w:ascii="SimSun" w:cs="SimSun" w:eastAsia="SimSun" w:hAnsi="SimSun"/>
+          <w:color w:val="000000"/>
+          <w:sz w:val="18"/>
+          <w:szCs w:val="18"/>
+        </w:rPr>
+        <w:t xml:space="preserve">（蓝线）与直接 Gillespie 仿真的自助箱线（</w:t>
+      </w:r>
+      <w:r>
+        <w:rPr>
+          <w:rFonts w:ascii="Cambria Math" w:cs="Cambria Math" w:eastAsia="Cambria Math" w:hAnsi="Cambria Math"/>
+          <w:color w:val="000000"/>
+          <w:sz w:val="18"/>
+          <w:szCs w:val="18"/>
+        </w:rPr>
+        <w:t xml:space="preserve">N=2×10</w:t>
+      </w:r>
+      <w:r>
+        <w:rPr>
+          <w:rFonts w:ascii="Cambria Math" w:cs="Cambria Math" w:eastAsia="Cambria Math" w:hAnsi="Cambria Math"/>
+          <w:color w:val="000000"/>
+          <w:sz w:val="18"/>
+          <w:szCs w:val="18"/>
           <w:vertAlign w:val="superscript"/>
         </w:rPr>
-        <w:t xml:space="preserve">(a)</w:t>
-      </w:r>
-      <w:r>
-        <w:rPr>
-          <w:rFonts w:ascii="Cambria Math" w:cs="Cambria Math" w:eastAsia="Cambria Math" w:hAnsi="Cambria Math"/>
-          <w:color w:val="000000"/>
-          <w:sz w:val="18"/>
-          <w:szCs w:val="18"/>
-        </w:rPr>
-        <w:t xml:space="preserve">=0.2493</w:t>
-      </w:r>
-      <w:r>
-        <w:rPr>
-          <w:rFonts w:ascii="SimSun" w:cs="SimSun" w:eastAsia="SimSun" w:hAnsi="SimSun"/>
-          <w:color w:val="000000"/>
-          <w:sz w:val="18"/>
-          <w:szCs w:val="18"/>
-        </w:rPr>
-        <w:t xml:space="preserve">），仅临界曲线随 </w:t>
+        <w:t xml:space="preserve">4</w:t>
+      </w:r>
+      <w:r>
+        <w:rPr>
+          <w:rFonts w:ascii="SimSun" w:cs="SimSun" w:eastAsia="SimSun" w:hAnsi="SimSun"/>
+          <w:color w:val="000000"/>
+          <w:sz w:val="18"/>
+          <w:szCs w:val="18"/>
+        </w:rPr>
+        <w:t xml:space="preserve">）。(c) 同族在 </w:t>
       </w:r>
       <w:r>
         <w:rPr>
@@ -1213,12 +1491,96 @@
       </w:r>
       <w:r>
         <w:rPr>
-          <w:rFonts w:ascii="SimSun" w:cs="SimSun" w:eastAsia="SimSun" w:hAnsi="SimSun"/>
-          <w:color w:val="000000"/>
-          <w:sz w:val="18"/>
-          <w:szCs w:val="18"/>
-        </w:rPr>
-        <w:t xml:space="preserve"> 移动，阴影为 </w:t>
+          <w:rFonts w:ascii="Cambria Math" w:cs="Cambria Math" w:eastAsia="Cambria Math" w:hAnsi="Cambria Math"/>
+          <w:color w:val="000000"/>
+          <w:sz w:val="18"/>
+          <w:szCs w:val="18"/>
+        </w:rPr>
+        <w:t xml:space="preserve">=−1,0,+1</w:t>
+      </w:r>
+      <w:r>
+        <w:rPr>
+          <w:rFonts w:ascii="SimSun" w:cs="SimSun" w:eastAsia="SimSun" w:hAnsi="SimSun"/>
+          <w:color w:val="000000"/>
+          <w:sz w:val="18"/>
+          <w:szCs w:val="18"/>
+        </w:rPr>
+        <w:t xml:space="preserve"> 的临界曲线：边缘钉死，仅曲线随相关内移。(d) </w:t>
+      </w:r>
+      <w:r>
+        <w:rPr>
+          <w:rFonts w:ascii="Cambria Math" w:cs="Cambria Math" w:eastAsia="Cambria Math" w:hAnsi="Cambria Math"/>
+          <w:color w:val="000000"/>
+          <w:sz w:val="18"/>
+          <w:szCs w:val="18"/>
+        </w:rPr>
+        <w:t xml:space="preserve">Δλ</w:t>
+      </w:r>
+      <w:r>
+        <w:rPr>
+          <w:rFonts w:ascii="Cambria Math" w:cs="Cambria Math" w:eastAsia="Cambria Math" w:hAnsi="Cambria Math"/>
+          <w:color w:val="000000"/>
+          <w:sz w:val="18"/>
+          <w:szCs w:val="18"/>
+          <w:vertAlign w:val="subscript"/>
+        </w:rPr>
+        <w:t xml:space="preserve">2,c</w:t>
+      </w:r>
+      <w:r>
+        <w:rPr>
+          <w:rFonts w:ascii="Cambria Math" w:cs="Cambria Math" w:eastAsia="Cambria Math" w:hAnsi="Cambria Math"/>
+          <w:color w:val="000000"/>
+          <w:sz w:val="18"/>
+          <w:szCs w:val="18"/>
+        </w:rPr>
+        <w:t xml:space="preserve">(λ</w:t>
+      </w:r>
+      <w:r>
+        <w:rPr>
+          <w:rFonts w:ascii="Cambria Math" w:cs="Cambria Math" w:eastAsia="Cambria Math" w:hAnsi="Cambria Math"/>
+          <w:color w:val="000000"/>
+          <w:sz w:val="18"/>
+          <w:szCs w:val="18"/>
+          <w:vertAlign w:val="subscript"/>
+        </w:rPr>
+        <w:t xml:space="preserve">1</w:t>
+      </w:r>
+      <w:r>
+        <w:rPr>
+          <w:rFonts w:ascii="Cambria Math" w:cs="Cambria Math" w:eastAsia="Cambria Math" w:hAnsi="Cambria Math"/>
+          <w:color w:val="000000"/>
+          <w:sz w:val="18"/>
+          <w:szCs w:val="18"/>
+        </w:rPr>
+        <w:t xml:space="preserve">,ρ</w:t>
+      </w:r>
+      <w:r>
+        <w:rPr>
+          <w:rFonts w:ascii="Cambria Math" w:cs="Cambria Math" w:eastAsia="Cambria Math" w:hAnsi="Cambria Math"/>
+          <w:color w:val="000000"/>
+          <w:sz w:val="18"/>
+          <w:szCs w:val="18"/>
+          <w:vertAlign w:val="subscript"/>
+        </w:rPr>
+        <w:t xml:space="preserve">12</w:t>
+      </w:r>
+      <w:r>
+        <w:rPr>
+          <w:rFonts w:ascii="Cambria Math" w:cs="Cambria Math" w:eastAsia="Cambria Math" w:hAnsi="Cambria Math"/>
+          <w:color w:val="000000"/>
+          <w:sz w:val="18"/>
+          <w:szCs w:val="18"/>
+        </w:rPr>
+        <w:t xml:space="preserve">)</w:t>
+      </w:r>
+      <w:r>
+        <w:rPr>
+          <w:rFonts w:ascii="SimSun" w:cs="SimSun" w:eastAsia="SimSun" w:hAnsi="SimSun"/>
+          <w:color w:val="000000"/>
+          <w:sz w:val="18"/>
+          <w:szCs w:val="18"/>
+        </w:rPr>
+        <w:t xml:space="preserve"> 相对 </w:t>
       </w:r>
       <w:r>
         <w:rPr>
@@ -1246,34 +1608,16 @@
           <w:sz w:val="18"/>
           <w:szCs w:val="18"/>
         </w:rPr>
-        <w:t xml:space="preserve">=−1</w:t>
-      </w:r>
-      <w:r>
-        <w:rPr>
-          <w:rFonts w:ascii="SimSun" w:cs="SimSun" w:eastAsia="SimSun" w:hAnsi="SimSun"/>
-          <w:color w:val="000000"/>
-          <w:sz w:val="18"/>
-          <w:szCs w:val="18"/>
-        </w:rPr>
-        <w:t xml:space="preserve"> 与 </w:t>
-      </w:r>
-      <w:r>
-        <w:rPr>
-          <w:rFonts w:ascii="Cambria Math" w:cs="Cambria Math" w:eastAsia="Cambria Math" w:hAnsi="Cambria Math"/>
-          <w:color w:val="000000"/>
-          <w:sz w:val="18"/>
-          <w:szCs w:val="18"/>
-        </w:rPr>
-        <w:t xml:space="preserve">+1</w:t>
-      </w:r>
-      <w:r>
-        <w:rPr>
-          <w:rFonts w:ascii="SimSun" w:cs="SimSun" w:eastAsia="SimSun" w:hAnsi="SimSun"/>
-          <w:color w:val="000000"/>
-          <w:sz w:val="18"/>
-          <w:szCs w:val="18"/>
-        </w:rPr>
-        <w:t xml:space="preserve"> 两条曲线之间的展宽。</w:t>
+        <w:t xml:space="preserve">=0</w:t>
+      </w:r>
+      <w:r>
+        <w:rPr>
+          <w:rFonts w:ascii="SimSun" w:cs="SimSun" w:eastAsia="SimSun" w:hAnsi="SimSun"/>
+          <w:color w:val="000000"/>
+          <w:sz w:val="18"/>
+          <w:szCs w:val="18"/>
+        </w:rPr>
+        <w:t xml:space="preserve"> 的移动量（发散色标）。</w:t>
       </w:r>
     </w:p>
     <w:p>
@@ -1441,7 +1785,7 @@
           <w:sz w:val="21"/>
           <w:szCs w:val="21"/>
         </w:rPr>
-        <w:t xml:space="preserve">，而跨层项恰是多重结构的全部收益所在。图 6(a) 以各构型自身最优纯配置为单位作归一：对称的 </w:t>
+        <w:t xml:space="preserve">，而跨层项恰是多重结构的全部收益所在。图 4(a) 以各构型自身最优纯配置为单位作归一：对称的 </w:t>
       </w:r>
       <w:r>
         <w:rPr>
@@ -1689,7 +2033,7 @@
           <w:sz w:val="21"/>
           <w:szCs w:val="21"/>
         </w:rPr>
-        <w:t xml:space="preserve">之前没有答案，而两种自然的固定方式给出相反的结论。固定每节点的群体数 </w:t>
+        <w:t xml:space="preserve">之前没有答案，而两种自然的固定方式给出相反的结论（图 4b 把两者叠在一张图上）。固定每节点的群体数 </w:t>
       </w:r>
       <w:r>
         <w:rPr>
@@ -1707,7 +2051,7 @@
           <w:sz w:val="21"/>
           <w:szCs w:val="21"/>
         </w:rPr>
-        <w:t xml:space="preserve">（图 6b），阈值从 </w:t>
+        <w:t xml:space="preserve">，阈值从 </w:t>
       </w:r>
       <w:r>
         <w:rPr>
@@ -1797,7 +2141,7 @@
           <w:sz w:val="21"/>
           <w:szCs w:val="21"/>
         </w:rPr>
-        <w:t xml:space="preserve">，即每节点可及的邻居数相同（图 6c），结论</w:t>
+        <w:t xml:space="preserve">，即每节点可及的邻居数相同，结论</w:t>
       </w:r>
       <w:r>
         <w:rPr>
@@ -2122,7 +2466,1561 @@
           <w:sz w:val="21"/>
           <w:szCs w:val="21"/>
         </w:rPr>
-        <w:t xml:space="preserve"> 时成立，一旦按可及邻居数作公平比较便告失效。</w:t>
+        <w:t xml:space="preserve"> 时成立，一旦按可及邻居数作公平比较便告失效（</w:t>
+      </w:r>
+      <w:r>
+        <w:rPr>
+          <w:rFonts w:ascii="Cambria Math" w:cs="Cambria Math" w:eastAsia="Cambria Math" w:hAnsi="Cambria Math"/>
+          <w:color w:val="000000"/>
+          <w:sz w:val="21"/>
+          <w:szCs w:val="21"/>
+        </w:rPr>
+        <w:t xml:space="preserve">k=1</w:t>
+      </w:r>
+      <w:r>
+        <w:rPr>
+          <w:rFonts w:ascii="SimSun" w:cs="SimSun" w:eastAsia="SimSun" w:hAnsi="SimSun"/>
+          <w:color w:val="000000"/>
+          <w:sz w:val="21"/>
+          <w:szCs w:val="21"/>
+        </w:rPr>
+        <w:t xml:space="preserve"> 时永不传播，未绘于图 4b）。</w:t>
+      </w:r>
+    </w:p>
+    <w:p>
+      <w:pPr>
+        <w:spacing w:after="120" w:before="250"/>
+        <w:ind w:firstLine="0"/>
+      </w:pPr>
+      <w:r>
+        <w:rPr>
+          <w:rFonts w:ascii="SimHei" w:cs="SimHei" w:eastAsia="SimHei" w:hAnsi="SimHei"/>
+          <w:b/>
+          <w:bCs/>
+          <w:color w:val="000000"/>
+          <w:sz w:val="22"/>
+          <w:szCs w:val="22"/>
+        </w:rPr>
+        <w:t xml:space="preserve">3.3. 层间重叠：一条可证伪的推论</w:t>
+      </w:r>
+    </w:p>
+    <w:p>
+      <w:pPr>
+        <w:spacing w:after="120" w:before="0" w:line="300"/>
+        <w:ind w:firstLine="0"/>
+        <w:jc w:val="both"/>
+      </w:pPr>
+      <w:r>
+        <w:rPr>
+          <w:rFonts w:ascii="SimSun" w:cs="SimSun" w:eastAsia="SimSun" w:hAnsi="SimSun"/>
+          <w:color w:val="000000"/>
+          <w:sz w:val="21"/>
+          <w:szCs w:val="21"/>
+        </w:rPr>
+        <w:t xml:space="preserve">以上三条扫描都在公式看得见的自由度上进行。更能说明理论边界的，是一条它</w:t>
+      </w:r>
+      <w:r>
+        <w:rPr>
+          <w:rFonts w:ascii="SimSun" w:cs="SimSun" w:eastAsia="SimSun" w:hAnsi="SimSun"/>
+          <w:i/>
+          <w:iCs/>
+          <w:color w:val="000000"/>
+          <w:sz w:val="21"/>
+          <w:szCs w:val="21"/>
+        </w:rPr>
+        <w:t xml:space="preserve">看不见</w:t>
+      </w:r>
+      <w:r>
+        <w:rPr>
+          <w:rFonts w:ascii="SimSun" w:cs="SimSun" w:eastAsia="SimSun" w:hAnsi="SimSun"/>
+          <w:color w:val="000000"/>
+          <w:sz w:val="21"/>
+          <w:szCs w:val="21"/>
+        </w:rPr>
+        <w:t xml:space="preserve">的自由度。(2.7) 只读取联合层度分布与群体基数，因此两个 </w:t>
+      </w:r>
+      <w:r>
+        <w:rPr>
+          <w:rFonts w:ascii="Cambria Math" w:cs="Cambria Math" w:eastAsia="Cambria Math" w:hAnsi="Cambria Math"/>
+          <w:color w:val="000000"/>
+          <w:sz w:val="21"/>
+          <w:szCs w:val="21"/>
+        </w:rPr>
+        <w:t xml:space="preserve">P(k)</w:t>
+      </w:r>
+      <w:r>
+        <w:rPr>
+          <w:rFonts w:ascii="SimSun" w:cs="SimSun" w:eastAsia="SimSun" w:hAnsi="SimSun"/>
+          <w:color w:val="000000"/>
+          <w:sz w:val="21"/>
+          <w:szCs w:val="21"/>
+        </w:rPr>
+        <w:t xml:space="preserve"> 与 </w:t>
+      </w:r>
+      <w:r>
+        <w:rPr>
+          <w:rFonts w:ascii="Cambria Math" w:cs="Cambria Math" w:eastAsia="Cambria Math" w:hAnsi="Cambria Math"/>
+          <w:color w:val="000000"/>
+          <w:sz w:val="21"/>
+          <w:szCs w:val="21"/>
+        </w:rPr>
+        <w:t xml:space="preserve">m</w:t>
+      </w:r>
+      <w:r>
+        <w:rPr>
+          <w:rFonts w:ascii="SimSun" w:cs="SimSun" w:eastAsia="SimSun" w:hAnsi="SimSun"/>
+          <w:color w:val="000000"/>
+          <w:sz w:val="21"/>
+          <w:szCs w:val="21"/>
+        </w:rPr>
+        <w:t xml:space="preserve"> 相同的多重超图必被赋予同一个 </w:t>
+      </w:r>
+      <w:r>
+        <w:rPr>
+          <w:rFonts w:ascii="Cambria Math" w:cs="Cambria Math" w:eastAsia="Cambria Math" w:hAnsi="Cambria Math"/>
+          <w:color w:val="000000"/>
+          <w:sz w:val="21"/>
+          <w:szCs w:val="21"/>
+        </w:rPr>
+        <w:t xml:space="preserve">λ</w:t>
+      </w:r>
+      <w:r>
+        <w:rPr>
+          <w:rFonts w:ascii="Cambria Math" w:cs="Cambria Math" w:eastAsia="Cambria Math" w:hAnsi="Cambria Math"/>
+          <w:color w:val="000000"/>
+          <w:sz w:val="21"/>
+          <w:szCs w:val="21"/>
+          <w:vertAlign w:val="subscript"/>
+        </w:rPr>
+        <w:t xml:space="preserve">c</w:t>
+      </w:r>
+      <w:r>
+        <w:rPr>
+          <w:rFonts w:ascii="SimSun" w:cs="SimSun" w:eastAsia="SimSun" w:hAnsi="SimSun"/>
+          <w:color w:val="000000"/>
+          <w:sz w:val="21"/>
+          <w:szCs w:val="21"/>
+        </w:rPr>
+        <w:t xml:space="preserve">，无论两层的群体在节点上如何相对摆放。定义层间重叠</w:t>
+      </w:r>
+    </w:p>
+    <w:p>
+      <w:pPr>
+        <w:tabs>
+          <w:tab w:val="center" w:pos="4500"/>
+          <w:tab w:val="right" w:pos="9000"/>
+        </w:tabs>
+        <w:spacing w:after="130" w:before="90" w:line="288"/>
+      </w:pPr>
+      <w:r>
+        <w:t xml:space="preserve">	</w:t>
+      </w:r>
+      <w:r>
+        <w:rPr>
+          <w:rFonts w:ascii="Cambria Math" w:cs="Cambria Math" w:eastAsia="Cambria Math" w:hAnsi="Cambria Math"/>
+          <w:color w:val="000000"/>
+          <w:sz w:val="21"/>
+          <w:szCs w:val="21"/>
+        </w:rPr>
+        <w:t xml:space="preserve">o=#{节点对{u,v}: 同处某层1群体 ∧ 同处某层2群体}/#{节点对{u,v}: 同处某层1群体}</w:t>
+      </w:r>
+      <w:r>
+        <w:t xml:space="preserve">	</w:t>
+      </w:r>
+      <w:r>
+        <w:rPr>
+          <w:rFonts w:ascii="Cambria Math" w:cs="Cambria Math" w:eastAsia="Cambria Math" w:hAnsi="Cambria Math"/>
+          <w:color w:val="000000"/>
+          <w:sz w:val="21"/>
+          <w:szCs w:val="21"/>
+        </w:rPr>
+        <w:t xml:space="preserve">(3.3)</w:t>
+      </w:r>
+    </w:p>
+    <w:p>
+      <w:pPr>
+        <w:spacing w:after="120" w:before="0" w:line="300"/>
+        <w:ind w:firstLine="420"/>
+        <w:jc w:val="both"/>
+      </w:pPr>
+      <w:r>
+        <w:rPr>
+          <w:rFonts w:ascii="SimSun" w:cs="SimSun" w:eastAsia="SimSun" w:hAnsi="SimSun"/>
+          <w:color w:val="000000"/>
+          <w:sz w:val="21"/>
+          <w:szCs w:val="21"/>
+        </w:rPr>
+        <w:t xml:space="preserve">一个被重复使用的节点对恰好闭合一条 4-循环，</w:t>
+      </w:r>
+      <w:r>
+        <w:rPr>
+          <w:rFonts w:ascii="SimSun" w:cs="SimSun" w:eastAsia="SimSun" w:hAnsi="SimSun"/>
+          <w:b/>
+          <w:bCs/>
+          <w:color w:val="000000"/>
+          <w:sz w:val="21"/>
+          <w:szCs w:val="21"/>
+        </w:rPr>
+        <w:t xml:space="preserve">正是局域树状假设所丢弃的东西</w:t>
+      </w:r>
+      <w:r>
+        <w:rPr>
+          <w:rFonts w:ascii="SimSun" w:cs="SimSun" w:eastAsia="SimSun" w:hAnsi="SimSun"/>
+          <w:color w:val="000000"/>
+          <w:sz w:val="21"/>
+          <w:szCs w:val="21"/>
+        </w:rPr>
+        <w:t xml:space="preserve">。于是得到一条可证伪的推论：固定 </w:t>
+      </w:r>
+      <w:r>
+        <w:rPr>
+          <w:rFonts w:ascii="Cambria Math" w:cs="Cambria Math" w:eastAsia="Cambria Math" w:hAnsi="Cambria Math"/>
+          <w:color w:val="000000"/>
+          <w:sz w:val="21"/>
+          <w:szCs w:val="21"/>
+        </w:rPr>
+        <w:t xml:space="preserve">P(k)</w:t>
+      </w:r>
+      <w:r>
+        <w:rPr>
+          <w:rFonts w:ascii="SimSun" w:cs="SimSun" w:eastAsia="SimSun" w:hAnsi="SimSun"/>
+          <w:color w:val="000000"/>
+          <w:sz w:val="21"/>
+          <w:szCs w:val="21"/>
+        </w:rPr>
+        <w:t xml:space="preserve">、</w:t>
+      </w:r>
+      <w:r>
+        <w:rPr>
+          <w:rFonts w:ascii="Cambria Math" w:cs="Cambria Math" w:eastAsia="Cambria Math" w:hAnsi="Cambria Math"/>
+          <w:color w:val="000000"/>
+          <w:sz w:val="21"/>
+          <w:szCs w:val="21"/>
+        </w:rPr>
+        <w:t xml:space="preserve">m</w:t>
+      </w:r>
+      <w:r>
+        <w:rPr>
+          <w:rFonts w:ascii="SimSun" w:cs="SimSun" w:eastAsia="SimSun" w:hAnsi="SimSun"/>
+          <w:color w:val="000000"/>
+          <w:sz w:val="21"/>
+          <w:szCs w:val="21"/>
+        </w:rPr>
+        <w:t xml:space="preserve"> 与 </w:t>
+      </w:r>
+      <w:r>
+        <w:rPr>
+          <w:rFonts w:ascii="Cambria Math" w:cs="Cambria Math" w:eastAsia="Cambria Math" w:hAnsi="Cambria Math"/>
+          <w:color w:val="000000"/>
+          <w:sz w:val="21"/>
+          <w:szCs w:val="21"/>
+        </w:rPr>
+        <w:t xml:space="preserve">θ</w:t>
+      </w:r>
+      <w:r>
+        <w:rPr>
+          <w:rFonts w:ascii="SimSun" w:cs="SimSun" w:eastAsia="SimSun" w:hAnsi="SimSun"/>
+          <w:color w:val="000000"/>
+          <w:sz w:val="21"/>
+          <w:szCs w:val="21"/>
+        </w:rPr>
+        <w:t xml:space="preserve">，只改 </w:t>
+      </w:r>
+      <w:r>
+        <w:rPr>
+          <w:rFonts w:ascii="Cambria Math" w:cs="Cambria Math" w:eastAsia="Cambria Math" w:hAnsi="Cambria Math"/>
+          <w:color w:val="000000"/>
+          <w:sz w:val="21"/>
+          <w:szCs w:val="21"/>
+        </w:rPr>
+        <w:t xml:space="preserve">o</w:t>
+      </w:r>
+      <w:r>
+        <w:rPr>
+          <w:rFonts w:ascii="SimSun" w:cs="SimSun" w:eastAsia="SimSun" w:hAnsi="SimSun"/>
+          <w:color w:val="000000"/>
+          <w:sz w:val="21"/>
+          <w:szCs w:val="21"/>
+        </w:rPr>
+        <w:t xml:space="preserve">，则 </w:t>
+      </w:r>
+      <w:r>
+        <w:rPr>
+          <w:rFonts w:ascii="Cambria Math" w:cs="Cambria Math" w:eastAsia="Cambria Math" w:hAnsi="Cambria Math"/>
+          <w:color w:val="000000"/>
+          <w:sz w:val="21"/>
+          <w:szCs w:val="21"/>
+        </w:rPr>
+        <w:t xml:space="preserve">λ</w:t>
+      </w:r>
+      <w:r>
+        <w:rPr>
+          <w:rFonts w:ascii="Cambria Math" w:cs="Cambria Math" w:eastAsia="Cambria Math" w:hAnsi="Cambria Math"/>
+          <w:color w:val="000000"/>
+          <w:sz w:val="21"/>
+          <w:szCs w:val="21"/>
+          <w:vertAlign w:val="subscript"/>
+        </w:rPr>
+        <w:t xml:space="preserve">c</w:t>
+      </w:r>
+      <w:r>
+        <w:rPr>
+          <w:rFonts w:ascii="SimSun" w:cs="SimSun" w:eastAsia="SimSun" w:hAnsi="SimSun"/>
+          <w:color w:val="000000"/>
+          <w:sz w:val="21"/>
+          <w:szCs w:val="21"/>
+        </w:rPr>
+        <w:t xml:space="preserve"> 必须不动。若测得阈值随 </w:t>
+      </w:r>
+      <w:r>
+        <w:rPr>
+          <w:rFonts w:ascii="Cambria Math" w:cs="Cambria Math" w:eastAsia="Cambria Math" w:hAnsi="Cambria Math"/>
+          <w:color w:val="000000"/>
+          <w:sz w:val="21"/>
+          <w:szCs w:val="21"/>
+        </w:rPr>
+        <w:t xml:space="preserve">o</w:t>
+      </w:r>
+      <w:r>
+        <w:rPr>
+          <w:rFonts w:ascii="SimSun" w:cs="SimSun" w:eastAsia="SimSun" w:hAnsi="SimSun"/>
+          <w:color w:val="000000"/>
+          <w:sz w:val="21"/>
+          <w:szCs w:val="21"/>
+        </w:rPr>
+        <w:t xml:space="preserve"> 移动，移动的幅度就是树状闭合失效的定量刻度。</w:t>
+      </w:r>
+    </w:p>
+    <w:p>
+      <w:pPr>
+        <w:spacing w:after="120" w:before="0" w:line="300"/>
+        <w:ind w:firstLine="420"/>
+        <w:jc w:val="both"/>
+      </w:pPr>
+      <w:r>
+        <w:rPr>
+          <w:rFonts w:ascii="SimSun" w:cs="SimSun" w:eastAsia="SimSun" w:hAnsi="SimSun"/>
+          <w:b/>
+          <w:bCs/>
+          <w:color w:val="000000"/>
+          <w:sz w:val="21"/>
+          <w:szCs w:val="21"/>
+        </w:rPr>
+        <w:t xml:space="preserve">构造。</w:t>
+      </w:r>
+      <w:r>
+        <w:rPr>
+          <w:rFonts w:ascii="SimSun" w:cs="SimSun" w:eastAsia="SimSun" w:hAnsi="SimSun"/>
+          <w:color w:val="000000"/>
+          <w:sz w:val="21"/>
+          <w:szCs w:val="21"/>
+        </w:rPr>
+        <w:t xml:space="preserve">取每节点层度 </w:t>
+      </w:r>
+      <w:r>
+        <w:rPr>
+          <w:rFonts w:ascii="Cambria Math" w:cs="Cambria Math" w:eastAsia="Cambria Math" w:hAnsi="Cambria Math"/>
+          <w:color w:val="000000"/>
+          <w:sz w:val="21"/>
+          <w:szCs w:val="21"/>
+        </w:rPr>
+        <w:t xml:space="preserve">(2,2)</w:t>
+      </w:r>
+      <w:r>
+        <w:rPr>
+          <w:rFonts w:ascii="SimSun" w:cs="SimSun" w:eastAsia="SimSun" w:hAnsi="SimSun"/>
+          <w:color w:val="000000"/>
+          <w:sz w:val="21"/>
+          <w:szCs w:val="21"/>
+        </w:rPr>
+        <w:t xml:space="preserve">、</w:t>
+      </w:r>
+      <w:r>
+        <w:rPr>
+          <w:rFonts w:ascii="Cambria Math" w:cs="Cambria Math" w:eastAsia="Cambria Math" w:hAnsi="Cambria Math"/>
+          <w:color w:val="000000"/>
+          <w:sz w:val="21"/>
+          <w:szCs w:val="21"/>
+        </w:rPr>
+        <w:t xml:space="preserve">m=(3,3)</w:t>
+      </w:r>
+      <w:r>
+        <w:rPr>
+          <w:rFonts w:ascii="SimSun" w:cs="SimSun" w:eastAsia="SimSun" w:hAnsi="SimSun"/>
+          <w:color w:val="000000"/>
+          <w:sz w:val="21"/>
+          <w:szCs w:val="21"/>
+        </w:rPr>
+        <w:t xml:space="preserve">。层 1 为位形模型；层 2 把层 1 中随机选出的一部分群体</w:t>
+      </w:r>
+      <w:r>
+        <w:rPr>
+          <w:rFonts w:ascii="SimSun" w:cs="SimSun" w:eastAsia="SimSun" w:hAnsi="SimSun"/>
+          <w:b/>
+          <w:bCs/>
+          <w:color w:val="000000"/>
+          <w:sz w:val="21"/>
+          <w:szCs w:val="21"/>
+        </w:rPr>
+        <w:t xml:space="preserve">逐字复制</w:t>
+      </w:r>
+      <w:r>
+        <w:rPr>
+          <w:rFonts w:ascii="SimSun" w:cs="SimSun" w:eastAsia="SimSun" w:hAnsi="SimSun"/>
+          <w:color w:val="000000"/>
+          <w:sz w:val="21"/>
+          <w:szCs w:val="21"/>
+        </w:rPr>
+        <w:t xml:space="preserve">，其余成员槽按残余度随机连线。由于每个节点的层 1 度恒为 2，被复制群体给它的度数不会超标，残余度非负，最终每个节点的层 2 度仍恰为 2。全族因而共享同一个 </w:t>
+      </w:r>
+      <w:r>
+        <w:rPr>
+          <w:rFonts w:ascii="Cambria Math" w:cs="Cambria Math" w:eastAsia="Cambria Math" w:hAnsi="Cambria Math"/>
+          <w:color w:val="000000"/>
+          <w:sz w:val="21"/>
+          <w:szCs w:val="21"/>
+        </w:rPr>
+        <w:t xml:space="preserve">P(k)</w:t>
+      </w:r>
+      <w:r>
+        <w:rPr>
+          <w:rFonts w:ascii="SimSun" w:cs="SimSun" w:eastAsia="SimSun" w:hAnsi="SimSun"/>
+          <w:color w:val="000000"/>
+          <w:sz w:val="21"/>
+          <w:szCs w:val="21"/>
+        </w:rPr>
+        <w:t xml:space="preserve"> 与同一个 </w:t>
+      </w:r>
+      <w:r>
+        <w:rPr>
+          <w:rFonts w:ascii="Cambria Math" w:cs="Cambria Math" w:eastAsia="Cambria Math" w:hAnsi="Cambria Math"/>
+          <w:color w:val="000000"/>
+          <w:sz w:val="21"/>
+          <w:szCs w:val="21"/>
+        </w:rPr>
+        <w:t xml:space="preserve">m</w:t>
+      </w:r>
+      <w:r>
+        <w:rPr>
+          <w:rFonts w:ascii="SimSun" w:cs="SimSun" w:eastAsia="SimSun" w:hAnsi="SimSun"/>
+          <w:color w:val="000000"/>
+          <w:sz w:val="21"/>
+          <w:szCs w:val="21"/>
+        </w:rPr>
+        <w:t xml:space="preserve">，</w:t>
+      </w:r>
+      <w:r>
+        <w:rPr>
+          <w:rFonts w:ascii="Cambria Math" w:cs="Cambria Math" w:eastAsia="Cambria Math" w:hAnsi="Cambria Math"/>
+          <w:color w:val="000000"/>
+          <w:sz w:val="21"/>
+          <w:szCs w:val="21"/>
+        </w:rPr>
+        <w:t xml:space="preserve">o</w:t>
+      </w:r>
+      <w:r>
+        <w:rPr>
+          <w:rFonts w:ascii="SimSun" w:cs="SimSun" w:eastAsia="SimSun" w:hAnsi="SimSun"/>
+          <w:color w:val="000000"/>
+          <w:sz w:val="21"/>
+          <w:szCs w:val="21"/>
+        </w:rPr>
+        <w:t xml:space="preserve"> 是唯一变动的量（脚本 overlap.py，度数与群体基数逐节点、逐群体核验无误）。</w:t>
+      </w:r>
+    </w:p>
+    <w:p>
+      <w:pPr>
+        <w:spacing w:after="120" w:before="0" w:line="300"/>
+        <w:ind w:firstLine="420"/>
+        <w:jc w:val="both"/>
+      </w:pPr>
+      <w:r>
+        <w:rPr>
+          <w:rFonts w:ascii="SimSun" w:cs="SimSun" w:eastAsia="SimSun" w:hAnsi="SimSun"/>
+          <w:b/>
+          <w:bCs/>
+          <w:color w:val="000000"/>
+          <w:sz w:val="21"/>
+          <w:szCs w:val="21"/>
+        </w:rPr>
+        <w:t xml:space="preserve">两条参照线。</w:t>
+      </w:r>
+      <w:r>
+        <w:rPr>
+          <w:rFonts w:ascii="SimSun" w:cs="SimSun" w:eastAsia="SimSun" w:hAnsi="SimSun"/>
+          <w:color w:val="000000"/>
+          <w:sz w:val="21"/>
+          <w:szCs w:val="21"/>
+        </w:rPr>
+        <w:t xml:space="preserve">理论给出与 </w:t>
+      </w:r>
+      <w:r>
+        <w:rPr>
+          <w:rFonts w:ascii="Cambria Math" w:cs="Cambria Math" w:eastAsia="Cambria Math" w:hAnsi="Cambria Math"/>
+          <w:color w:val="000000"/>
+          <w:sz w:val="21"/>
+          <w:szCs w:val="21"/>
+        </w:rPr>
+        <w:t xml:space="preserve">o</w:t>
+      </w:r>
+      <w:r>
+        <w:rPr>
+          <w:rFonts w:ascii="SimSun" w:cs="SimSun" w:eastAsia="SimSun" w:hAnsi="SimSun"/>
+          <w:color w:val="000000"/>
+          <w:sz w:val="21"/>
+          <w:szCs w:val="21"/>
+        </w:rPr>
+        <w:t xml:space="preserve"> 无关的水平线 </w:t>
+      </w:r>
+      <w:r>
+        <w:rPr>
+          <w:rFonts w:ascii="Cambria Math" w:cs="Cambria Math" w:eastAsia="Cambria Math" w:hAnsi="Cambria Math"/>
+          <w:color w:val="000000"/>
+          <w:sz w:val="21"/>
+          <w:szCs w:val="21"/>
+        </w:rPr>
+        <w:t xml:space="preserve">3C(3,λ</w:t>
+      </w:r>
+      <w:r>
+        <w:rPr>
+          <w:rFonts w:ascii="Cambria Math" w:cs="Cambria Math" w:eastAsia="Cambria Math" w:hAnsi="Cambria Math"/>
+          <w:color w:val="000000"/>
+          <w:sz w:val="21"/>
+          <w:szCs w:val="21"/>
+          <w:vertAlign w:val="subscript"/>
+        </w:rPr>
+        <w:t xml:space="preserve">c</w:t>
+      </w:r>
+      <w:r>
+        <w:rPr>
+          <w:rFonts w:ascii="Cambria Math" w:cs="Cambria Math" w:eastAsia="Cambria Math" w:hAnsi="Cambria Math"/>
+          <w:color w:val="000000"/>
+          <w:sz w:val="21"/>
+          <w:szCs w:val="21"/>
+        </w:rPr>
+        <w:t xml:space="preserve">)=1</w:t>
+      </w:r>
+      <w:r>
+        <w:rPr>
+          <w:rFonts w:ascii="SimSun" w:cs="SimSun" w:eastAsia="SimSun" w:hAnsi="SimSun"/>
+          <w:color w:val="000000"/>
+          <w:sz w:val="21"/>
+          <w:szCs w:val="21"/>
+        </w:rPr>
+        <w:t xml:space="preserve">，即 </w:t>
+      </w:r>
+      <w:r>
+        <w:rPr>
+          <w:rFonts w:ascii="Cambria Math" w:cs="Cambria Math" w:eastAsia="Cambria Math" w:hAnsi="Cambria Math"/>
+          <w:color w:val="000000"/>
+          <w:sz w:val="21"/>
+          <w:szCs w:val="21"/>
+        </w:rPr>
+        <w:t xml:space="preserve">λ</w:t>
+      </w:r>
+      <w:r>
+        <w:rPr>
+          <w:rFonts w:ascii="Cambria Math" w:cs="Cambria Math" w:eastAsia="Cambria Math" w:hAnsi="Cambria Math"/>
+          <w:color w:val="000000"/>
+          <w:sz w:val="21"/>
+          <w:szCs w:val="21"/>
+          <w:vertAlign w:val="subscript"/>
+        </w:rPr>
+        <w:t xml:space="preserve">c</w:t>
+      </w:r>
+      <w:r>
+        <w:rPr>
+          <w:rFonts w:ascii="Cambria Math" w:cs="Cambria Math" w:eastAsia="Cambria Math" w:hAnsi="Cambria Math"/>
+          <w:color w:val="000000"/>
+          <w:sz w:val="21"/>
+          <w:szCs w:val="21"/>
+        </w:rPr>
+        <w:t xml:space="preserve">=0.18614</w:t>
+      </w:r>
+      <w:r>
+        <w:rPr>
+          <w:rFonts w:ascii="SimSun" w:cs="SimSun" w:eastAsia="SimSun" w:hAnsi="SimSun"/>
+          <w:color w:val="000000"/>
+          <w:sz w:val="21"/>
+          <w:szCs w:val="21"/>
+        </w:rPr>
+        <w:t xml:space="preserve">。另一端 </w:t>
+      </w:r>
+      <w:r>
+        <w:rPr>
+          <w:rFonts w:ascii="Cambria Math" w:cs="Cambria Math" w:eastAsia="Cambria Math" w:hAnsi="Cambria Math"/>
+          <w:color w:val="000000"/>
+          <w:sz w:val="21"/>
+          <w:szCs w:val="21"/>
+        </w:rPr>
+        <w:t xml:space="preserve">o=1</w:t>
+      </w:r>
+      <w:r>
+        <w:rPr>
+          <w:rFonts w:ascii="SimSun" w:cs="SimSun" w:eastAsia="SimSun" w:hAnsi="SimSun"/>
+          <w:color w:val="000000"/>
+          <w:sz w:val="21"/>
+          <w:szCs w:val="21"/>
+        </w:rPr>
+        <w:t xml:space="preserve"> 可解析求出：层 2 成为层 1 的副本后，每个</w:t>
+      </w:r>
+      <w:r>
+        <w:rPr>
+          <w:rFonts w:ascii="SimSun" w:cs="SimSun" w:eastAsia="SimSun" w:hAnsi="SimSun"/>
+          <w:i/>
+          <w:iCs/>
+          <w:color w:val="000000"/>
+          <w:sz w:val="21"/>
+          <w:szCs w:val="21"/>
+        </w:rPr>
+        <w:t xml:space="preserve">物理</w:t>
+      </w:r>
+      <w:r>
+        <w:rPr>
+          <w:rFonts w:ascii="SimSun" w:cs="SimSun" w:eastAsia="SimSun" w:hAnsi="SimSun"/>
+          <w:color w:val="000000"/>
+          <w:sz w:val="21"/>
+          <w:szCs w:val="21"/>
+        </w:rPr>
+        <w:t xml:space="preserve">群体同时承载两层的传播、速率合为 </w:t>
+      </w:r>
+      <w:r>
+        <w:rPr>
+          <w:rFonts w:ascii="Cambria Math" w:cs="Cambria Math" w:eastAsia="Cambria Math" w:hAnsi="Cambria Math"/>
+          <w:color w:val="000000"/>
+          <w:sz w:val="21"/>
+          <w:szCs w:val="21"/>
+        </w:rPr>
+        <w:t xml:space="preserve">2λ</w:t>
+      </w:r>
+      <w:r>
+        <w:rPr>
+          <w:rFonts w:ascii="SimSun" w:cs="SimSun" w:eastAsia="SimSun" w:hAnsi="SimSun"/>
+          <w:color w:val="000000"/>
+          <w:sz w:val="21"/>
+          <w:szCs w:val="21"/>
+        </w:rPr>
+        <w:t xml:space="preserve">，而节点只剩 2 个物理群体、余度为 1，阈值条件退化为</w:t>
+      </w:r>
+    </w:p>
+    <w:p>
+      <w:pPr>
+        <w:tabs>
+          <w:tab w:val="center" w:pos="4500"/>
+          <w:tab w:val="right" w:pos="9000"/>
+        </w:tabs>
+        <w:spacing w:after="130" w:before="90" w:line="288"/>
+      </w:pPr>
+      <w:r>
+        <w:t xml:space="preserve">	</w:t>
+      </w:r>
+      <w:r>
+        <w:rPr>
+          <w:rFonts w:ascii="Cambria Math" w:cs="Cambria Math" w:eastAsia="Cambria Math" w:hAnsi="Cambria Math"/>
+          <w:color w:val="000000"/>
+          <w:sz w:val="21"/>
+          <w:szCs w:val="21"/>
+        </w:rPr>
+        <w:t xml:space="preserve">1·C(3,2λ</w:t>
+      </w:r>
+      <w:r>
+        <w:rPr>
+          <w:rFonts w:ascii="Cambria Math" w:cs="Cambria Math" w:eastAsia="Cambria Math" w:hAnsi="Cambria Math"/>
+          <w:color w:val="000000"/>
+          <w:sz w:val="21"/>
+          <w:szCs w:val="21"/>
+          <w:vertAlign w:val="subscript"/>
+        </w:rPr>
+        <w:t xml:space="preserve">c</w:t>
+      </w:r>
+      <w:r>
+        <w:rPr>
+          <w:rFonts w:ascii="Cambria Math" w:cs="Cambria Math" w:eastAsia="Cambria Math" w:hAnsi="Cambria Math"/>
+          <w:color w:val="000000"/>
+          <w:sz w:val="21"/>
+          <w:szCs w:val="21"/>
+        </w:rPr>
+        <w:t xml:space="preserve">)=1  ⟹  λ</w:t>
+      </w:r>
+      <w:r>
+        <w:rPr>
+          <w:rFonts w:ascii="Cambria Math" w:cs="Cambria Math" w:eastAsia="Cambria Math" w:hAnsi="Cambria Math"/>
+          <w:color w:val="000000"/>
+          <w:sz w:val="21"/>
+          <w:szCs w:val="21"/>
+          <w:vertAlign w:val="subscript"/>
+        </w:rPr>
+        <w:t xml:space="preserve">c</w:t>
+      </w:r>
+      <w:r>
+        <w:rPr>
+          <w:rFonts w:ascii="Cambria Math" w:cs="Cambria Math" w:eastAsia="Cambria Math" w:hAnsi="Cambria Math"/>
+          <w:color w:val="000000"/>
+          <w:sz w:val="21"/>
+          <w:szCs w:val="21"/>
+        </w:rPr>
+        <w:t xml:space="preserve">=0.40974</w:t>
+      </w:r>
+      <w:r>
+        <w:t xml:space="preserve">	</w:t>
+      </w:r>
+      <w:r>
+        <w:rPr>
+          <w:rFonts w:ascii="Cambria Math" w:cs="Cambria Math" w:eastAsia="Cambria Math" w:hAnsi="Cambria Math"/>
+          <w:color w:val="000000"/>
+          <w:sz w:val="21"/>
+          <w:szCs w:val="21"/>
+        </w:rPr>
+        <w:t xml:space="preserve">(3.4)</w:t>
+      </w:r>
+    </w:p>
+    <w:p>
+      <w:pPr>
+        <w:spacing w:after="120" w:before="0" w:line="300"/>
+        <w:ind w:firstLine="0"/>
+        <w:jc w:val="both"/>
+      </w:pPr>
+      <w:r>
+        <w:rPr>
+          <w:rFonts w:ascii="SimSun" w:cs="SimSun" w:eastAsia="SimSun" w:hAnsi="SimSun"/>
+          <w:color w:val="000000"/>
+          <w:sz w:val="21"/>
+          <w:szCs w:val="21"/>
+        </w:rPr>
+        <w:t xml:space="preserve">两条参照线相差 </w:t>
+      </w:r>
+      <w:r>
+        <w:rPr>
+          <w:rFonts w:ascii="Cambria Math" w:cs="Cambria Math" w:eastAsia="Cambria Math" w:hAnsi="Cambria Math"/>
+          <w:color w:val="000000"/>
+          <w:sz w:val="21"/>
+          <w:szCs w:val="21"/>
+        </w:rPr>
+        <w:t xml:space="preserve">120%</w:t>
+      </w:r>
+      <w:r>
+        <w:rPr>
+          <w:rFonts w:ascii="SimSun" w:cs="SimSun" w:eastAsia="SimSun" w:hAnsi="SimSun"/>
+          <w:color w:val="000000"/>
+          <w:sz w:val="21"/>
+          <w:szCs w:val="21"/>
+        </w:rPr>
+        <w:t xml:space="preserve">——若树状闭合在重叠下依然成立，测点应贴住下面那条；若重叠确实起作用，测点应从下面那条爬向上面那条。</w:t>
+      </w:r>
+    </w:p>
+    <w:p>
+      <w:pPr>
+        <w:spacing w:after="120" w:before="0" w:line="300"/>
+        <w:ind w:firstLine="420"/>
+        <w:jc w:val="both"/>
+      </w:pPr>
+      <w:r>
+        <w:rPr>
+          <w:rFonts w:ascii="SimSun" w:cs="SimSun" w:eastAsia="SimSun" w:hAnsi="SimSun"/>
+          <w:b/>
+          <w:bCs/>
+          <w:color w:val="000000"/>
+          <w:sz w:val="21"/>
+          <w:szCs w:val="21"/>
+        </w:rPr>
+        <w:t xml:space="preserve">结果。</w:t>
+      </w:r>
+      <w:r>
+        <w:rPr>
+          <w:rFonts w:ascii="SimSun" w:cs="SimSun" w:eastAsia="SimSun" w:hAnsi="SimSun"/>
+          <w:color w:val="000000"/>
+          <w:sz w:val="21"/>
+          <w:szCs w:val="21"/>
+        </w:rPr>
+        <w:t xml:space="preserve">在六个重叠水平上按 §2.2 的亚临界外推测定阈值（</w:t>
+      </w:r>
+      <w:r>
+        <w:rPr>
+          <w:rFonts w:ascii="Cambria Math" w:cs="Cambria Math" w:eastAsia="Cambria Math" w:hAnsi="Cambria Math"/>
+          <w:color w:val="000000"/>
+          <w:sz w:val="21"/>
+          <w:szCs w:val="21"/>
+        </w:rPr>
+        <w:t xml:space="preserve">N=2×10</w:t>
+      </w:r>
+      <w:r>
+        <w:rPr>
+          <w:rFonts w:ascii="Cambria Math" w:cs="Cambria Math" w:eastAsia="Cambria Math" w:hAnsi="Cambria Math"/>
+          <w:color w:val="000000"/>
+          <w:sz w:val="21"/>
+          <w:szCs w:val="21"/>
+          <w:vertAlign w:val="superscript"/>
+        </w:rPr>
+        <w:t xml:space="preserve">4</w:t>
+      </w:r>
+      <w:r>
+        <w:rPr>
+          <w:rFonts w:ascii="SimSun" w:cs="SimSun" w:eastAsia="SimSun" w:hAnsi="SimSun"/>
+          <w:color w:val="000000"/>
+          <w:sz w:val="21"/>
+          <w:szCs w:val="21"/>
+        </w:rPr>
+        <w:t xml:space="preserve">，窗口取 </w:t>
+      </w:r>
+      <w:r>
+        <w:rPr>
+          <w:rFonts w:ascii="Cambria Math" w:cs="Cambria Math" w:eastAsia="Cambria Math" w:hAnsi="Cambria Math"/>
+          <w:color w:val="000000"/>
+          <w:sz w:val="21"/>
+          <w:szCs w:val="21"/>
+        </w:rPr>
+        <w:t xml:space="preserve">[0.60,0.84]λ</w:t>
+      </w:r>
+      <w:r>
+        <w:rPr>
+          <w:rFonts w:ascii="Cambria Math" w:cs="Cambria Math" w:eastAsia="Cambria Math" w:hAnsi="Cambria Math"/>
+          <w:color w:val="000000"/>
+          <w:sz w:val="21"/>
+          <w:szCs w:val="21"/>
+          <w:vertAlign w:val="subscript"/>
+        </w:rPr>
+        <w:t xml:space="preserve">c</w:t>
+      </w:r>
+      <w:r>
+        <w:rPr>
+          <w:rFonts w:ascii="SimSun" w:cs="SimSun" w:eastAsia="SimSun" w:hAnsi="SimSun"/>
+          <w:color w:val="000000"/>
+          <w:sz w:val="21"/>
+          <w:szCs w:val="21"/>
+        </w:rPr>
+        <w:t xml:space="preserve"> 并三次重定心，六条拟合的残差均在 2.3σ 以内），所得 </w:t>
+      </w:r>
+      <w:r>
+        <w:rPr>
+          <w:rFonts w:ascii="Cambria Math" w:cs="Cambria Math" w:eastAsia="Cambria Math" w:hAnsi="Cambria Math"/>
+          <w:color w:val="000000"/>
+          <w:sz w:val="21"/>
+          <w:szCs w:val="21"/>
+        </w:rPr>
+        <w:t xml:space="preserve">λ</w:t>
+      </w:r>
+      <w:r>
+        <w:rPr>
+          <w:rFonts w:ascii="Cambria Math" w:cs="Cambria Math" w:eastAsia="Cambria Math" w:hAnsi="Cambria Math"/>
+          <w:color w:val="000000"/>
+          <w:sz w:val="21"/>
+          <w:szCs w:val="21"/>
+          <w:vertAlign w:val="subscript"/>
+        </w:rPr>
+        <w:t xml:space="preserve">c</w:t>
+      </w:r>
+      <w:r>
+        <w:rPr>
+          <w:rFonts w:ascii="SimSun" w:cs="SimSun" w:eastAsia="SimSun" w:hAnsi="SimSun"/>
+          <w:color w:val="000000"/>
+          <w:sz w:val="21"/>
+          <w:szCs w:val="21"/>
+        </w:rPr>
+        <w:t xml:space="preserve"> 由 </w:t>
+      </w:r>
+      <w:r>
+        <w:rPr>
+          <w:rFonts w:ascii="Cambria Math" w:cs="Cambria Math" w:eastAsia="Cambria Math" w:hAnsi="Cambria Math"/>
+          <w:color w:val="000000"/>
+          <w:sz w:val="21"/>
+          <w:szCs w:val="21"/>
+        </w:rPr>
+        <w:t xml:space="preserve">o=0</w:t>
+      </w:r>
+      <w:r>
+        <w:rPr>
+          <w:rFonts w:ascii="SimSun" w:cs="SimSun" w:eastAsia="SimSun" w:hAnsi="SimSun"/>
+          <w:color w:val="000000"/>
+          <w:sz w:val="21"/>
+          <w:szCs w:val="21"/>
+        </w:rPr>
+        <w:t xml:space="preserve"> 的 0.18065 单调升到 </w:t>
+      </w:r>
+      <w:r>
+        <w:rPr>
+          <w:rFonts w:ascii="Cambria Math" w:cs="Cambria Math" w:eastAsia="Cambria Math" w:hAnsi="Cambria Math"/>
+          <w:color w:val="000000"/>
+          <w:sz w:val="21"/>
+          <w:szCs w:val="21"/>
+        </w:rPr>
+        <w:t xml:space="preserve">o=1</w:t>
+      </w:r>
+      <w:r>
+        <w:rPr>
+          <w:rFonts w:ascii="SimSun" w:cs="SimSun" w:eastAsia="SimSun" w:hAnsi="SimSun"/>
+          <w:color w:val="000000"/>
+          <w:sz w:val="21"/>
+          <w:szCs w:val="21"/>
+        </w:rPr>
+        <w:t xml:space="preserve"> 的 0.38809，</w:t>
+      </w:r>
+      <w:r>
+        <w:rPr>
+          <w:rFonts w:ascii="SimSun" w:cs="SimSun" w:eastAsia="SimSun" w:hAnsi="SimSun"/>
+          <w:b/>
+          <w:bCs/>
+          <w:color w:val="000000"/>
+          <w:sz w:val="21"/>
+          <w:szCs w:val="21"/>
+        </w:rPr>
+        <w:t xml:space="preserve">整整高出 115%</w:t>
+      </w:r>
+      <w:r>
+        <w:rPr>
+          <w:rFonts w:ascii="SimSun" w:cs="SimSun" w:eastAsia="SimSun" w:hAnsi="SimSun"/>
+          <w:color w:val="000000"/>
+          <w:sz w:val="21"/>
+          <w:szCs w:val="21"/>
+        </w:rPr>
+        <w:t xml:space="preserve">，而理论预言的是一条水平线。上升并非匀速：小重叠下抬升平缓，逼近 </w:t>
+      </w:r>
+      <w:r>
+        <w:rPr>
+          <w:rFonts w:ascii="Cambria Math" w:cs="Cambria Math" w:eastAsia="Cambria Math" w:hAnsi="Cambria Math"/>
+          <w:color w:val="000000"/>
+          <w:sz w:val="21"/>
+          <w:szCs w:val="21"/>
+        </w:rPr>
+        <w:t xml:space="preserve">o=1</w:t>
+      </w:r>
+      <w:r>
+        <w:rPr>
+          <w:rFonts w:ascii="SimSun" w:cs="SimSun" w:eastAsia="SimSun" w:hAnsi="SimSun"/>
+          <w:color w:val="000000"/>
+          <w:sz w:val="21"/>
+          <w:szCs w:val="21"/>
+        </w:rPr>
+        <w:t xml:space="preserve"> 时急剧加速。</w:t>
+      </w:r>
+    </w:p>
+    <w:p>
+      <w:pPr>
+        <w:spacing w:after="120" w:before="0" w:line="300"/>
+        <w:ind w:firstLine="420"/>
+        <w:jc w:val="both"/>
+      </w:pPr>
+      <w:r>
+        <w:rPr>
+          <w:rFonts w:ascii="SimSun" w:cs="SimSun" w:eastAsia="SimSun" w:hAnsi="SimSun"/>
+          <w:b/>
+          <w:bCs/>
+          <w:color w:val="000000"/>
+          <w:sz w:val="21"/>
+          <w:szCs w:val="21"/>
+        </w:rPr>
+        <w:t xml:space="preserve">误差的标定。</w:t>
+      </w:r>
+      <w:r>
+        <w:rPr>
+          <w:rFonts w:ascii="SimSun" w:cs="SimSun" w:eastAsia="SimSun" w:hAnsi="SimSun"/>
+          <w:color w:val="000000"/>
+          <w:sz w:val="21"/>
+          <w:szCs w:val="21"/>
+        </w:rPr>
+        <w:t xml:space="preserve">截距的标准误由 delta 方法给出，其前提是线性律在整个窗口内严格成立。凡残余曲率未被消尽之处，</w:t>
+      </w:r>
+      <w:r>
+        <w:rPr>
+          <w:rFonts w:ascii="Cambria Math" w:cs="Cambria Math" w:eastAsia="Cambria Math" w:hAnsi="Cambria Math"/>
+          <w:color w:val="000000"/>
+          <w:sz w:val="21"/>
+          <w:szCs w:val="21"/>
+        </w:rPr>
+        <w:t xml:space="preserve">χ</w:t>
+      </w:r>
+      <w:r>
+        <w:rPr>
+          <w:rFonts w:ascii="Cambria Math" w:cs="Cambria Math" w:eastAsia="Cambria Math" w:hAnsi="Cambria Math"/>
+          <w:color w:val="000000"/>
+          <w:sz w:val="21"/>
+          <w:szCs w:val="21"/>
+          <w:vertAlign w:val="superscript"/>
+        </w:rPr>
+        <w:t xml:space="preserve">2</w:t>
+      </w:r>
+      <w:r>
+        <w:rPr>
+          <w:rFonts w:ascii="Cambria Math" w:cs="Cambria Math" w:eastAsia="Cambria Math" w:hAnsi="Cambria Math"/>
+          <w:color w:val="000000"/>
+          <w:sz w:val="21"/>
+          <w:szCs w:val="21"/>
+        </w:rPr>
+        <w:t xml:space="preserve">/dof</w:t>
+      </w:r>
+      <w:r>
+        <w:rPr>
+          <w:rFonts w:ascii="SimSun" w:cs="SimSun" w:eastAsia="SimSun" w:hAnsi="SimSun"/>
+          <w:color w:val="000000"/>
+          <w:sz w:val="21"/>
+          <w:szCs w:val="21"/>
+        </w:rPr>
+        <w:t xml:space="preserve"> 便大于 1，该标准误偏乐观，按惯例应以 </w:t>
+      </w:r>
+      <w:r>
+        <w:rPr>
+          <w:rFonts w:ascii="Cambria Math" w:cs="Cambria Math" w:eastAsia="Cambria Math" w:hAnsi="Cambria Math"/>
+          <w:color w:val="000000"/>
+          <w:sz w:val="21"/>
+          <w:szCs w:val="21"/>
+        </w:rPr>
+        <w:t xml:space="preserve">√(χ</w:t>
+      </w:r>
+      <w:r>
+        <w:rPr>
+          <w:rFonts w:ascii="Cambria Math" w:cs="Cambria Math" w:eastAsia="Cambria Math" w:hAnsi="Cambria Math"/>
+          <w:color w:val="000000"/>
+          <w:sz w:val="21"/>
+          <w:szCs w:val="21"/>
+          <w:vertAlign w:val="superscript"/>
+        </w:rPr>
+        <w:t xml:space="preserve">2</w:t>
+      </w:r>
+      <w:r>
+        <w:rPr>
+          <w:rFonts w:ascii="Cambria Math" w:cs="Cambria Math" w:eastAsia="Cambria Math" w:hAnsi="Cambria Math"/>
+          <w:color w:val="000000"/>
+          <w:sz w:val="21"/>
+          <w:szCs w:val="21"/>
+        </w:rPr>
+        <w:t xml:space="preserve">/dof)</w:t>
+      </w:r>
+      <w:r>
+        <w:rPr>
+          <w:rFonts w:ascii="SimSun" w:cs="SimSun" w:eastAsia="SimSun" w:hAnsi="SimSun"/>
+          <w:color w:val="000000"/>
+          <w:sz w:val="21"/>
+          <w:szCs w:val="21"/>
+        </w:rPr>
+        <w:t xml:space="preserve"> 放大。六条拟合中四条的 </w:t>
+      </w:r>
+      <w:r>
+        <w:rPr>
+          <w:rFonts w:ascii="Cambria Math" w:cs="Cambria Math" w:eastAsia="Cambria Math" w:hAnsi="Cambria Math"/>
+          <w:color w:val="000000"/>
+          <w:sz w:val="21"/>
+          <w:szCs w:val="21"/>
+        </w:rPr>
+        <w:t xml:space="preserve">χ</w:t>
+      </w:r>
+      <w:r>
+        <w:rPr>
+          <w:rFonts w:ascii="Cambria Math" w:cs="Cambria Math" w:eastAsia="Cambria Math" w:hAnsi="Cambria Math"/>
+          <w:color w:val="000000"/>
+          <w:sz w:val="21"/>
+          <w:szCs w:val="21"/>
+          <w:vertAlign w:val="superscript"/>
+        </w:rPr>
+        <w:t xml:space="preserve">2</w:t>
+      </w:r>
+      <w:r>
+        <w:rPr>
+          <w:rFonts w:ascii="Cambria Math" w:cs="Cambria Math" w:eastAsia="Cambria Math" w:hAnsi="Cambria Math"/>
+          <w:color w:val="000000"/>
+          <w:sz w:val="21"/>
+          <w:szCs w:val="21"/>
+        </w:rPr>
+        <w:t xml:space="preserve">/dof</w:t>
+      </w:r>
+      <w:r>
+        <w:rPr>
+          <w:rFonts w:ascii="SimSun" w:cs="SimSun" w:eastAsia="SimSun" w:hAnsi="SimSun"/>
+          <w:color w:val="000000"/>
+          <w:sz w:val="21"/>
+          <w:szCs w:val="21"/>
+        </w:rPr>
+        <w:t xml:space="preserve"> 在 1 附近而无需放大，</w:t>
+      </w:r>
+      <w:r>
+        <w:rPr>
+          <w:rFonts w:ascii="Cambria Math" w:cs="Cambria Math" w:eastAsia="Cambria Math" w:hAnsi="Cambria Math"/>
+          <w:color w:val="000000"/>
+          <w:sz w:val="21"/>
+          <w:szCs w:val="21"/>
+        </w:rPr>
+        <w:t xml:space="preserve">o=1</w:t>
+      </w:r>
+      <w:r>
+        <w:rPr>
+          <w:rFonts w:ascii="SimSun" w:cs="SimSun" w:eastAsia="SimSun" w:hAnsi="SimSun"/>
+          <w:color w:val="000000"/>
+          <w:sz w:val="21"/>
+          <w:szCs w:val="21"/>
+        </w:rPr>
+        <w:t xml:space="preserve"> 一条为 4.7（放大 2.2 倍）——它的窗口跨越最宽的绝对 </w:t>
+      </w:r>
+      <w:r>
+        <w:rPr>
+          <w:rFonts w:ascii="Cambria Math" w:cs="Cambria Math" w:eastAsia="Cambria Math" w:hAnsi="Cambria Math"/>
+          <w:color w:val="000000"/>
+          <w:sz w:val="21"/>
+          <w:szCs w:val="21"/>
+        </w:rPr>
+        <w:t xml:space="preserve">λ</w:t>
+      </w:r>
+      <w:r>
+        <w:rPr>
+          <w:rFonts w:ascii="SimSun" w:cs="SimSun" w:eastAsia="SimSun" w:hAnsi="SimSun"/>
+          <w:color w:val="000000"/>
+          <w:sz w:val="21"/>
+          <w:szCs w:val="21"/>
+        </w:rPr>
+        <w:t xml:space="preserve"> 区间，保留的曲率也最多。以下所有显著性均取放大后的误差。</w:t>
+      </w:r>
+    </w:p>
+    <w:p>
+      <w:pPr>
+        <w:spacing w:after="120" w:before="0" w:line="300"/>
+        <w:ind w:firstLine="420"/>
+        <w:jc w:val="both"/>
+      </w:pPr>
+      <w:r>
+        <w:rPr>
+          <w:rFonts w:ascii="SimSun" w:cs="SimSun" w:eastAsia="SimSun" w:hAnsi="SimSun"/>
+          <w:b/>
+          <w:bCs/>
+          <w:color w:val="000000"/>
+          <w:sz w:val="21"/>
+          <w:szCs w:val="21"/>
+        </w:rPr>
+        <w:t xml:space="preserve">偏置与稳健量。</w:t>
+      </w:r>
+      <w:r>
+        <w:rPr>
+          <w:rFonts w:ascii="SimSun" w:cs="SimSun" w:eastAsia="SimSun" w:hAnsi="SimSun"/>
+          <w:color w:val="000000"/>
+          <w:sz w:val="21"/>
+          <w:szCs w:val="21"/>
+        </w:rPr>
+        <w:t xml:space="preserve">测量本身的系统偏置须予说明。</w:t>
+      </w:r>
+      <w:r>
+        <w:rPr>
+          <w:rFonts w:ascii="Cambria Math" w:cs="Cambria Math" w:eastAsia="Cambria Math" w:hAnsi="Cambria Math"/>
+          <w:color w:val="000000"/>
+          <w:sz w:val="21"/>
+          <w:szCs w:val="21"/>
+        </w:rPr>
+        <w:t xml:space="preserve">o=0</w:t>
+      </w:r>
+      <w:r>
+        <w:rPr>
+          <w:rFonts w:ascii="SimSun" w:cs="SimSun" w:eastAsia="SimSun" w:hAnsi="SimSun"/>
+          <w:color w:val="000000"/>
+          <w:sz w:val="21"/>
+          <w:szCs w:val="21"/>
+        </w:rPr>
+        <w:t xml:space="preserve"> 的控制点为 0.18065，比理论值低 2.9%（−2.3σ）。为把窗口退到安全区间，本节的拟合区比 §2.3 更远离阈值，线性律的有限窗口曲率因而更强；</w:t>
+      </w:r>
+      <w:r>
+        <w:rPr>
+          <w:rFonts w:ascii="Cambria Math" w:cs="Cambria Math" w:eastAsia="Cambria Math" w:hAnsi="Cambria Math"/>
+          <w:color w:val="000000"/>
+          <w:sz w:val="21"/>
+          <w:szCs w:val="21"/>
+        </w:rPr>
+        <w:t xml:space="preserve">o=1</w:t>
+      </w:r>
+      <w:r>
+        <w:rPr>
+          <w:rFonts w:ascii="SimSun" w:cs="SimSun" w:eastAsia="SimSun" w:hAnsi="SimSun"/>
+          <w:color w:val="000000"/>
+          <w:sz w:val="21"/>
+          <w:szCs w:val="21"/>
+        </w:rPr>
+        <w:t xml:space="preserve"> 端相对 (3.4) 同样偏低 5.3%。两端偏置</w:t>
+      </w:r>
+      <w:r>
+        <w:rPr>
+          <w:rFonts w:ascii="SimSun" w:cs="SimSun" w:eastAsia="SimSun" w:hAnsi="SimSun"/>
+          <w:b/>
+          <w:bCs/>
+          <w:color w:val="000000"/>
+          <w:sz w:val="21"/>
+          <w:szCs w:val="21"/>
+        </w:rPr>
+        <w:t xml:space="preserve">同号同量级</w:t>
+      </w:r>
+      <w:r>
+        <w:rPr>
+          <w:rFonts w:ascii="SimSun" w:cs="SimSun" w:eastAsia="SimSun" w:hAnsi="SimSun"/>
+          <w:color w:val="000000"/>
+          <w:sz w:val="21"/>
+          <w:szCs w:val="21"/>
+        </w:rPr>
+        <w:t xml:space="preserve">，故稳健的量不是绝对阈值而是</w:t>
+      </w:r>
+      <w:r>
+        <w:rPr>
+          <w:rFonts w:ascii="SimSun" w:cs="SimSun" w:eastAsia="SimSun" w:hAnsi="SimSun"/>
+          <w:b/>
+          <w:bCs/>
+          <w:color w:val="000000"/>
+          <w:sz w:val="21"/>
+          <w:szCs w:val="21"/>
+        </w:rPr>
+        <w:t xml:space="preserve">比值</w:t>
+      </w:r>
+      <w:r>
+        <w:rPr>
+          <w:rFonts w:ascii="SimSun" w:cs="SimSun" w:eastAsia="SimSun" w:hAnsi="SimSun"/>
+          <w:color w:val="000000"/>
+          <w:sz w:val="21"/>
+          <w:szCs w:val="21"/>
+        </w:rPr>
+        <w:t xml:space="preserve">：实测</w:t>
+      </w:r>
+    </w:p>
+    <w:p>
+      <w:pPr>
+        <w:tabs>
+          <w:tab w:val="center" w:pos="4500"/>
+          <w:tab w:val="right" w:pos="9000"/>
+        </w:tabs>
+        <w:spacing w:after="130" w:before="90" w:line="288"/>
+      </w:pPr>
+      <w:r>
+        <w:t xml:space="preserve">	</w:t>
+      </w:r>
+      <w:r>
+        <w:rPr>
+          <w:rFonts w:ascii="Cambria Math" w:cs="Cambria Math" w:eastAsia="Cambria Math" w:hAnsi="Cambria Math"/>
+          <w:color w:val="000000"/>
+          <w:sz w:val="21"/>
+          <w:szCs w:val="21"/>
+        </w:rPr>
+        <w:t xml:space="preserve">λ</w:t>
+      </w:r>
+      <w:r>
+        <w:rPr>
+          <w:rFonts w:ascii="Cambria Math" w:cs="Cambria Math" w:eastAsia="Cambria Math" w:hAnsi="Cambria Math"/>
+          <w:color w:val="000000"/>
+          <w:sz w:val="21"/>
+          <w:szCs w:val="21"/>
+          <w:vertAlign w:val="subscript"/>
+        </w:rPr>
+        <w:t xml:space="preserve">c</w:t>
+      </w:r>
+      <w:r>
+        <w:rPr>
+          <w:rFonts w:ascii="Cambria Math" w:cs="Cambria Math" w:eastAsia="Cambria Math" w:hAnsi="Cambria Math"/>
+          <w:color w:val="000000"/>
+          <w:sz w:val="21"/>
+          <w:szCs w:val="21"/>
+        </w:rPr>
+        <w:t xml:space="preserve">(1)/λ</w:t>
+      </w:r>
+      <w:r>
+        <w:rPr>
+          <w:rFonts w:ascii="Cambria Math" w:cs="Cambria Math" w:eastAsia="Cambria Math" w:hAnsi="Cambria Math"/>
+          <w:color w:val="000000"/>
+          <w:sz w:val="21"/>
+          <w:szCs w:val="21"/>
+          <w:vertAlign w:val="subscript"/>
+        </w:rPr>
+        <w:t xml:space="preserve">c</w:t>
+      </w:r>
+      <w:r>
+        <w:rPr>
+          <w:rFonts w:ascii="Cambria Math" w:cs="Cambria Math" w:eastAsia="Cambria Math" w:hAnsi="Cambria Math"/>
+          <w:color w:val="000000"/>
+          <w:sz w:val="21"/>
+          <w:szCs w:val="21"/>
+        </w:rPr>
+        <w:t xml:space="preserve">(0)=2.148±0.047，  解析值 2.201</w:t>
+      </w:r>
+      <w:r>
+        <w:t xml:space="preserve">	</w:t>
+      </w:r>
+      <w:r>
+        <w:rPr>
+          <w:rFonts w:ascii="Cambria Math" w:cs="Cambria Math" w:eastAsia="Cambria Math" w:hAnsi="Cambria Math"/>
+          <w:color w:val="000000"/>
+          <w:sz w:val="21"/>
+          <w:szCs w:val="21"/>
+        </w:rPr>
+        <w:t xml:space="preserve">(3.5)</w:t>
+      </w:r>
+    </w:p>
+    <w:p>
+      <w:pPr>
+        <w:spacing w:after="120" w:before="0" w:line="300"/>
+        <w:ind w:firstLine="0"/>
+        <w:jc w:val="both"/>
+      </w:pPr>
+      <w:r>
+        <w:rPr>
+          <w:rFonts w:ascii="SimSun" w:cs="SimSun" w:eastAsia="SimSun" w:hAnsi="SimSun"/>
+          <w:color w:val="000000"/>
+          <w:sz w:val="21"/>
+          <w:szCs w:val="21"/>
+        </w:rPr>
+        <w:t xml:space="preserve">两者相差 1.1σ，</w:t>
+      </w:r>
+      <w:r>
+        <w:rPr>
+          <w:rFonts w:ascii="SimSun" w:cs="SimSun" w:eastAsia="SimSun" w:hAnsi="SimSun"/>
+          <w:b/>
+          <w:bCs/>
+          <w:color w:val="000000"/>
+          <w:sz w:val="21"/>
+          <w:szCs w:val="21"/>
+        </w:rPr>
+        <w:t xml:space="preserve">在噪声之内完全相容</w:t>
+      </w:r>
+      <w:r>
+        <w:rPr>
+          <w:rFonts w:ascii="SimSun" w:cs="SimSun" w:eastAsia="SimSun" w:hAnsi="SimSun"/>
+          <w:color w:val="000000"/>
+          <w:sz w:val="21"/>
+          <w:szCs w:val="21"/>
+        </w:rPr>
+        <w:t xml:space="preserve">。独立测得的比值与独立推出的解析比值就此相互印证，说明抬升的幅度本身是真实的，而非窗口选择的产物。</w:t>
+      </w:r>
+    </w:p>
+    <w:p>
+      <w:pPr>
+        <w:spacing w:after="120" w:before="0" w:line="300"/>
+        <w:ind w:firstLine="0"/>
+        <w:jc w:val="both"/>
+      </w:pPr>
+      <w:r>
+        <w:rPr>
+          <w:rFonts w:ascii="SimSun" w:cs="SimSun" w:eastAsia="SimSun" w:hAnsi="SimSun"/>
+          <w:color w:val="000000"/>
+          <w:sz w:val="21"/>
+          <w:szCs w:val="21"/>
+        </w:rPr>
+        <w:t xml:space="preserve">推论因此被干净地证伪。</w:t>
+      </w:r>
+      <w:r>
+        <w:rPr>
+          <w:rFonts w:ascii="Cambria Math" w:cs="Cambria Math" w:eastAsia="Cambria Math" w:hAnsi="Cambria Math"/>
+          <w:color w:val="000000"/>
+          <w:sz w:val="21"/>
+          <w:szCs w:val="21"/>
+        </w:rPr>
+        <w:t xml:space="preserve">o=1</w:t>
+      </w:r>
+      <w:r>
+        <w:rPr>
+          <w:rFonts w:ascii="SimSun" w:cs="SimSun" w:eastAsia="SimSun" w:hAnsi="SimSun"/>
+          <w:color w:val="000000"/>
+          <w:sz w:val="21"/>
+          <w:szCs w:val="21"/>
+        </w:rPr>
+        <w:t xml:space="preserve"> 处偏离水平线达 30σ，逐点递增也都显著（相邻两点之差最小为 4.5σ，全部同号）。</w:t>
+      </w:r>
+      <w:r>
+        <w:rPr>
+          <w:rFonts w:ascii="SimSun" w:cs="SimSun" w:eastAsia="SimSun" w:hAnsi="SimSun"/>
+          <w:b/>
+          <w:bCs/>
+          <w:color w:val="000000"/>
+          <w:sz w:val="21"/>
+          <w:szCs w:val="21"/>
+        </w:rPr>
+        <w:t xml:space="preserve">层间重叠不是可以忽略的高阶修正，而是比层间参与相关更强的阈值调控量</w:t>
+      </w:r>
+      <w:r>
+        <w:rPr>
+          <w:rFonts w:ascii="SimSun" w:cs="SimSun" w:eastAsia="SimSun" w:hAnsi="SimSun"/>
+          <w:color w:val="000000"/>
+          <w:sz w:val="21"/>
+          <w:szCs w:val="21"/>
+        </w:rPr>
+        <w:t xml:space="preserve">——图 3 中 </w:t>
+      </w:r>
+      <w:r>
+        <w:rPr>
+          <w:rFonts w:ascii="Cambria Math" w:cs="Cambria Math" w:eastAsia="Cambria Math" w:hAnsi="Cambria Math"/>
+          <w:color w:val="000000"/>
+          <w:sz w:val="21"/>
+          <w:szCs w:val="21"/>
+        </w:rPr>
+        <w:t xml:space="preserve">ρ</w:t>
+      </w:r>
+      <w:r>
+        <w:rPr>
+          <w:rFonts w:ascii="Cambria Math" w:cs="Cambria Math" w:eastAsia="Cambria Math" w:hAnsi="Cambria Math"/>
+          <w:color w:val="000000"/>
+          <w:sz w:val="21"/>
+          <w:szCs w:val="21"/>
+          <w:vertAlign w:val="subscript"/>
+        </w:rPr>
+        <w:t xml:space="preserve">12</w:t>
+      </w:r>
+      <w:r>
+        <w:rPr>
+          <w:rFonts w:ascii="SimSun" w:cs="SimSun" w:eastAsia="SimSun" w:hAnsi="SimSun"/>
+          <w:color w:val="000000"/>
+          <w:sz w:val="21"/>
+          <w:szCs w:val="21"/>
+        </w:rPr>
+        <w:t xml:space="preserve"> 扫遍全程只移动阈值 12.5%，此处 </w:t>
+      </w:r>
+      <w:r>
+        <w:rPr>
+          <w:rFonts w:ascii="Cambria Math" w:cs="Cambria Math" w:eastAsia="Cambria Math" w:hAnsi="Cambria Math"/>
+          <w:color w:val="000000"/>
+          <w:sz w:val="21"/>
+          <w:szCs w:val="21"/>
+        </w:rPr>
+        <w:t xml:space="preserve">o</w:t>
+      </w:r>
+      <w:r>
+        <w:rPr>
+          <w:rFonts w:ascii="SimSun" w:cs="SimSun" w:eastAsia="SimSun" w:hAnsi="SimSun"/>
+          <w:color w:val="000000"/>
+          <w:sz w:val="21"/>
+          <w:szCs w:val="21"/>
+        </w:rPr>
+        <w:t xml:space="preserve"> 却移动了 115%，相差近一个数量级。</w:t>
+      </w:r>
+    </w:p>
+    <w:p>
+      <w:pPr>
+        <w:spacing w:after="120" w:before="0" w:line="300"/>
+        <w:ind w:firstLine="420"/>
+        <w:jc w:val="both"/>
+      </w:pPr>
+      <w:r>
+        <w:rPr>
+          <w:rFonts w:ascii="SimSun" w:cs="SimSun" w:eastAsia="SimSun" w:hAnsi="SimSun"/>
+          <w:color w:val="000000"/>
+          <w:sz w:val="21"/>
+          <w:szCs w:val="21"/>
+        </w:rPr>
+        <w:t xml:space="preserve">失效的方向也符合机制。重叠把传播投向已经可及的节点，</w:t>
+      </w:r>
+      <w:r>
+        <w:rPr>
+          <w:rFonts w:ascii="SimSun" w:cs="SimSun" w:eastAsia="SimSun" w:hAnsi="SimSun"/>
+          <w:b/>
+          <w:bCs/>
+          <w:color w:val="000000"/>
+          <w:sz w:val="21"/>
+          <w:szCs w:val="21"/>
+        </w:rPr>
+        <w:t xml:space="preserve">同一条边被两层重复计入</w:t>
+      </w:r>
+      <w:r>
+        <w:rPr>
+          <w:rFonts w:ascii="SimSun" w:cs="SimSun" w:eastAsia="SimSun" w:hAnsi="SimSun"/>
+          <w:color w:val="000000"/>
+          <w:sz w:val="21"/>
+          <w:szCs w:val="21"/>
+        </w:rPr>
+        <w:t xml:space="preserve">，而 (2.7) 按互不相交的分支计数，于是系统性地高估了分支能力、低估了阈值。图 4(d) 给出小 </w:t>
+      </w:r>
+      <w:r>
+        <w:rPr>
+          <w:rFonts w:ascii="Cambria Math" w:cs="Cambria Math" w:eastAsia="Cambria Math" w:hAnsi="Cambria Math"/>
+          <w:color w:val="000000"/>
+          <w:sz w:val="21"/>
+          <w:szCs w:val="21"/>
+        </w:rPr>
+        <w:t xml:space="preserve">λ</w:t>
+      </w:r>
+      <w:r>
+        <w:rPr>
+          <w:rFonts w:ascii="SimSun" w:cs="SimSun" w:eastAsia="SimSun" w:hAnsi="SimSun"/>
+          <w:color w:val="000000"/>
+          <w:sz w:val="21"/>
+          <w:szCs w:val="21"/>
+        </w:rPr>
+        <w:t xml:space="preserve"> 下的展开：理论按 </w:t>
+      </w:r>
+      <w:r>
+        <w:rPr>
+          <w:rFonts w:ascii="Cambria Math" w:cs="Cambria Math" w:eastAsia="Cambria Math" w:hAnsi="Cambria Math"/>
+          <w:color w:val="000000"/>
+          <w:sz w:val="21"/>
+          <w:szCs w:val="21"/>
+        </w:rPr>
+        <w:t xml:space="preserve">3C(3,λ)≈6λ</w:t>
+      </w:r>
+      <w:r>
+        <w:rPr>
+          <w:rFonts w:ascii="SimSun" w:cs="SimSun" w:eastAsia="SimSun" w:hAnsi="SimSun"/>
+          <w:color w:val="000000"/>
+          <w:sz w:val="21"/>
+          <w:szCs w:val="21"/>
+        </w:rPr>
+        <w:t xml:space="preserve"> 计数，</w:t>
+      </w:r>
+      <w:r>
+        <w:rPr>
+          <w:rFonts w:ascii="Cambria Math" w:cs="Cambria Math" w:eastAsia="Cambria Math" w:hAnsi="Cambria Math"/>
+          <w:color w:val="000000"/>
+          <w:sz w:val="21"/>
+          <w:szCs w:val="21"/>
+        </w:rPr>
+        <w:t xml:space="preserve">o=1</w:t>
+      </w:r>
+      <w:r>
+        <w:rPr>
+          <w:rFonts w:ascii="SimSun" w:cs="SimSun" w:eastAsia="SimSun" w:hAnsi="SimSun"/>
+          <w:color w:val="000000"/>
+          <w:sz w:val="21"/>
+          <w:szCs w:val="21"/>
+        </w:rPr>
+        <w:t xml:space="preserve"> 的实际过程只有 </w:t>
+      </w:r>
+      <w:r>
+        <w:rPr>
+          <w:rFonts w:ascii="Cambria Math" w:cs="Cambria Math" w:eastAsia="Cambria Math" w:hAnsi="Cambria Math"/>
+          <w:color w:val="000000"/>
+          <w:sz w:val="21"/>
+          <w:szCs w:val="21"/>
+        </w:rPr>
+        <w:t xml:space="preserve">C(3,2λ)≈4λ</w:t>
+      </w:r>
+      <w:r>
+        <w:rPr>
+          <w:rFonts w:ascii="SimSun" w:cs="SimSun" w:eastAsia="SimSun" w:hAnsi="SimSun"/>
+          <w:color w:val="000000"/>
+          <w:sz w:val="21"/>
+          <w:szCs w:val="21"/>
+        </w:rPr>
+        <w:t xml:space="preserve">，比值 3:2 即高估的量级。</w:t>
+      </w:r>
+      <w:r>
+        <w:rPr>
+          <w:rFonts w:ascii="SimSun" w:cs="SimSun" w:eastAsia="SimSun" w:hAnsi="SimSun"/>
+          <w:b/>
+          <w:bCs/>
+          <w:color w:val="000000"/>
+          <w:sz w:val="21"/>
+          <w:szCs w:val="21"/>
+        </w:rPr>
+        <w:t xml:space="preserve">树状闭合的适用边界由此定量给出</w:t>
+      </w:r>
+      <w:r>
+        <w:rPr>
+          <w:rFonts w:ascii="SimSun" w:cs="SimSun" w:eastAsia="SimSun" w:hAnsi="SimSun"/>
+          <w:color w:val="000000"/>
+          <w:sz w:val="21"/>
+          <w:szCs w:val="21"/>
+        </w:rPr>
+        <w:t xml:space="preserve">：它要求层间群体近乎不相交，位形模型系综自动满足（</w:t>
+      </w:r>
+      <w:r>
+        <w:rPr>
+          <w:rFonts w:ascii="Cambria Math" w:cs="Cambria Math" w:eastAsia="Cambria Math" w:hAnsi="Cambria Math"/>
+          <w:color w:val="000000"/>
+          <w:sz w:val="21"/>
+          <w:szCs w:val="21"/>
+        </w:rPr>
+        <w:t xml:space="preserve">o=O(1/N)</w:t>
+      </w:r>
+      <w:r>
+        <w:rPr>
+          <w:rFonts w:ascii="SimSun" w:cs="SimSun" w:eastAsia="SimSun" w:hAnsi="SimSun"/>
+          <w:color w:val="000000"/>
+          <w:sz w:val="21"/>
+          <w:szCs w:val="21"/>
+        </w:rPr>
+        <w:t xml:space="preserve">），而任何具有实质层间重叠的真实系统都会落在公式之外。</w:t>
       </w:r>
     </w:p>
     <w:p>
@@ -2134,7 +4032,7 @@
       <w:r>
         <w:drawing>
           <wp:inline distT="0" distB="0" distL="0" distR="0">
-            <wp:extent cx="4953000" cy="1504950"/>
+            <wp:extent cx="4400550" cy="3314700"/>
             <wp:effectExtent t="0" r="0" b="0" l="0"/>
             <wp:docPr id="1" name="" descr="" title=""/>
             <wp:cNvGraphicFramePr>
@@ -2159,7 +4057,7 @@
                   <pic:spPr bwMode="auto">
                     <a:xfrm>
                       <a:off x="0" y="0"/>
-                      <a:ext cx="4953000" cy="1504950"/>
+                      <a:ext cx="4400550" cy="3314700"/>
                     </a:xfrm>
                     <a:prstGeom prst="rect">
                       <a:avLst/>
@@ -2187,16 +4085,16 @@
           <w:sz w:val="18"/>
           <w:szCs w:val="18"/>
         </w:rPr>
-        <w:t xml:space="preserve">图 6</w:t>
-      </w:r>
-      <w:r>
-        <w:rPr>
-          <w:rFonts w:ascii="SimSun" w:cs="SimSun" w:eastAsia="SimSun" w:hAnsi="SimSun"/>
-          <w:color w:val="000000"/>
-          <w:sz w:val="18"/>
-          <w:szCs w:val="18"/>
-        </w:rPr>
-        <w:t xml:space="preserve">　两个多层特有的结构问题。(a) 固定总预算 </w:t>
+        <w:t xml:space="preserve">图 4</w:t>
+      </w:r>
+      <w:r>
+        <w:rPr>
+          <w:rFonts w:ascii="SimSun" w:cs="SimSun" w:eastAsia="SimSun" w:hAnsi="SimSun"/>
+          <w:color w:val="000000"/>
+          <w:sz w:val="18"/>
+          <w:szCs w:val="18"/>
+        </w:rPr>
+        <w:t xml:space="preserve">　结构依赖与理论的边界。(a) 渠道配置：固定总预算 </w:t>
       </w:r>
       <w:r>
         <w:rPr>
@@ -2240,10 +4138,10 @@
         <w:rPr>
           <w:rFonts w:ascii="SimSun" w:cs="SimSun" w:eastAsia="SimSun" w:hAnsi="SimSun"/>
           <w:color w:val="000000"/>
-          <w:sz w:val="21"/>
-          <w:szCs w:val="21"/>
-        </w:rPr>
-        <w:t xml:space="preserve"> 在两层间转移，纵轴以各构型自身最优纯配置归一，圆点为最劣（阈值最低）配置——四组构型的最劣点</w:t>
+          <w:sz w:val="18"/>
+          <w:szCs w:val="18"/>
+        </w:rPr>
+        <w:t xml:space="preserve"> 在两层间转移，纵轴以各构型最优纯配置归一，圆点为最劣配置——三组构型的最劣点</w:t>
       </w:r>
       <w:r>
         <w:rPr>
@@ -2263,7 +4161,7 @@
           <w:sz w:val="18"/>
           <w:szCs w:val="18"/>
         </w:rPr>
-        <w:t xml:space="preserve">。(b) 固定每节点群体数 </w:t>
+        <w:t xml:space="preserve">。(b) 群体粒度：固定每节点群体数 </w:t>
       </w:r>
       <w:r>
         <w:rPr>
@@ -2299,7 +4197,7 @@
           <w:sz w:val="18"/>
           <w:szCs w:val="18"/>
         </w:rPr>
-        <w:t xml:space="preserve"> 下降（纵轴对数）。(c) 改固定接触预算 </w:t>
+        <w:t xml:space="preserve"> 下降，固定接触预算 </w:t>
       </w:r>
       <w:r>
         <w:rPr>
@@ -2317,7 +4215,7 @@
           <w:sz w:val="18"/>
           <w:szCs w:val="18"/>
         </w:rPr>
-        <w:t xml:space="preserve"> 后结论反转，阈值随 </w:t>
+        <w:t xml:space="preserve"> 时却随 </w:t>
       </w:r>
       <w:r>
         <w:rPr>
@@ -2335,121 +4233,52 @@
           <w:sz w:val="18"/>
           <w:szCs w:val="18"/>
         </w:rPr>
-        <w:t xml:space="preserve"> 上升；各点旁标注相应的 </w:t>
-      </w:r>
-      <w:r>
-        <w:rPr>
-          <w:rFonts w:ascii="Cambria Math" w:cs="Cambria Math" w:eastAsia="Cambria Math" w:hAnsi="Cambria Math"/>
-          <w:color w:val="000000"/>
-          <w:sz w:val="18"/>
-          <w:szCs w:val="18"/>
-        </w:rPr>
-        <w:t xml:space="preserve">k</w:t>
-      </w:r>
-      <w:r>
-        <w:rPr>
-          <w:rFonts w:ascii="SimSun" w:cs="SimSun" w:eastAsia="SimSun" w:hAnsi="SimSun"/>
-          <w:color w:val="000000"/>
-          <w:sz w:val="18"/>
-          <w:szCs w:val="18"/>
-        </w:rPr>
-        <w:t xml:space="preserve">，其中 </w:t>
-      </w:r>
-      <w:r>
-        <w:rPr>
-          <w:rFonts w:ascii="Cambria Math" w:cs="Cambria Math" w:eastAsia="Cambria Math" w:hAnsi="Cambria Math"/>
-          <w:color w:val="000000"/>
-          <w:sz w:val="18"/>
-          <w:szCs w:val="18"/>
-        </w:rPr>
-        <w:t xml:space="preserve">m=13、k=1</w:t>
-      </w:r>
-      <w:r>
-        <w:rPr>
-          <w:rFonts w:ascii="SimSun" w:cs="SimSun" w:eastAsia="SimSun" w:hAnsi="SimSun"/>
-          <w:color w:val="000000"/>
-          <w:sz w:val="18"/>
-          <w:szCs w:val="18"/>
-        </w:rPr>
-        <w:t xml:space="preserve"> 因 </w:t>
-      </w:r>
-      <w:r>
-        <w:rPr>
-          <w:rFonts w:ascii="Cambria Math" w:cs="Cambria Math" w:eastAsia="Cambria Math" w:hAnsi="Cambria Math"/>
-          <w:color w:val="000000"/>
-          <w:sz w:val="18"/>
-          <w:szCs w:val="18"/>
-        </w:rPr>
-        <w:t xml:space="preserve">k−1=0</w:t>
-      </w:r>
-      <w:r>
-        <w:rPr>
-          <w:rFonts w:ascii="SimSun" w:cs="SimSun" w:eastAsia="SimSun" w:hAnsi="SimSun"/>
-          <w:color w:val="000000"/>
-          <w:sz w:val="18"/>
-          <w:szCs w:val="18"/>
-        </w:rPr>
-        <w:t xml:space="preserve"> 而永不传播，未予绘出。</w:t>
-      </w:r>
-    </w:p>
-    <w:p>
-      <w:pPr>
-        <w:spacing w:after="120" w:before="250"/>
-        <w:ind w:firstLine="0"/>
-      </w:pPr>
-      <w:r>
-        <w:rPr>
-          <w:rFonts w:ascii="SimHei" w:cs="SimHei" w:eastAsia="SimHei" w:hAnsi="SimHei"/>
+        <w:t xml:space="preserve"> 上升，两种归一给出</w:t>
+      </w:r>
+      <w:r>
+        <w:rPr>
+          <w:rFonts w:ascii="SimSun" w:cs="SimSun" w:eastAsia="SimSun" w:hAnsi="SimSun"/>
           <w:b/>
           <w:bCs/>
           <w:color w:val="000000"/>
-          <w:sz w:val="22"/>
-          <w:szCs w:val="22"/>
-        </w:rPr>
-        <w:t xml:space="preserve">3.3. 层间重叠：一条可证伪的推论</w:t>
-      </w:r>
-    </w:p>
-    <w:p>
-      <w:pPr>
-        <w:spacing w:after="120" w:before="0" w:line="300"/>
-        <w:ind w:firstLine="0"/>
-        <w:jc w:val="both"/>
-      </w:pPr>
-      <w:r>
-        <w:rPr>
-          <w:rFonts w:ascii="SimSun" w:cs="SimSun" w:eastAsia="SimSun" w:hAnsi="SimSun"/>
-          <w:color w:val="000000"/>
-          <w:sz w:val="21"/>
-          <w:szCs w:val="21"/>
-        </w:rPr>
-        <w:t xml:space="preserve">以上三条扫描都在公式看得见的自由度上进行。更能说明理论边界的，是一条它</w:t>
-      </w:r>
-      <w:r>
-        <w:rPr>
-          <w:rFonts w:ascii="SimSun" w:cs="SimSun" w:eastAsia="SimSun" w:hAnsi="SimSun"/>
-          <w:i/>
-          <w:iCs/>
-          <w:color w:val="000000"/>
-          <w:sz w:val="21"/>
-          <w:szCs w:val="21"/>
-        </w:rPr>
-        <w:t xml:space="preserve">看不见</w:t>
-      </w:r>
-      <w:r>
-        <w:rPr>
-          <w:rFonts w:ascii="SimSun" w:cs="SimSun" w:eastAsia="SimSun" w:hAnsi="SimSun"/>
-          <w:color w:val="000000"/>
-          <w:sz w:val="21"/>
-          <w:szCs w:val="21"/>
-        </w:rPr>
-        <w:t xml:space="preserve">的自由度。(2.7) 只读取联合层度分布与群体基数，因此两个 </w:t>
-      </w:r>
-      <w:r>
-        <w:rPr>
-          <w:rFonts w:ascii="Cambria Math" w:cs="Cambria Math" w:eastAsia="Cambria Math" w:hAnsi="Cambria Math"/>
-          <w:color w:val="000000"/>
-          <w:sz w:val="21"/>
-          <w:szCs w:val="21"/>
+          <w:sz w:val="18"/>
+          <w:szCs w:val="18"/>
+        </w:rPr>
+        <w:t xml:space="preserve">相反</w:t>
+      </w:r>
+      <w:r>
+        <w:rPr>
+          <w:rFonts w:ascii="SimSun" w:cs="SimSun" w:eastAsia="SimSun" w:hAnsi="SimSun"/>
+          <w:color w:val="000000"/>
+          <w:sz w:val="18"/>
+          <w:szCs w:val="18"/>
+        </w:rPr>
+        <w:t xml:space="preserve">结论（纵轴对数）。(c) 层间重叠 </w:t>
+      </w:r>
+      <w:r>
+        <w:rPr>
+          <w:rFonts w:ascii="Cambria Math" w:cs="Cambria Math" w:eastAsia="Cambria Math" w:hAnsi="Cambria Math"/>
+          <w:color w:val="000000"/>
+          <w:sz w:val="18"/>
+          <w:szCs w:val="18"/>
+        </w:rPr>
+        <w:t xml:space="preserve">o</w:t>
+      </w:r>
+      <w:r>
+        <w:rPr>
+          <w:rFonts w:ascii="SimSun" w:cs="SimSun" w:eastAsia="SimSun" w:hAnsi="SimSun"/>
+          <w:color w:val="000000"/>
+          <w:sz w:val="18"/>
+          <w:szCs w:val="18"/>
+        </w:rPr>
+        <w:t xml:space="preserve"> 的可证伪检验：固定 </w:t>
+      </w:r>
+      <w:r>
+        <w:rPr>
+          <w:rFonts w:ascii="Cambria Math" w:cs="Cambria Math" w:eastAsia="Cambria Math" w:hAnsi="Cambria Math"/>
+          <w:color w:val="000000"/>
+          <w:sz w:val="18"/>
+          <w:szCs w:val="18"/>
         </w:rPr>
         <w:t xml:space="preserve">P(k)</w:t>
       </w:r>
@@ -2457,8 +4286,8 @@
         <w:rPr>
           <w:rFonts w:ascii="SimSun" w:cs="SimSun" w:eastAsia="SimSun" w:hAnsi="SimSun"/>
           <w:color w:val="000000"/>
-          <w:sz w:val="21"/>
-          <w:szCs w:val="21"/>
+          <w:sz w:val="18"/>
+          <w:szCs w:val="18"/>
         </w:rPr>
         <w:t xml:space="preserve"> 与 </w:t>
       </w:r>
@@ -2466,8 +4295,8 @@
         <w:rPr>
           <w:rFonts w:ascii="Cambria Math" w:cs="Cambria Math" w:eastAsia="Cambria Math" w:hAnsi="Cambria Math"/>
           <w:color w:val="000000"/>
-          <w:sz w:val="21"/>
-          <w:szCs w:val="21"/>
+          <w:sz w:val="18"/>
+          <w:szCs w:val="18"/>
         </w:rPr>
         <w:t xml:space="preserve">m</w:t>
       </w:r>
@@ -2475,17 +4304,17 @@
         <w:rPr>
           <w:rFonts w:ascii="SimSun" w:cs="SimSun" w:eastAsia="SimSun" w:hAnsi="SimSun"/>
           <w:color w:val="000000"/>
-          <w:sz w:val="21"/>
-          <w:szCs w:val="21"/>
-        </w:rPr>
-        <w:t xml:space="preserve"> 相同的多重超图必被赋予同一个 </w:t>
-      </w:r>
-      <w:r>
-        <w:rPr>
-          <w:rFonts w:ascii="Cambria Math" w:cs="Cambria Math" w:eastAsia="Cambria Math" w:hAnsi="Cambria Math"/>
-          <w:color w:val="000000"/>
-          <w:sz w:val="21"/>
-          <w:szCs w:val="21"/>
+          <w:sz w:val="18"/>
+          <w:szCs w:val="18"/>
+        </w:rPr>
+        <w:t xml:space="preserve">，(2.7) 预言 </w:t>
+      </w:r>
+      <w:r>
+        <w:rPr>
+          <w:rFonts w:ascii="Cambria Math" w:cs="Cambria Math" w:eastAsia="Cambria Math" w:hAnsi="Cambria Math"/>
+          <w:color w:val="000000"/>
+          <w:sz w:val="18"/>
+          <w:szCs w:val="18"/>
         </w:rPr>
         <w:t xml:space="preserve">λ</w:t>
       </w:r>
@@ -2493,8 +4322,8 @@
         <w:rPr>
           <w:rFonts w:ascii="Cambria Math" w:cs="Cambria Math" w:eastAsia="Cambria Math" w:hAnsi="Cambria Math"/>
           <w:color w:val="000000"/>
-          <w:sz w:val="21"/>
-          <w:szCs w:val="21"/>
+          <w:sz w:val="18"/>
+          <w:szCs w:val="18"/>
           <w:vertAlign w:val="subscript"/>
         </w:rPr>
         <w:t xml:space="preserve">c</w:t>
@@ -2503,113 +4332,8 @@
         <w:rPr>
           <w:rFonts w:ascii="SimSun" w:cs="SimSun" w:eastAsia="SimSun" w:hAnsi="SimSun"/>
           <w:color w:val="000000"/>
-          <w:sz w:val="21"/>
-          <w:szCs w:val="21"/>
-        </w:rPr>
-        <w:t xml:space="preserve">，无论两层的群体在节点上如何相对摆放。定义层间重叠</w:t>
-      </w:r>
-    </w:p>
-    <w:p>
-      <w:pPr>
-        <w:tabs>
-          <w:tab w:val="center" w:pos="4500"/>
-          <w:tab w:val="right" w:pos="9000"/>
-        </w:tabs>
-        <w:spacing w:after="130" w:before="90" w:line="288"/>
-      </w:pPr>
-      <w:r>
-        <w:t xml:space="preserve">	</w:t>
-      </w:r>
-      <w:r>
-        <w:rPr>
-          <w:rFonts w:ascii="Cambria Math" w:cs="Cambria Math" w:eastAsia="Cambria Math" w:hAnsi="Cambria Math"/>
-          <w:color w:val="000000"/>
-          <w:sz w:val="21"/>
-          <w:szCs w:val="21"/>
-        </w:rPr>
-        <w:t xml:space="preserve">o=#{节点对{u,v}: 同处某层1群体 ∧ 同处某层2群体}/#{节点对{u,v}: 同处某层1群体}</w:t>
-      </w:r>
-      <w:r>
-        <w:t xml:space="preserve">	</w:t>
-      </w:r>
-      <w:r>
-        <w:rPr>
-          <w:rFonts w:ascii="Cambria Math" w:cs="Cambria Math" w:eastAsia="Cambria Math" w:hAnsi="Cambria Math"/>
-          <w:color w:val="000000"/>
-          <w:sz w:val="21"/>
-          <w:szCs w:val="21"/>
-        </w:rPr>
-        <w:t xml:space="preserve">(3.3)</w:t>
-      </w:r>
-    </w:p>
-    <w:p>
-      <w:pPr>
-        <w:spacing w:after="120" w:before="0" w:line="300"/>
-        <w:ind w:firstLine="420"/>
-        <w:jc w:val="both"/>
-      </w:pPr>
-      <w:r>
-        <w:rPr>
-          <w:rFonts w:ascii="SimSun" w:cs="SimSun" w:eastAsia="SimSun" w:hAnsi="SimSun"/>
-          <w:color w:val="000000"/>
-          <w:sz w:val="21"/>
-          <w:szCs w:val="21"/>
-        </w:rPr>
-        <w:t xml:space="preserve">一个被重复使用的节点对恰好闭合一条 4-循环，</w:t>
-      </w:r>
-      <w:r>
-        <w:rPr>
-          <w:rFonts w:ascii="SimSun" w:cs="SimSun" w:eastAsia="SimSun" w:hAnsi="SimSun"/>
-          <w:b/>
-          <w:bCs/>
-          <w:color w:val="000000"/>
-          <w:sz w:val="21"/>
-          <w:szCs w:val="21"/>
-        </w:rPr>
-        <w:t xml:space="preserve">正是局域树状假设所丢弃的东西</w:t>
-      </w:r>
-      <w:r>
-        <w:rPr>
-          <w:rFonts w:ascii="SimSun" w:cs="SimSun" w:eastAsia="SimSun" w:hAnsi="SimSun"/>
-          <w:color w:val="000000"/>
-          <w:sz w:val="21"/>
-          <w:szCs w:val="21"/>
-        </w:rPr>
-        <w:t xml:space="preserve">。于是得到一条可证伪的推论：固定 </w:t>
-      </w:r>
-      <w:r>
-        <w:rPr>
-          <w:rFonts w:ascii="Cambria Math" w:cs="Cambria Math" w:eastAsia="Cambria Math" w:hAnsi="Cambria Math"/>
-          <w:color w:val="000000"/>
-          <w:sz w:val="21"/>
-          <w:szCs w:val="21"/>
-        </w:rPr>
-        <w:t xml:space="preserve">P(k)</w:t>
-      </w:r>
-      <w:r>
-        <w:rPr>
-          <w:rFonts w:ascii="SimSun" w:cs="SimSun" w:eastAsia="SimSun" w:hAnsi="SimSun"/>
-          <w:color w:val="000000"/>
-          <w:sz w:val="21"/>
-          <w:szCs w:val="21"/>
-        </w:rPr>
-        <w:t xml:space="preserve">、</w:t>
-      </w:r>
-      <w:r>
-        <w:rPr>
-          <w:rFonts w:ascii="Cambria Math" w:cs="Cambria Math" w:eastAsia="Cambria Math" w:hAnsi="Cambria Math"/>
-          <w:color w:val="000000"/>
-          <w:sz w:val="21"/>
-          <w:szCs w:val="21"/>
-        </w:rPr>
-        <w:t xml:space="preserve">m</w:t>
-      </w:r>
-      <w:r>
-        <w:rPr>
-          <w:rFonts w:ascii="SimSun" w:cs="SimSun" w:eastAsia="SimSun" w:hAnsi="SimSun"/>
-          <w:color w:val="000000"/>
-          <w:sz w:val="21"/>
-          <w:szCs w:val="21"/>
+          <w:sz w:val="18"/>
+          <w:szCs w:val="18"/>
         </w:rPr>
         <w:t xml:space="preserve"> 与 </w:t>
       </w:r>
@@ -2617,26 +4341,8 @@
         <w:rPr>
           <w:rFonts w:ascii="Cambria Math" w:cs="Cambria Math" w:eastAsia="Cambria Math" w:hAnsi="Cambria Math"/>
           <w:color w:val="000000"/>
-          <w:sz w:val="21"/>
-          <w:szCs w:val="21"/>
-        </w:rPr>
-        <w:t xml:space="preserve">θ</w:t>
-      </w:r>
-      <w:r>
-        <w:rPr>
-          <w:rFonts w:ascii="SimSun" w:cs="SimSun" w:eastAsia="SimSun" w:hAnsi="SimSun"/>
-          <w:color w:val="000000"/>
-          <w:sz w:val="21"/>
-          <w:szCs w:val="21"/>
-        </w:rPr>
-        <w:t xml:space="preserve">，只改 </w:t>
-      </w:r>
-      <w:r>
-        <w:rPr>
-          <w:rFonts w:ascii="Cambria Math" w:cs="Cambria Math" w:eastAsia="Cambria Math" w:hAnsi="Cambria Math"/>
-          <w:color w:val="000000"/>
-          <w:sz w:val="21"/>
-          <w:szCs w:val="21"/>
+          <w:sz w:val="18"/>
+          <w:szCs w:val="18"/>
         </w:rPr>
         <w:t xml:space="preserve">o</w:t>
       </w:r>
@@ -2644,319 +4350,17 @@
         <w:rPr>
           <w:rFonts w:ascii="SimSun" w:cs="SimSun" w:eastAsia="SimSun" w:hAnsi="SimSun"/>
           <w:color w:val="000000"/>
-          <w:sz w:val="21"/>
-          <w:szCs w:val="21"/>
-        </w:rPr>
-        <w:t xml:space="preserve">，则 </w:t>
-      </w:r>
-      <w:r>
-        <w:rPr>
-          <w:rFonts w:ascii="Cambria Math" w:cs="Cambria Math" w:eastAsia="Cambria Math" w:hAnsi="Cambria Math"/>
-          <w:color w:val="000000"/>
-          <w:sz w:val="21"/>
-          <w:szCs w:val="21"/>
-        </w:rPr>
-        <w:t xml:space="preserve">λ</w:t>
-      </w:r>
-      <w:r>
-        <w:rPr>
-          <w:rFonts w:ascii="Cambria Math" w:cs="Cambria Math" w:eastAsia="Cambria Math" w:hAnsi="Cambria Math"/>
-          <w:color w:val="000000"/>
-          <w:sz w:val="21"/>
-          <w:szCs w:val="21"/>
-          <w:vertAlign w:val="subscript"/>
-        </w:rPr>
-        <w:t xml:space="preserve">c</w:t>
-      </w:r>
-      <w:r>
-        <w:rPr>
-          <w:rFonts w:ascii="SimSun" w:cs="SimSun" w:eastAsia="SimSun" w:hAnsi="SimSun"/>
-          <w:color w:val="000000"/>
-          <w:sz w:val="21"/>
-          <w:szCs w:val="21"/>
-        </w:rPr>
-        <w:t xml:space="preserve"> 必须不动。若测得阈值随 </w:t>
-      </w:r>
-      <w:r>
-        <w:rPr>
-          <w:rFonts w:ascii="Cambria Math" w:cs="Cambria Math" w:eastAsia="Cambria Math" w:hAnsi="Cambria Math"/>
-          <w:color w:val="000000"/>
-          <w:sz w:val="21"/>
-          <w:szCs w:val="21"/>
-        </w:rPr>
-        <w:t xml:space="preserve">o</w:t>
-      </w:r>
-      <w:r>
-        <w:rPr>
-          <w:rFonts w:ascii="SimSun" w:cs="SimSun" w:eastAsia="SimSun" w:hAnsi="SimSun"/>
-          <w:color w:val="000000"/>
-          <w:sz w:val="21"/>
-          <w:szCs w:val="21"/>
-        </w:rPr>
-        <w:t xml:space="preserve"> 移动，移动的幅度就是树状闭合失效的定量刻度。</w:t>
-      </w:r>
-    </w:p>
-    <w:p>
-      <w:pPr>
-        <w:spacing w:after="120" w:before="0" w:line="300"/>
-        <w:ind w:firstLine="420"/>
-        <w:jc w:val="both"/>
-      </w:pPr>
-      <w:r>
-        <w:rPr>
-          <w:rFonts w:ascii="SimSun" w:cs="SimSun" w:eastAsia="SimSun" w:hAnsi="SimSun"/>
-          <w:b/>
-          <w:bCs/>
-          <w:color w:val="000000"/>
-          <w:sz w:val="21"/>
-          <w:szCs w:val="21"/>
-        </w:rPr>
-        <w:t xml:space="preserve">构造。</w:t>
-      </w:r>
-      <w:r>
-        <w:rPr>
-          <w:rFonts w:ascii="SimSun" w:cs="SimSun" w:eastAsia="SimSun" w:hAnsi="SimSun"/>
-          <w:color w:val="000000"/>
-          <w:sz w:val="21"/>
-          <w:szCs w:val="21"/>
-        </w:rPr>
-        <w:t xml:space="preserve">取每节点层度 </w:t>
-      </w:r>
-      <w:r>
-        <w:rPr>
-          <w:rFonts w:ascii="Cambria Math" w:cs="Cambria Math" w:eastAsia="Cambria Math" w:hAnsi="Cambria Math"/>
-          <w:color w:val="000000"/>
-          <w:sz w:val="21"/>
-          <w:szCs w:val="21"/>
-        </w:rPr>
-        <w:t xml:space="preserve">(2,2)</w:t>
-      </w:r>
-      <w:r>
-        <w:rPr>
-          <w:rFonts w:ascii="SimSun" w:cs="SimSun" w:eastAsia="SimSun" w:hAnsi="SimSun"/>
-          <w:color w:val="000000"/>
-          <w:sz w:val="21"/>
-          <w:szCs w:val="21"/>
-        </w:rPr>
-        <w:t xml:space="preserve">、</w:t>
-      </w:r>
-      <w:r>
-        <w:rPr>
-          <w:rFonts w:ascii="Cambria Math" w:cs="Cambria Math" w:eastAsia="Cambria Math" w:hAnsi="Cambria Math"/>
-          <w:color w:val="000000"/>
-          <w:sz w:val="21"/>
-          <w:szCs w:val="21"/>
-        </w:rPr>
-        <w:t xml:space="preserve">m=(3,3)</w:t>
-      </w:r>
-      <w:r>
-        <w:rPr>
-          <w:rFonts w:ascii="SimSun" w:cs="SimSun" w:eastAsia="SimSun" w:hAnsi="SimSun"/>
-          <w:color w:val="000000"/>
-          <w:sz w:val="21"/>
-          <w:szCs w:val="21"/>
-        </w:rPr>
-        <w:t xml:space="preserve">。层 1 为位形模型；层 2 把层 1 中随机选出的一部分群体</w:t>
-      </w:r>
-      <w:r>
-        <w:rPr>
-          <w:rFonts w:ascii="SimSun" w:cs="SimSun" w:eastAsia="SimSun" w:hAnsi="SimSun"/>
-          <w:b/>
-          <w:bCs/>
-          <w:color w:val="000000"/>
-          <w:sz w:val="21"/>
-          <w:szCs w:val="21"/>
-        </w:rPr>
-        <w:t xml:space="preserve">逐字复制</w:t>
-      </w:r>
-      <w:r>
-        <w:rPr>
-          <w:rFonts w:ascii="SimSun" w:cs="SimSun" w:eastAsia="SimSun" w:hAnsi="SimSun"/>
-          <w:color w:val="000000"/>
-          <w:sz w:val="21"/>
-          <w:szCs w:val="21"/>
-        </w:rPr>
-        <w:t xml:space="preserve">，其余成员槽按残余度随机连线。由于每个节点的层 1 度恒为 2，被复制群体给它的度数不会超标，残余度非负，最终每个节点的层 2 度仍恰为 2。全族因而共享同一个 </w:t>
-      </w:r>
-      <w:r>
-        <w:rPr>
-          <w:rFonts w:ascii="Cambria Math" w:cs="Cambria Math" w:eastAsia="Cambria Math" w:hAnsi="Cambria Math"/>
-          <w:color w:val="000000"/>
-          <w:sz w:val="21"/>
-          <w:szCs w:val="21"/>
-        </w:rPr>
-        <w:t xml:space="preserve">P(k)</w:t>
-      </w:r>
-      <w:r>
-        <w:rPr>
-          <w:rFonts w:ascii="SimSun" w:cs="SimSun" w:eastAsia="SimSun" w:hAnsi="SimSun"/>
-          <w:color w:val="000000"/>
-          <w:sz w:val="21"/>
-          <w:szCs w:val="21"/>
-        </w:rPr>
-        <w:t xml:space="preserve"> 与同一个 </w:t>
-      </w:r>
-      <w:r>
-        <w:rPr>
-          <w:rFonts w:ascii="Cambria Math" w:cs="Cambria Math" w:eastAsia="Cambria Math" w:hAnsi="Cambria Math"/>
-          <w:color w:val="000000"/>
-          <w:sz w:val="21"/>
-          <w:szCs w:val="21"/>
-        </w:rPr>
-        <w:t xml:space="preserve">m</w:t>
-      </w:r>
-      <w:r>
-        <w:rPr>
-          <w:rFonts w:ascii="SimSun" w:cs="SimSun" w:eastAsia="SimSun" w:hAnsi="SimSun"/>
-          <w:color w:val="000000"/>
-          <w:sz w:val="21"/>
-          <w:szCs w:val="21"/>
-        </w:rPr>
-        <w:t xml:space="preserve">，</w:t>
-      </w:r>
-      <w:r>
-        <w:rPr>
-          <w:rFonts w:ascii="Cambria Math" w:cs="Cambria Math" w:eastAsia="Cambria Math" w:hAnsi="Cambria Math"/>
-          <w:color w:val="000000"/>
-          <w:sz w:val="21"/>
-          <w:szCs w:val="21"/>
-        </w:rPr>
-        <w:t xml:space="preserve">o</w:t>
-      </w:r>
-      <w:r>
-        <w:rPr>
-          <w:rFonts w:ascii="SimSun" w:cs="SimSun" w:eastAsia="SimSun" w:hAnsi="SimSun"/>
-          <w:color w:val="000000"/>
-          <w:sz w:val="21"/>
-          <w:szCs w:val="21"/>
-        </w:rPr>
-        <w:t xml:space="preserve"> 是唯一变动的量（脚本 overlap.py，度数与群体基数逐节点、逐群体核验无误）。</w:t>
-      </w:r>
-    </w:p>
-    <w:p>
-      <w:pPr>
-        <w:spacing w:after="120" w:before="0" w:line="300"/>
-        <w:ind w:firstLine="420"/>
-        <w:jc w:val="both"/>
-      </w:pPr>
-      <w:r>
-        <w:rPr>
-          <w:rFonts w:ascii="SimSun" w:cs="SimSun" w:eastAsia="SimSun" w:hAnsi="SimSun"/>
-          <w:b/>
-          <w:bCs/>
-          <w:color w:val="000000"/>
-          <w:sz w:val="21"/>
-          <w:szCs w:val="21"/>
-        </w:rPr>
-        <w:t xml:space="preserve">两条参照线。</w:t>
-      </w:r>
-      <w:r>
-        <w:rPr>
-          <w:rFonts w:ascii="SimSun" w:cs="SimSun" w:eastAsia="SimSun" w:hAnsi="SimSun"/>
-          <w:color w:val="000000"/>
-          <w:sz w:val="21"/>
-          <w:szCs w:val="21"/>
-        </w:rPr>
-        <w:t xml:space="preserve">理论给出与 </w:t>
-      </w:r>
-      <w:r>
-        <w:rPr>
-          <w:rFonts w:ascii="Cambria Math" w:cs="Cambria Math" w:eastAsia="Cambria Math" w:hAnsi="Cambria Math"/>
-          <w:color w:val="000000"/>
-          <w:sz w:val="21"/>
-          <w:szCs w:val="21"/>
-        </w:rPr>
-        <w:t xml:space="preserve">o</w:t>
-      </w:r>
-      <w:r>
-        <w:rPr>
-          <w:rFonts w:ascii="SimSun" w:cs="SimSun" w:eastAsia="SimSun" w:hAnsi="SimSun"/>
-          <w:color w:val="000000"/>
-          <w:sz w:val="21"/>
-          <w:szCs w:val="21"/>
-        </w:rPr>
-        <w:t xml:space="preserve"> 无关的水平线 </w:t>
-      </w:r>
-      <w:r>
-        <w:rPr>
-          <w:rFonts w:ascii="Cambria Math" w:cs="Cambria Math" w:eastAsia="Cambria Math" w:hAnsi="Cambria Math"/>
-          <w:color w:val="000000"/>
-          <w:sz w:val="21"/>
-          <w:szCs w:val="21"/>
-        </w:rPr>
-        <w:t xml:space="preserve">3C(3,λ</w:t>
-      </w:r>
-      <w:r>
-        <w:rPr>
-          <w:rFonts w:ascii="Cambria Math" w:cs="Cambria Math" w:eastAsia="Cambria Math" w:hAnsi="Cambria Math"/>
-          <w:color w:val="000000"/>
-          <w:sz w:val="21"/>
-          <w:szCs w:val="21"/>
-          <w:vertAlign w:val="subscript"/>
-        </w:rPr>
-        <w:t xml:space="preserve">c</w:t>
-      </w:r>
-      <w:r>
-        <w:rPr>
-          <w:rFonts w:ascii="Cambria Math" w:cs="Cambria Math" w:eastAsia="Cambria Math" w:hAnsi="Cambria Math"/>
-          <w:color w:val="000000"/>
-          <w:sz w:val="21"/>
-          <w:szCs w:val="21"/>
-        </w:rPr>
-        <w:t xml:space="preserve">)=1</w:t>
-      </w:r>
-      <w:r>
-        <w:rPr>
-          <w:rFonts w:ascii="SimSun" w:cs="SimSun" w:eastAsia="SimSun" w:hAnsi="SimSun"/>
-          <w:color w:val="000000"/>
-          <w:sz w:val="21"/>
-          <w:szCs w:val="21"/>
-        </w:rPr>
-        <w:t xml:space="preserve">，即 </w:t>
-      </w:r>
-      <w:r>
-        <w:rPr>
-          <w:rFonts w:ascii="Cambria Math" w:cs="Cambria Math" w:eastAsia="Cambria Math" w:hAnsi="Cambria Math"/>
-          <w:color w:val="000000"/>
-          <w:sz w:val="21"/>
-          <w:szCs w:val="21"/>
-        </w:rPr>
-        <w:t xml:space="preserve">λ</w:t>
-      </w:r>
-      <w:r>
-        <w:rPr>
-          <w:rFonts w:ascii="Cambria Math" w:cs="Cambria Math" w:eastAsia="Cambria Math" w:hAnsi="Cambria Math"/>
-          <w:color w:val="000000"/>
-          <w:sz w:val="21"/>
-          <w:szCs w:val="21"/>
-          <w:vertAlign w:val="subscript"/>
-        </w:rPr>
-        <w:t xml:space="preserve">c</w:t>
-      </w:r>
-      <w:r>
-        <w:rPr>
-          <w:rFonts w:ascii="Cambria Math" w:cs="Cambria Math" w:eastAsia="Cambria Math" w:hAnsi="Cambria Math"/>
-          <w:color w:val="000000"/>
-          <w:sz w:val="21"/>
-          <w:szCs w:val="21"/>
-        </w:rPr>
-        <w:t xml:space="preserve">=0.18614</w:t>
-      </w:r>
-      <w:r>
-        <w:rPr>
-          <w:rFonts w:ascii="SimSun" w:cs="SimSun" w:eastAsia="SimSun" w:hAnsi="SimSun"/>
-          <w:color w:val="000000"/>
-          <w:sz w:val="21"/>
-          <w:szCs w:val="21"/>
-        </w:rPr>
-        <w:t xml:space="preserve">。另一端 </w:t>
-      </w:r>
-      <w:r>
-        <w:rPr>
-          <w:rFonts w:ascii="Cambria Math" w:cs="Cambria Math" w:eastAsia="Cambria Math" w:hAnsi="Cambria Math"/>
-          <w:color w:val="000000"/>
-          <w:sz w:val="21"/>
-          <w:szCs w:val="21"/>
+          <w:sz w:val="18"/>
+          <w:szCs w:val="18"/>
+        </w:rPr>
+        <w:t xml:space="preserve"> 无关（下方蓝线），实测却单调升到 </w:t>
+      </w:r>
+      <w:r>
+        <w:rPr>
+          <w:rFonts w:ascii="Cambria Math" w:cs="Cambria Math" w:eastAsia="Cambria Math" w:hAnsi="Cambria Math"/>
+          <w:color w:val="000000"/>
+          <w:sz w:val="18"/>
+          <w:szCs w:val="18"/>
         </w:rPr>
         <w:t xml:space="preserve">o=1</w:t>
       </w:r>
@@ -2964,289 +4368,72 @@
         <w:rPr>
           <w:rFonts w:ascii="SimSun" w:cs="SimSun" w:eastAsia="SimSun" w:hAnsi="SimSun"/>
           <w:color w:val="000000"/>
-          <w:sz w:val="21"/>
-          <w:szCs w:val="21"/>
-        </w:rPr>
-        <w:t xml:space="preserve"> 可解析求出：层 2 成为层 1 的副本后，每个</w:t>
-      </w:r>
-      <w:r>
-        <w:rPr>
-          <w:rFonts w:ascii="SimSun" w:cs="SimSun" w:eastAsia="SimSun" w:hAnsi="SimSun"/>
-          <w:i/>
-          <w:iCs/>
-          <w:color w:val="000000"/>
-          <w:sz w:val="21"/>
-          <w:szCs w:val="21"/>
-        </w:rPr>
-        <w:t xml:space="preserve">物理</w:t>
-      </w:r>
-      <w:r>
-        <w:rPr>
-          <w:rFonts w:ascii="SimSun" w:cs="SimSun" w:eastAsia="SimSun" w:hAnsi="SimSun"/>
-          <w:color w:val="000000"/>
-          <w:sz w:val="21"/>
-          <w:szCs w:val="21"/>
-        </w:rPr>
-        <w:t xml:space="preserve">群体同时承载两层的传播、速率合为 </w:t>
-      </w:r>
-      <w:r>
-        <w:rPr>
-          <w:rFonts w:ascii="Cambria Math" w:cs="Cambria Math" w:eastAsia="Cambria Math" w:hAnsi="Cambria Math"/>
-          <w:color w:val="000000"/>
-          <w:sz w:val="21"/>
-          <w:szCs w:val="21"/>
-        </w:rPr>
-        <w:t xml:space="preserve">2λ</w:t>
-      </w:r>
-      <w:r>
-        <w:rPr>
-          <w:rFonts w:ascii="SimSun" w:cs="SimSun" w:eastAsia="SimSun" w:hAnsi="SimSun"/>
-          <w:color w:val="000000"/>
-          <w:sz w:val="21"/>
-          <w:szCs w:val="21"/>
-        </w:rPr>
-        <w:t xml:space="preserve">，而节点只剩 2 个物理群体、余度为 1，阈值条件退化为</w:t>
-      </w:r>
-    </w:p>
-    <w:p>
-      <w:pPr>
-        <w:tabs>
-          <w:tab w:val="center" w:pos="4500"/>
-          <w:tab w:val="right" w:pos="9000"/>
-        </w:tabs>
-        <w:spacing w:after="130" w:before="90" w:line="288"/>
-      </w:pPr>
-      <w:r>
-        <w:t xml:space="preserve">	</w:t>
-      </w:r>
-      <w:r>
-        <w:rPr>
-          <w:rFonts w:ascii="Cambria Math" w:cs="Cambria Math" w:eastAsia="Cambria Math" w:hAnsi="Cambria Math"/>
-          <w:color w:val="000000"/>
-          <w:sz w:val="21"/>
-          <w:szCs w:val="21"/>
-        </w:rPr>
-        <w:t xml:space="preserve">1·C(3,2λ</w:t>
-      </w:r>
-      <w:r>
-        <w:rPr>
-          <w:rFonts w:ascii="Cambria Math" w:cs="Cambria Math" w:eastAsia="Cambria Math" w:hAnsi="Cambria Math"/>
-          <w:color w:val="000000"/>
-          <w:sz w:val="21"/>
-          <w:szCs w:val="21"/>
-          <w:vertAlign w:val="subscript"/>
-        </w:rPr>
-        <w:t xml:space="preserve">c</w:t>
-      </w:r>
-      <w:r>
-        <w:rPr>
-          <w:rFonts w:ascii="Cambria Math" w:cs="Cambria Math" w:eastAsia="Cambria Math" w:hAnsi="Cambria Math"/>
-          <w:color w:val="000000"/>
-          <w:sz w:val="21"/>
-          <w:szCs w:val="21"/>
-        </w:rPr>
-        <w:t xml:space="preserve">)=1  ⟹  λ</w:t>
-      </w:r>
-      <w:r>
-        <w:rPr>
-          <w:rFonts w:ascii="Cambria Math" w:cs="Cambria Math" w:eastAsia="Cambria Math" w:hAnsi="Cambria Math"/>
-          <w:color w:val="000000"/>
-          <w:sz w:val="21"/>
-          <w:szCs w:val="21"/>
-          <w:vertAlign w:val="subscript"/>
-        </w:rPr>
-        <w:t xml:space="preserve">c</w:t>
-      </w:r>
-      <w:r>
-        <w:rPr>
-          <w:rFonts w:ascii="Cambria Math" w:cs="Cambria Math" w:eastAsia="Cambria Math" w:hAnsi="Cambria Math"/>
-          <w:color w:val="000000"/>
-          <w:sz w:val="21"/>
-          <w:szCs w:val="21"/>
-        </w:rPr>
-        <w:t xml:space="preserve">=0.40974</w:t>
-      </w:r>
-      <w:r>
-        <w:t xml:space="preserve">	</w:t>
-      </w:r>
-      <w:r>
-        <w:rPr>
-          <w:rFonts w:ascii="Cambria Math" w:cs="Cambria Math" w:eastAsia="Cambria Math" w:hAnsi="Cambria Math"/>
-          <w:color w:val="000000"/>
-          <w:sz w:val="21"/>
-          <w:szCs w:val="21"/>
-        </w:rPr>
-        <w:t xml:space="preserve">(3.4)</w:t>
-      </w:r>
-    </w:p>
-    <w:p>
-      <w:pPr>
-        <w:spacing w:after="120" w:before="0" w:line="300"/>
-        <w:ind w:firstLine="0"/>
-        <w:jc w:val="both"/>
-      </w:pPr>
-      <w:r>
-        <w:rPr>
-          <w:rFonts w:ascii="SimSun" w:cs="SimSun" w:eastAsia="SimSun" w:hAnsi="SimSun"/>
-          <w:color w:val="000000"/>
-          <w:sz w:val="21"/>
-          <w:szCs w:val="21"/>
-        </w:rPr>
-        <w:t xml:space="preserve">两条参照线相差 </w:t>
-      </w:r>
-      <w:r>
-        <w:rPr>
-          <w:rFonts w:ascii="Cambria Math" w:cs="Cambria Math" w:eastAsia="Cambria Math" w:hAnsi="Cambria Math"/>
-          <w:color w:val="000000"/>
-          <w:sz w:val="21"/>
-          <w:szCs w:val="21"/>
-        </w:rPr>
-        <w:t xml:space="preserve">120%</w:t>
-      </w:r>
-      <w:r>
-        <w:rPr>
-          <w:rFonts w:ascii="SimSun" w:cs="SimSun" w:eastAsia="SimSun" w:hAnsi="SimSun"/>
-          <w:color w:val="000000"/>
-          <w:sz w:val="21"/>
-          <w:szCs w:val="21"/>
-        </w:rPr>
-        <w:t xml:space="preserve">——若树状闭合在重叠下依然成立，测点应贴住下面那条；若重叠确实起作用，测点应从下面那条爬向上面那条。</w:t>
-      </w:r>
-    </w:p>
-    <w:p>
-      <w:pPr>
-        <w:spacing w:after="120" w:before="0" w:line="300"/>
-        <w:ind w:firstLine="420"/>
-        <w:jc w:val="both"/>
-      </w:pPr>
-      <w:r>
-        <w:rPr>
-          <w:rFonts w:ascii="SimSun" w:cs="SimSun" w:eastAsia="SimSun" w:hAnsi="SimSun"/>
-          <w:b/>
-          <w:bCs/>
-          <w:color w:val="000000"/>
-          <w:sz w:val="21"/>
-          <w:szCs w:val="21"/>
-        </w:rPr>
-        <w:t xml:space="preserve">结果。</w:t>
-      </w:r>
-      <w:r>
-        <w:rPr>
-          <w:rFonts w:ascii="SimSun" w:cs="SimSun" w:eastAsia="SimSun" w:hAnsi="SimSun"/>
-          <w:color w:val="000000"/>
-          <w:sz w:val="21"/>
-          <w:szCs w:val="21"/>
-        </w:rPr>
-        <w:t xml:space="preserve">在六个重叠水平上按 §2.2 的亚临界外推测定阈值（</w:t>
-      </w:r>
-      <w:r>
-        <w:rPr>
-          <w:rFonts w:ascii="Cambria Math" w:cs="Cambria Math" w:eastAsia="Cambria Math" w:hAnsi="Cambria Math"/>
-          <w:color w:val="000000"/>
-          <w:sz w:val="21"/>
-          <w:szCs w:val="21"/>
-        </w:rPr>
-        <w:t xml:space="preserve">N=2×10</w:t>
-      </w:r>
-      <w:r>
-        <w:rPr>
-          <w:rFonts w:ascii="Cambria Math" w:cs="Cambria Math" w:eastAsia="Cambria Math" w:hAnsi="Cambria Math"/>
-          <w:color w:val="000000"/>
-          <w:sz w:val="21"/>
-          <w:szCs w:val="21"/>
+          <w:sz w:val="18"/>
+          <w:szCs w:val="18"/>
+        </w:rPr>
+        <w:t xml:space="preserve"> 的解析值（上方红虚线），误差棒按 </w:t>
+      </w:r>
+      <w:r>
+        <w:rPr>
+          <w:rFonts w:ascii="Cambria Math" w:cs="Cambria Math" w:eastAsia="Cambria Math" w:hAnsi="Cambria Math"/>
+          <w:color w:val="000000"/>
+          <w:sz w:val="18"/>
+          <w:szCs w:val="18"/>
+        </w:rPr>
+        <w:t xml:space="preserve">√(χ</w:t>
+      </w:r>
+      <w:r>
+        <w:rPr>
+          <w:rFonts w:ascii="Cambria Math" w:cs="Cambria Math" w:eastAsia="Cambria Math" w:hAnsi="Cambria Math"/>
+          <w:color w:val="000000"/>
+          <w:sz w:val="18"/>
+          <w:szCs w:val="18"/>
           <w:vertAlign w:val="superscript"/>
         </w:rPr>
-        <w:t xml:space="preserve">4</w:t>
-      </w:r>
-      <w:r>
-        <w:rPr>
-          <w:rFonts w:ascii="SimSun" w:cs="SimSun" w:eastAsia="SimSun" w:hAnsi="SimSun"/>
-          <w:color w:val="000000"/>
-          <w:sz w:val="21"/>
-          <w:szCs w:val="21"/>
-        </w:rPr>
-        <w:t xml:space="preserve">，窗口取 </w:t>
-      </w:r>
-      <w:r>
-        <w:rPr>
-          <w:rFonts w:ascii="Cambria Math" w:cs="Cambria Math" w:eastAsia="Cambria Math" w:hAnsi="Cambria Math"/>
-          <w:color w:val="000000"/>
-          <w:sz w:val="21"/>
-          <w:szCs w:val="21"/>
-        </w:rPr>
-        <w:t xml:space="preserve">[0.60,0.84]λ</w:t>
-      </w:r>
-      <w:r>
-        <w:rPr>
-          <w:rFonts w:ascii="Cambria Math" w:cs="Cambria Math" w:eastAsia="Cambria Math" w:hAnsi="Cambria Math"/>
-          <w:color w:val="000000"/>
-          <w:sz w:val="21"/>
-          <w:szCs w:val="21"/>
-          <w:vertAlign w:val="subscript"/>
-        </w:rPr>
-        <w:t xml:space="preserve">c</w:t>
-      </w:r>
-      <w:r>
-        <w:rPr>
-          <w:rFonts w:ascii="SimSun" w:cs="SimSun" w:eastAsia="SimSun" w:hAnsi="SimSun"/>
-          <w:color w:val="000000"/>
-          <w:sz w:val="21"/>
-          <w:szCs w:val="21"/>
-        </w:rPr>
-        <w:t xml:space="preserve"> 并三次重定心，六条拟合的残差均在 2.3σ 以内），所得 </w:t>
-      </w:r>
-      <w:r>
-        <w:rPr>
-          <w:rFonts w:ascii="Cambria Math" w:cs="Cambria Math" w:eastAsia="Cambria Math" w:hAnsi="Cambria Math"/>
-          <w:color w:val="000000"/>
-          <w:sz w:val="21"/>
-          <w:szCs w:val="21"/>
-        </w:rPr>
-        <w:t xml:space="preserve">λ</w:t>
-      </w:r>
-      <w:r>
-        <w:rPr>
-          <w:rFonts w:ascii="Cambria Math" w:cs="Cambria Math" w:eastAsia="Cambria Math" w:hAnsi="Cambria Math"/>
-          <w:color w:val="000000"/>
-          <w:sz w:val="21"/>
-          <w:szCs w:val="21"/>
-          <w:vertAlign w:val="subscript"/>
-        </w:rPr>
-        <w:t xml:space="preserve">c</w:t>
-      </w:r>
-      <w:r>
-        <w:rPr>
-          <w:rFonts w:ascii="SimSun" w:cs="SimSun" w:eastAsia="SimSun" w:hAnsi="SimSun"/>
-          <w:color w:val="000000"/>
-          <w:sz w:val="21"/>
-          <w:szCs w:val="21"/>
-        </w:rPr>
-        <w:t xml:space="preserve"> 由 </w:t>
-      </w:r>
-      <w:r>
-        <w:rPr>
-          <w:rFonts w:ascii="Cambria Math" w:cs="Cambria Math" w:eastAsia="Cambria Math" w:hAnsi="Cambria Math"/>
-          <w:color w:val="000000"/>
-          <w:sz w:val="21"/>
-          <w:szCs w:val="21"/>
-        </w:rPr>
-        <w:t xml:space="preserve">o=0</w:t>
-      </w:r>
-      <w:r>
-        <w:rPr>
-          <w:rFonts w:ascii="SimSun" w:cs="SimSun" w:eastAsia="SimSun" w:hAnsi="SimSun"/>
-          <w:color w:val="000000"/>
-          <w:sz w:val="21"/>
-          <w:szCs w:val="21"/>
-        </w:rPr>
-        <w:t xml:space="preserve"> 的 0.18065 单调升到 </w:t>
-      </w:r>
-      <w:r>
-        <w:rPr>
-          <w:rFonts w:ascii="Cambria Math" w:cs="Cambria Math" w:eastAsia="Cambria Math" w:hAnsi="Cambria Math"/>
-          <w:color w:val="000000"/>
-          <w:sz w:val="21"/>
-          <w:szCs w:val="21"/>
+        <w:t xml:space="preserve">2</w:t>
+      </w:r>
+      <w:r>
+        <w:rPr>
+          <w:rFonts w:ascii="Cambria Math" w:cs="Cambria Math" w:eastAsia="Cambria Math" w:hAnsi="Cambria Math"/>
+          <w:color w:val="000000"/>
+          <w:sz w:val="18"/>
+          <w:szCs w:val="18"/>
+        </w:rPr>
+        <w:t xml:space="preserve">/dof)</w:t>
+      </w:r>
+      <w:r>
+        <w:rPr>
+          <w:rFonts w:ascii="SimSun" w:cs="SimSun" w:eastAsia="SimSun" w:hAnsi="SimSun"/>
+          <w:color w:val="000000"/>
+          <w:sz w:val="18"/>
+          <w:szCs w:val="18"/>
+        </w:rPr>
+        <w:t xml:space="preserve"> 标定。(d) 机制：(2.7) 所计分支因子 </w:t>
+      </w:r>
+      <w:r>
+        <w:rPr>
+          <w:rFonts w:ascii="Cambria Math" w:cs="Cambria Math" w:eastAsia="Cambria Math" w:hAnsi="Cambria Math"/>
+          <w:color w:val="000000"/>
+          <w:sz w:val="18"/>
+          <w:szCs w:val="18"/>
+        </w:rPr>
+        <w:t xml:space="preserve">3C(3,λ)</w:t>
+      </w:r>
+      <w:r>
+        <w:rPr>
+          <w:rFonts w:ascii="SimSun" w:cs="SimSun" w:eastAsia="SimSun" w:hAnsi="SimSun"/>
+          <w:color w:val="000000"/>
+          <w:sz w:val="18"/>
+          <w:szCs w:val="18"/>
+        </w:rPr>
+        <w:t xml:space="preserve"> 高于 </w:t>
+      </w:r>
+      <w:r>
+        <w:rPr>
+          <w:rFonts w:ascii="Cambria Math" w:cs="Cambria Math" w:eastAsia="Cambria Math" w:hAnsi="Cambria Math"/>
+          <w:color w:val="000000"/>
+          <w:sz w:val="18"/>
+          <w:szCs w:val="18"/>
         </w:rPr>
         <w:t xml:space="preserve">o=1</w:t>
       </w:r>
@@ -3254,996 +4441,10 @@
         <w:rPr>
           <w:rFonts w:ascii="SimSun" w:cs="SimSun" w:eastAsia="SimSun" w:hAnsi="SimSun"/>
           <w:color w:val="000000"/>
-          <w:sz w:val="21"/>
-          <w:szCs w:val="21"/>
-        </w:rPr>
-        <w:t xml:space="preserve"> 的 0.38809，</w:t>
-      </w:r>
-      <w:r>
-        <w:rPr>
-          <w:rFonts w:ascii="SimSun" w:cs="SimSun" w:eastAsia="SimSun" w:hAnsi="SimSun"/>
-          <w:b/>
-          <w:bCs/>
-          <w:color w:val="000000"/>
-          <w:sz w:val="21"/>
-          <w:szCs w:val="21"/>
-        </w:rPr>
-        <w:t xml:space="preserve">整整高出 115%</w:t>
-      </w:r>
-      <w:r>
-        <w:rPr>
-          <w:rFonts w:ascii="SimSun" w:cs="SimSun" w:eastAsia="SimSun" w:hAnsi="SimSun"/>
-          <w:color w:val="000000"/>
-          <w:sz w:val="21"/>
-          <w:szCs w:val="21"/>
-        </w:rPr>
-        <w:t xml:space="preserve">，而理论预言的是一条水平线。上升并非匀速：小重叠下抬升平缓，逼近 </w:t>
-      </w:r>
-      <w:r>
-        <w:rPr>
-          <w:rFonts w:ascii="Cambria Math" w:cs="Cambria Math" w:eastAsia="Cambria Math" w:hAnsi="Cambria Math"/>
-          <w:color w:val="000000"/>
-          <w:sz w:val="21"/>
-          <w:szCs w:val="21"/>
-        </w:rPr>
-        <w:t xml:space="preserve">o=1</w:t>
-      </w:r>
-      <w:r>
-        <w:rPr>
-          <w:rFonts w:ascii="SimSun" w:cs="SimSun" w:eastAsia="SimSun" w:hAnsi="SimSun"/>
-          <w:color w:val="000000"/>
-          <w:sz w:val="21"/>
-          <w:szCs w:val="21"/>
-        </w:rPr>
-        <w:t xml:space="preserve"> 时急剧加速。</w:t>
-      </w:r>
-    </w:p>
-    <w:p>
-      <w:pPr>
-        <w:spacing w:after="120" w:before="0" w:line="300"/>
-        <w:ind w:firstLine="420"/>
-        <w:jc w:val="both"/>
-      </w:pPr>
-      <w:r>
-        <w:rPr>
-          <w:rFonts w:ascii="SimSun" w:cs="SimSun" w:eastAsia="SimSun" w:hAnsi="SimSun"/>
-          <w:b/>
-          <w:bCs/>
-          <w:color w:val="000000"/>
-          <w:sz w:val="21"/>
-          <w:szCs w:val="21"/>
-        </w:rPr>
-        <w:t xml:space="preserve">误差的标定。</w:t>
-      </w:r>
-      <w:r>
-        <w:rPr>
-          <w:rFonts w:ascii="SimSun" w:cs="SimSun" w:eastAsia="SimSun" w:hAnsi="SimSun"/>
-          <w:color w:val="000000"/>
-          <w:sz w:val="21"/>
-          <w:szCs w:val="21"/>
-        </w:rPr>
-        <w:t xml:space="preserve">截距的标准误由 delta 方法给出，其前提是线性律在整个窗口内严格成立。凡残余曲率未被消尽之处，</w:t>
-      </w:r>
-      <w:r>
-        <w:rPr>
-          <w:rFonts w:ascii="Cambria Math" w:cs="Cambria Math" w:eastAsia="Cambria Math" w:hAnsi="Cambria Math"/>
-          <w:color w:val="000000"/>
-          <w:sz w:val="21"/>
-          <w:szCs w:val="21"/>
-        </w:rPr>
-        <w:t xml:space="preserve">χ</w:t>
-      </w:r>
-      <w:r>
-        <w:rPr>
-          <w:rFonts w:ascii="Cambria Math" w:cs="Cambria Math" w:eastAsia="Cambria Math" w:hAnsi="Cambria Math"/>
-          <w:color w:val="000000"/>
-          <w:sz w:val="21"/>
-          <w:szCs w:val="21"/>
-          <w:vertAlign w:val="superscript"/>
-        </w:rPr>
-        <w:t xml:space="preserve">2</w:t>
-      </w:r>
-      <w:r>
-        <w:rPr>
-          <w:rFonts w:ascii="Cambria Math" w:cs="Cambria Math" w:eastAsia="Cambria Math" w:hAnsi="Cambria Math"/>
-          <w:color w:val="000000"/>
-          <w:sz w:val="21"/>
-          <w:szCs w:val="21"/>
-        </w:rPr>
-        <w:t xml:space="preserve">/dof</w:t>
-      </w:r>
-      <w:r>
-        <w:rPr>
-          <w:rFonts w:ascii="SimSun" w:cs="SimSun" w:eastAsia="SimSun" w:hAnsi="SimSun"/>
-          <w:color w:val="000000"/>
-          <w:sz w:val="21"/>
-          <w:szCs w:val="21"/>
-        </w:rPr>
-        <w:t xml:space="preserve"> 便大于 1，该标准误偏乐观，按惯例应以 </w:t>
-      </w:r>
-      <w:r>
-        <w:rPr>
-          <w:rFonts w:ascii="Cambria Math" w:cs="Cambria Math" w:eastAsia="Cambria Math" w:hAnsi="Cambria Math"/>
-          <w:color w:val="000000"/>
-          <w:sz w:val="21"/>
-          <w:szCs w:val="21"/>
-        </w:rPr>
-        <w:t xml:space="preserve">√(χ</w:t>
-      </w:r>
-      <w:r>
-        <w:rPr>
-          <w:rFonts w:ascii="Cambria Math" w:cs="Cambria Math" w:eastAsia="Cambria Math" w:hAnsi="Cambria Math"/>
-          <w:color w:val="000000"/>
-          <w:sz w:val="21"/>
-          <w:szCs w:val="21"/>
-          <w:vertAlign w:val="superscript"/>
-        </w:rPr>
-        <w:t xml:space="preserve">2</w:t>
-      </w:r>
-      <w:r>
-        <w:rPr>
-          <w:rFonts w:ascii="Cambria Math" w:cs="Cambria Math" w:eastAsia="Cambria Math" w:hAnsi="Cambria Math"/>
-          <w:color w:val="000000"/>
-          <w:sz w:val="21"/>
-          <w:szCs w:val="21"/>
-        </w:rPr>
-        <w:t xml:space="preserve">/dof)</w:t>
-      </w:r>
-      <w:r>
-        <w:rPr>
-          <w:rFonts w:ascii="SimSun" w:cs="SimSun" w:eastAsia="SimSun" w:hAnsi="SimSun"/>
-          <w:color w:val="000000"/>
-          <w:sz w:val="21"/>
-          <w:szCs w:val="21"/>
-        </w:rPr>
-        <w:t xml:space="preserve"> 放大。六条拟合中四条的 </w:t>
-      </w:r>
-      <w:r>
-        <w:rPr>
-          <w:rFonts w:ascii="Cambria Math" w:cs="Cambria Math" w:eastAsia="Cambria Math" w:hAnsi="Cambria Math"/>
-          <w:color w:val="000000"/>
-          <w:sz w:val="21"/>
-          <w:szCs w:val="21"/>
-        </w:rPr>
-        <w:t xml:space="preserve">χ</w:t>
-      </w:r>
-      <w:r>
-        <w:rPr>
-          <w:rFonts w:ascii="Cambria Math" w:cs="Cambria Math" w:eastAsia="Cambria Math" w:hAnsi="Cambria Math"/>
-          <w:color w:val="000000"/>
-          <w:sz w:val="21"/>
-          <w:szCs w:val="21"/>
-          <w:vertAlign w:val="superscript"/>
-        </w:rPr>
-        <w:t xml:space="preserve">2</w:t>
-      </w:r>
-      <w:r>
-        <w:rPr>
-          <w:rFonts w:ascii="Cambria Math" w:cs="Cambria Math" w:eastAsia="Cambria Math" w:hAnsi="Cambria Math"/>
-          <w:color w:val="000000"/>
-          <w:sz w:val="21"/>
-          <w:szCs w:val="21"/>
-        </w:rPr>
-        <w:t xml:space="preserve">/dof</w:t>
-      </w:r>
-      <w:r>
-        <w:rPr>
-          <w:rFonts w:ascii="SimSun" w:cs="SimSun" w:eastAsia="SimSun" w:hAnsi="SimSun"/>
-          <w:color w:val="000000"/>
-          <w:sz w:val="21"/>
-          <w:szCs w:val="21"/>
-        </w:rPr>
-        <w:t xml:space="preserve"> 在 1 附近而无需放大，</w:t>
-      </w:r>
-      <w:r>
-        <w:rPr>
-          <w:rFonts w:ascii="Cambria Math" w:cs="Cambria Math" w:eastAsia="Cambria Math" w:hAnsi="Cambria Math"/>
-          <w:color w:val="000000"/>
-          <w:sz w:val="21"/>
-          <w:szCs w:val="21"/>
-        </w:rPr>
-        <w:t xml:space="preserve">o=1</w:t>
-      </w:r>
-      <w:r>
-        <w:rPr>
-          <w:rFonts w:ascii="SimSun" w:cs="SimSun" w:eastAsia="SimSun" w:hAnsi="SimSun"/>
-          <w:color w:val="000000"/>
-          <w:sz w:val="21"/>
-          <w:szCs w:val="21"/>
-        </w:rPr>
-        <w:t xml:space="preserve"> 一条为 4.7（放大 2.2 倍）——它的窗口跨越最宽的绝对 </w:t>
-      </w:r>
-      <w:r>
-        <w:rPr>
-          <w:rFonts w:ascii="Cambria Math" w:cs="Cambria Math" w:eastAsia="Cambria Math" w:hAnsi="Cambria Math"/>
-          <w:color w:val="000000"/>
-          <w:sz w:val="21"/>
-          <w:szCs w:val="21"/>
-        </w:rPr>
-        <w:t xml:space="preserve">λ</w:t>
-      </w:r>
-      <w:r>
-        <w:rPr>
-          <w:rFonts w:ascii="SimSun" w:cs="SimSun" w:eastAsia="SimSun" w:hAnsi="SimSun"/>
-          <w:color w:val="000000"/>
-          <w:sz w:val="21"/>
-          <w:szCs w:val="21"/>
-        </w:rPr>
-        <w:t xml:space="preserve"> 区间，保留的曲率也最多。以下所有显著性均取放大后的误差。</w:t>
-      </w:r>
-    </w:p>
-    <w:p>
-      <w:pPr>
-        <w:spacing w:after="120" w:before="0" w:line="300"/>
-        <w:ind w:firstLine="420"/>
-        <w:jc w:val="both"/>
-      </w:pPr>
-      <w:r>
-        <w:rPr>
-          <w:rFonts w:ascii="SimSun" w:cs="SimSun" w:eastAsia="SimSun" w:hAnsi="SimSun"/>
-          <w:b/>
-          <w:bCs/>
-          <w:color w:val="000000"/>
-          <w:sz w:val="21"/>
-          <w:szCs w:val="21"/>
-        </w:rPr>
-        <w:t xml:space="preserve">偏置与稳健量。</w:t>
-      </w:r>
-      <w:r>
-        <w:rPr>
-          <w:rFonts w:ascii="SimSun" w:cs="SimSun" w:eastAsia="SimSun" w:hAnsi="SimSun"/>
-          <w:color w:val="000000"/>
-          <w:sz w:val="21"/>
-          <w:szCs w:val="21"/>
-        </w:rPr>
-        <w:t xml:space="preserve">测量本身的系统偏置须予说明。</w:t>
-      </w:r>
-      <w:r>
-        <w:rPr>
-          <w:rFonts w:ascii="Cambria Math" w:cs="Cambria Math" w:eastAsia="Cambria Math" w:hAnsi="Cambria Math"/>
-          <w:color w:val="000000"/>
-          <w:sz w:val="21"/>
-          <w:szCs w:val="21"/>
-        </w:rPr>
-        <w:t xml:space="preserve">o=0</w:t>
-      </w:r>
-      <w:r>
-        <w:rPr>
-          <w:rFonts w:ascii="SimSun" w:cs="SimSun" w:eastAsia="SimSun" w:hAnsi="SimSun"/>
-          <w:color w:val="000000"/>
-          <w:sz w:val="21"/>
-          <w:szCs w:val="21"/>
-        </w:rPr>
-        <w:t xml:space="preserve"> 的控制点为 0.18065，比理论值低 2.9%（−2.3σ）。为把窗口退到安全区间，本节的拟合区比 §2.3 更远离阈值，线性律的有限窗口曲率因而更强；</w:t>
-      </w:r>
-      <w:r>
-        <w:rPr>
-          <w:rFonts w:ascii="Cambria Math" w:cs="Cambria Math" w:eastAsia="Cambria Math" w:hAnsi="Cambria Math"/>
-          <w:color w:val="000000"/>
-          <w:sz w:val="21"/>
-          <w:szCs w:val="21"/>
-        </w:rPr>
-        <w:t xml:space="preserve">o=1</w:t>
-      </w:r>
-      <w:r>
-        <w:rPr>
-          <w:rFonts w:ascii="SimSun" w:cs="SimSun" w:eastAsia="SimSun" w:hAnsi="SimSun"/>
-          <w:color w:val="000000"/>
-          <w:sz w:val="21"/>
-          <w:szCs w:val="21"/>
-        </w:rPr>
-        <w:t xml:space="preserve"> 端相对 (3.4) 同样偏低 5.3%。两端偏置</w:t>
-      </w:r>
-      <w:r>
-        <w:rPr>
-          <w:rFonts w:ascii="SimSun" w:cs="SimSun" w:eastAsia="SimSun" w:hAnsi="SimSun"/>
-          <w:b/>
-          <w:bCs/>
-          <w:color w:val="000000"/>
-          <w:sz w:val="21"/>
-          <w:szCs w:val="21"/>
-        </w:rPr>
-        <w:t xml:space="preserve">同号同量级</w:t>
-      </w:r>
-      <w:r>
-        <w:rPr>
-          <w:rFonts w:ascii="SimSun" w:cs="SimSun" w:eastAsia="SimSun" w:hAnsi="SimSun"/>
-          <w:color w:val="000000"/>
-          <w:sz w:val="21"/>
-          <w:szCs w:val="21"/>
-        </w:rPr>
-        <w:t xml:space="preserve">，故稳健的量不是绝对阈值而是</w:t>
-      </w:r>
-      <w:r>
-        <w:rPr>
-          <w:rFonts w:ascii="SimSun" w:cs="SimSun" w:eastAsia="SimSun" w:hAnsi="SimSun"/>
-          <w:b/>
-          <w:bCs/>
-          <w:color w:val="000000"/>
-          <w:sz w:val="21"/>
-          <w:szCs w:val="21"/>
-        </w:rPr>
-        <w:t xml:space="preserve">比值</w:t>
-      </w:r>
-      <w:r>
-        <w:rPr>
-          <w:rFonts w:ascii="SimSun" w:cs="SimSun" w:eastAsia="SimSun" w:hAnsi="SimSun"/>
-          <w:color w:val="000000"/>
-          <w:sz w:val="21"/>
-          <w:szCs w:val="21"/>
-        </w:rPr>
-        <w:t xml:space="preserve">：实测</w:t>
-      </w:r>
-    </w:p>
-    <w:p>
-      <w:pPr>
-        <w:tabs>
-          <w:tab w:val="center" w:pos="4500"/>
-          <w:tab w:val="right" w:pos="9000"/>
-        </w:tabs>
-        <w:spacing w:after="130" w:before="90" w:line="288"/>
-      </w:pPr>
-      <w:r>
-        <w:t xml:space="preserve">	</w:t>
-      </w:r>
-      <w:r>
-        <w:rPr>
-          <w:rFonts w:ascii="Cambria Math" w:cs="Cambria Math" w:eastAsia="Cambria Math" w:hAnsi="Cambria Math"/>
-          <w:color w:val="000000"/>
-          <w:sz w:val="21"/>
-          <w:szCs w:val="21"/>
-        </w:rPr>
-        <w:t xml:space="preserve">λ</w:t>
-      </w:r>
-      <w:r>
-        <w:rPr>
-          <w:rFonts w:ascii="Cambria Math" w:cs="Cambria Math" w:eastAsia="Cambria Math" w:hAnsi="Cambria Math"/>
-          <w:color w:val="000000"/>
-          <w:sz w:val="21"/>
-          <w:szCs w:val="21"/>
-          <w:vertAlign w:val="subscript"/>
-        </w:rPr>
-        <w:t xml:space="preserve">c</w:t>
-      </w:r>
-      <w:r>
-        <w:rPr>
-          <w:rFonts w:ascii="Cambria Math" w:cs="Cambria Math" w:eastAsia="Cambria Math" w:hAnsi="Cambria Math"/>
-          <w:color w:val="000000"/>
-          <w:sz w:val="21"/>
-          <w:szCs w:val="21"/>
-        </w:rPr>
-        <w:t xml:space="preserve">(1)/λ</w:t>
-      </w:r>
-      <w:r>
-        <w:rPr>
-          <w:rFonts w:ascii="Cambria Math" w:cs="Cambria Math" w:eastAsia="Cambria Math" w:hAnsi="Cambria Math"/>
-          <w:color w:val="000000"/>
-          <w:sz w:val="21"/>
-          <w:szCs w:val="21"/>
-          <w:vertAlign w:val="subscript"/>
-        </w:rPr>
-        <w:t xml:space="preserve">c</w:t>
-      </w:r>
-      <w:r>
-        <w:rPr>
-          <w:rFonts w:ascii="Cambria Math" w:cs="Cambria Math" w:eastAsia="Cambria Math" w:hAnsi="Cambria Math"/>
-          <w:color w:val="000000"/>
-          <w:sz w:val="21"/>
-          <w:szCs w:val="21"/>
-        </w:rPr>
-        <w:t xml:space="preserve">(0)=2.148±0.047，  解析值 2.201</w:t>
-      </w:r>
-      <w:r>
-        <w:t xml:space="preserve">	</w:t>
-      </w:r>
-      <w:r>
-        <w:rPr>
-          <w:rFonts w:ascii="Cambria Math" w:cs="Cambria Math" w:eastAsia="Cambria Math" w:hAnsi="Cambria Math"/>
-          <w:color w:val="000000"/>
-          <w:sz w:val="21"/>
-          <w:szCs w:val="21"/>
-        </w:rPr>
-        <w:t xml:space="preserve">(3.5)</w:t>
-      </w:r>
-    </w:p>
-    <w:p>
-      <w:pPr>
-        <w:spacing w:after="120" w:before="0" w:line="300"/>
-        <w:ind w:firstLine="0"/>
-        <w:jc w:val="both"/>
-      </w:pPr>
-      <w:r>
-        <w:rPr>
-          <w:rFonts w:ascii="SimSun" w:cs="SimSun" w:eastAsia="SimSun" w:hAnsi="SimSun"/>
-          <w:color w:val="000000"/>
-          <w:sz w:val="21"/>
-          <w:szCs w:val="21"/>
-        </w:rPr>
-        <w:t xml:space="preserve">两者相差 1.1σ，</w:t>
-      </w:r>
-      <w:r>
-        <w:rPr>
-          <w:rFonts w:ascii="SimSun" w:cs="SimSun" w:eastAsia="SimSun" w:hAnsi="SimSun"/>
-          <w:b/>
-          <w:bCs/>
-          <w:color w:val="000000"/>
-          <w:sz w:val="21"/>
-          <w:szCs w:val="21"/>
-        </w:rPr>
-        <w:t xml:space="preserve">在噪声之内完全相容</w:t>
-      </w:r>
-      <w:r>
-        <w:rPr>
-          <w:rFonts w:ascii="SimSun" w:cs="SimSun" w:eastAsia="SimSun" w:hAnsi="SimSun"/>
-          <w:color w:val="000000"/>
-          <w:sz w:val="21"/>
-          <w:szCs w:val="21"/>
-        </w:rPr>
-        <w:t xml:space="preserve">。独立测得的比值与独立推出的解析比值就此相互印证，说明抬升的幅度本身是真实的，而非窗口选择的产物。</w:t>
-      </w:r>
-    </w:p>
-    <w:p>
-      <w:pPr>
-        <w:spacing w:after="120" w:before="0" w:line="300"/>
-        <w:ind w:firstLine="0"/>
-        <w:jc w:val="both"/>
-      </w:pPr>
-      <w:r>
-        <w:rPr>
-          <w:rFonts w:ascii="SimSun" w:cs="SimSun" w:eastAsia="SimSun" w:hAnsi="SimSun"/>
-          <w:color w:val="000000"/>
-          <w:sz w:val="21"/>
-          <w:szCs w:val="21"/>
-        </w:rPr>
-        <w:t xml:space="preserve">推论因此被干净地证伪。</w:t>
-      </w:r>
-      <w:r>
-        <w:rPr>
-          <w:rFonts w:ascii="Cambria Math" w:cs="Cambria Math" w:eastAsia="Cambria Math" w:hAnsi="Cambria Math"/>
-          <w:color w:val="000000"/>
-          <w:sz w:val="21"/>
-          <w:szCs w:val="21"/>
-        </w:rPr>
-        <w:t xml:space="preserve">o=1</w:t>
-      </w:r>
-      <w:r>
-        <w:rPr>
-          <w:rFonts w:ascii="SimSun" w:cs="SimSun" w:eastAsia="SimSun" w:hAnsi="SimSun"/>
-          <w:color w:val="000000"/>
-          <w:sz w:val="21"/>
-          <w:szCs w:val="21"/>
-        </w:rPr>
-        <w:t xml:space="preserve"> 处偏离水平线达 30σ，逐点递增也都显著（相邻两点之差最小为 4.5σ，全部同号）。</w:t>
-      </w:r>
-      <w:r>
-        <w:rPr>
-          <w:rFonts w:ascii="SimSun" w:cs="SimSun" w:eastAsia="SimSun" w:hAnsi="SimSun"/>
-          <w:b/>
-          <w:bCs/>
-          <w:color w:val="000000"/>
-          <w:sz w:val="21"/>
-          <w:szCs w:val="21"/>
-        </w:rPr>
-        <w:t xml:space="preserve">层间重叠不是可以忽略的高阶修正，而是比层间参与相关更强的阈值调控量</w:t>
-      </w:r>
-      <w:r>
-        <w:rPr>
-          <w:rFonts w:ascii="SimSun" w:cs="SimSun" w:eastAsia="SimSun" w:hAnsi="SimSun"/>
-          <w:color w:val="000000"/>
-          <w:sz w:val="21"/>
-          <w:szCs w:val="21"/>
-        </w:rPr>
-        <w:t xml:space="preserve">——图 4 中 </w:t>
-      </w:r>
-      <w:r>
-        <w:rPr>
-          <w:rFonts w:ascii="Cambria Math" w:cs="Cambria Math" w:eastAsia="Cambria Math" w:hAnsi="Cambria Math"/>
-          <w:color w:val="000000"/>
-          <w:sz w:val="21"/>
-          <w:szCs w:val="21"/>
-        </w:rPr>
-        <w:t xml:space="preserve">ρ</w:t>
-      </w:r>
-      <w:r>
-        <w:rPr>
-          <w:rFonts w:ascii="Cambria Math" w:cs="Cambria Math" w:eastAsia="Cambria Math" w:hAnsi="Cambria Math"/>
-          <w:color w:val="000000"/>
-          <w:sz w:val="21"/>
-          <w:szCs w:val="21"/>
-          <w:vertAlign w:val="subscript"/>
-        </w:rPr>
-        <w:t xml:space="preserve">12</w:t>
-      </w:r>
-      <w:r>
-        <w:rPr>
-          <w:rFonts w:ascii="SimSun" w:cs="SimSun" w:eastAsia="SimSun" w:hAnsi="SimSun"/>
-          <w:color w:val="000000"/>
-          <w:sz w:val="21"/>
-          <w:szCs w:val="21"/>
-        </w:rPr>
-        <w:t xml:space="preserve"> 扫遍全程只移动阈值 12.5%，此处 </w:t>
-      </w:r>
-      <w:r>
-        <w:rPr>
-          <w:rFonts w:ascii="Cambria Math" w:cs="Cambria Math" w:eastAsia="Cambria Math" w:hAnsi="Cambria Math"/>
-          <w:color w:val="000000"/>
-          <w:sz w:val="21"/>
-          <w:szCs w:val="21"/>
-        </w:rPr>
-        <w:t xml:space="preserve">o</w:t>
-      </w:r>
-      <w:r>
-        <w:rPr>
-          <w:rFonts w:ascii="SimSun" w:cs="SimSun" w:eastAsia="SimSun" w:hAnsi="SimSun"/>
-          <w:color w:val="000000"/>
-          <w:sz w:val="21"/>
-          <w:szCs w:val="21"/>
-        </w:rPr>
-        <w:t xml:space="preserve"> 却移动了 115%，相差近一个数量级。</w:t>
-      </w:r>
-    </w:p>
-    <w:p>
-      <w:pPr>
-        <w:spacing w:after="120" w:before="0" w:line="300"/>
-        <w:ind w:firstLine="420"/>
-        <w:jc w:val="both"/>
-      </w:pPr>
-      <w:r>
-        <w:rPr>
-          <w:rFonts w:ascii="SimSun" w:cs="SimSun" w:eastAsia="SimSun" w:hAnsi="SimSun"/>
-          <w:color w:val="000000"/>
-          <w:sz w:val="21"/>
-          <w:szCs w:val="21"/>
-        </w:rPr>
-        <w:t xml:space="preserve">失效的方向也符合机制。重叠把传播投向已经可及的节点，</w:t>
-      </w:r>
-      <w:r>
-        <w:rPr>
-          <w:rFonts w:ascii="SimSun" w:cs="SimSun" w:eastAsia="SimSun" w:hAnsi="SimSun"/>
-          <w:b/>
-          <w:bCs/>
-          <w:color w:val="000000"/>
-          <w:sz w:val="21"/>
-          <w:szCs w:val="21"/>
-        </w:rPr>
-        <w:t xml:space="preserve">同一条边被两层重复计入</w:t>
-      </w:r>
-      <w:r>
-        <w:rPr>
-          <w:rFonts w:ascii="SimSun" w:cs="SimSun" w:eastAsia="SimSun" w:hAnsi="SimSun"/>
-          <w:color w:val="000000"/>
-          <w:sz w:val="21"/>
-          <w:szCs w:val="21"/>
-        </w:rPr>
-        <w:t xml:space="preserve">，而 (2.7) 按互不相交的分支计数，于是系统性地高估了分支能力、低估了阈值。图 7(c) 给出小 </w:t>
-      </w:r>
-      <w:r>
-        <w:rPr>
-          <w:rFonts w:ascii="Cambria Math" w:cs="Cambria Math" w:eastAsia="Cambria Math" w:hAnsi="Cambria Math"/>
-          <w:color w:val="000000"/>
-          <w:sz w:val="21"/>
-          <w:szCs w:val="21"/>
-        </w:rPr>
-        <w:t xml:space="preserve">λ</w:t>
-      </w:r>
-      <w:r>
-        <w:rPr>
-          <w:rFonts w:ascii="SimSun" w:cs="SimSun" w:eastAsia="SimSun" w:hAnsi="SimSun"/>
-          <w:color w:val="000000"/>
-          <w:sz w:val="21"/>
-          <w:szCs w:val="21"/>
-        </w:rPr>
-        <w:t xml:space="preserve"> 下的展开：理论按 </w:t>
-      </w:r>
-      <w:r>
-        <w:rPr>
-          <w:rFonts w:ascii="Cambria Math" w:cs="Cambria Math" w:eastAsia="Cambria Math" w:hAnsi="Cambria Math"/>
-          <w:color w:val="000000"/>
-          <w:sz w:val="21"/>
-          <w:szCs w:val="21"/>
-        </w:rPr>
-        <w:t xml:space="preserve">3C(3,λ)≈6λ</w:t>
-      </w:r>
-      <w:r>
-        <w:rPr>
-          <w:rFonts w:ascii="SimSun" w:cs="SimSun" w:eastAsia="SimSun" w:hAnsi="SimSun"/>
-          <w:color w:val="000000"/>
-          <w:sz w:val="21"/>
-          <w:szCs w:val="21"/>
-        </w:rPr>
-        <w:t xml:space="preserve"> 计数，</w:t>
-      </w:r>
-      <w:r>
-        <w:rPr>
-          <w:rFonts w:ascii="Cambria Math" w:cs="Cambria Math" w:eastAsia="Cambria Math" w:hAnsi="Cambria Math"/>
-          <w:color w:val="000000"/>
-          <w:sz w:val="21"/>
-          <w:szCs w:val="21"/>
-        </w:rPr>
-        <w:t xml:space="preserve">o=1</w:t>
-      </w:r>
-      <w:r>
-        <w:rPr>
-          <w:rFonts w:ascii="SimSun" w:cs="SimSun" w:eastAsia="SimSun" w:hAnsi="SimSun"/>
-          <w:color w:val="000000"/>
-          <w:sz w:val="21"/>
-          <w:szCs w:val="21"/>
-        </w:rPr>
-        <w:t xml:space="preserve"> 的实际过程只有 </w:t>
-      </w:r>
-      <w:r>
-        <w:rPr>
-          <w:rFonts w:ascii="Cambria Math" w:cs="Cambria Math" w:eastAsia="Cambria Math" w:hAnsi="Cambria Math"/>
-          <w:color w:val="000000"/>
-          <w:sz w:val="21"/>
-          <w:szCs w:val="21"/>
-        </w:rPr>
-        <w:t xml:space="preserve">C(3,2λ)≈4λ</w:t>
-      </w:r>
-      <w:r>
-        <w:rPr>
-          <w:rFonts w:ascii="SimSun" w:cs="SimSun" w:eastAsia="SimSun" w:hAnsi="SimSun"/>
-          <w:color w:val="000000"/>
-          <w:sz w:val="21"/>
-          <w:szCs w:val="21"/>
-        </w:rPr>
-        <w:t xml:space="preserve">，比值 3:2 即高估的量级。</w:t>
-      </w:r>
-      <w:r>
-        <w:rPr>
-          <w:rFonts w:ascii="SimSun" w:cs="SimSun" w:eastAsia="SimSun" w:hAnsi="SimSun"/>
-          <w:b/>
-          <w:bCs/>
-          <w:color w:val="000000"/>
-          <w:sz w:val="21"/>
-          <w:szCs w:val="21"/>
-        </w:rPr>
-        <w:t xml:space="preserve">树状闭合的适用边界由此定量给出</w:t>
-      </w:r>
-      <w:r>
-        <w:rPr>
-          <w:rFonts w:ascii="SimSun" w:cs="SimSun" w:eastAsia="SimSun" w:hAnsi="SimSun"/>
-          <w:color w:val="000000"/>
-          <w:sz w:val="21"/>
-          <w:szCs w:val="21"/>
-        </w:rPr>
-        <w:t xml:space="preserve">：它要求层间群体近乎不相交，位形模型系综自动满足（</w:t>
-      </w:r>
-      <w:r>
-        <w:rPr>
-          <w:rFonts w:ascii="Cambria Math" w:cs="Cambria Math" w:eastAsia="Cambria Math" w:hAnsi="Cambria Math"/>
-          <w:color w:val="000000"/>
-          <w:sz w:val="21"/>
-          <w:szCs w:val="21"/>
-        </w:rPr>
-        <w:t xml:space="preserve">o=O(1/N)</w:t>
-      </w:r>
-      <w:r>
-        <w:rPr>
-          <w:rFonts w:ascii="SimSun" w:cs="SimSun" w:eastAsia="SimSun" w:hAnsi="SimSun"/>
-          <w:color w:val="000000"/>
-          <w:sz w:val="21"/>
-          <w:szCs w:val="21"/>
-        </w:rPr>
-        <w:t xml:space="preserve">），而任何具有实质层间重叠的真实系统都会落在公式之外。</w:t>
-      </w:r>
-    </w:p>
-    <w:p>
-      <w:pPr>
-        <w:spacing w:after="70" w:before="160"/>
-        <w:ind w:firstLine="0"/>
-        <w:jc w:val="center"/>
-      </w:pPr>
-      <w:r>
-        <w:drawing>
-          <wp:inline distT="0" distB="0" distL="0" distR="0">
-            <wp:extent cx="4953000" cy="1600200"/>
-            <wp:effectExtent t="0" r="0" b="0" l="0"/>
-            <wp:docPr id="1" name="" descr="" title=""/>
-            <wp:cNvGraphicFramePr>
-              <a:graphicFrameLocks xmlns:a="http://schemas.openxmlformats.org/drawingml/2006/main" noChangeAspect="1"/>
-            </wp:cNvGraphicFramePr>
-            <a:graphic xmlns:a="http://schemas.openxmlformats.org/drawingml/2006/main">
-              <a:graphicData uri="http://schemas.openxmlformats.org/drawingml/2006/picture">
-                <pic:pic xmlns:pic="http://schemas.openxmlformats.org/drawingml/2006/picture">
-                  <pic:nvPicPr>
-                    <pic:cNvPr id="0" name="" descr=""/>
-                    <pic:cNvPicPr>
-                      <a:picLocks noChangeAspect="1" noChangeArrowheads="1"/>
-                    </pic:cNvPicPr>
-                  </pic:nvPicPr>
-                  <pic:blipFill>
-                    <a:blip r:embed="rId9" cstate="none"/>
-                    <a:srcRect/>
-                    <a:stretch>
-                      <a:fillRect/>
-                    </a:stretch>
-                  </pic:blipFill>
-                  <pic:spPr bwMode="auto">
-                    <a:xfrm>
-                      <a:off x="0" y="0"/>
-                      <a:ext cx="4953000" cy="1600200"/>
-                    </a:xfrm>
-                    <a:prstGeom prst="rect">
-                      <a:avLst/>
-                    </a:prstGeom>
-                  </pic:spPr>
-                </pic:pic>
-              </a:graphicData>
-            </a:graphic>
-          </wp:inline>
-        </w:drawing>
-      </w:r>
-    </w:p>
-    <w:p>
-      <w:pPr>
-        <w:spacing w:after="180" w:line="264"/>
-        <w:ind w:firstLine="0"/>
-        <w:jc w:val="both"/>
-      </w:pPr>
-      <w:r>
-        <w:rPr>
-          <w:rFonts w:ascii="SimSun" w:cs="SimSun" w:eastAsia="SimSun" w:hAnsi="SimSun"/>
-          <w:b/>
-          <w:bCs/>
-          <w:color w:val="000000"/>
-          <w:sz w:val="18"/>
-          <w:szCs w:val="18"/>
-        </w:rPr>
-        <w:t xml:space="preserve">图 7</w:t>
-      </w:r>
-      <w:r>
-        <w:rPr>
-          <w:rFonts w:ascii="SimSun" w:cs="SimSun" w:eastAsia="SimSun" w:hAnsi="SimSun"/>
-          <w:color w:val="000000"/>
-          <w:sz w:val="18"/>
-          <w:szCs w:val="18"/>
-        </w:rPr>
-        <w:t xml:space="preserve">　层间重叠的可证伪检验。全族共享同一 </w:t>
-      </w:r>
-      <w:r>
-        <w:rPr>
-          <w:rFonts w:ascii="Cambria Math" w:cs="Cambria Math" w:eastAsia="Cambria Math" w:hAnsi="Cambria Math"/>
-          <w:color w:val="000000"/>
-          <w:sz w:val="18"/>
-          <w:szCs w:val="18"/>
-        </w:rPr>
-        <w:t xml:space="preserve">P(k)</w:t>
-      </w:r>
-      <w:r>
-        <w:rPr>
-          <w:rFonts w:ascii="SimSun" w:cs="SimSun" w:eastAsia="SimSun" w:hAnsi="SimSun"/>
-          <w:color w:val="000000"/>
-          <w:sz w:val="18"/>
-          <w:szCs w:val="18"/>
-        </w:rPr>
-        <w:t xml:space="preserve">（每节点层度 </w:t>
-      </w:r>
-      <w:r>
-        <w:rPr>
-          <w:rFonts w:ascii="Cambria Math" w:cs="Cambria Math" w:eastAsia="Cambria Math" w:hAnsi="Cambria Math"/>
-          <w:color w:val="000000"/>
-          <w:sz w:val="18"/>
-          <w:szCs w:val="18"/>
-        </w:rPr>
-        <w:t xml:space="preserve">(2,2)</w:t>
-      </w:r>
-      <w:r>
-        <w:rPr>
-          <w:rFonts w:ascii="SimSun" w:cs="SimSun" w:eastAsia="SimSun" w:hAnsi="SimSun"/>
-          <w:color w:val="000000"/>
-          <w:sz w:val="18"/>
-          <w:szCs w:val="18"/>
-        </w:rPr>
-        <w:t xml:space="preserve">）与同一 </w:t>
-      </w:r>
-      <w:r>
-        <w:rPr>
-          <w:rFonts w:ascii="Cambria Math" w:cs="Cambria Math" w:eastAsia="Cambria Math" w:hAnsi="Cambria Math"/>
-          <w:color w:val="000000"/>
-          <w:sz w:val="18"/>
-          <w:szCs w:val="18"/>
-        </w:rPr>
-        <w:t xml:space="preserve">m=(3,3)</w:t>
-      </w:r>
-      <w:r>
-        <w:rPr>
-          <w:rFonts w:ascii="SimSun" w:cs="SimSun" w:eastAsia="SimSun" w:hAnsi="SimSun"/>
-          <w:color w:val="000000"/>
-          <w:sz w:val="18"/>
-          <w:szCs w:val="18"/>
-        </w:rPr>
-        <w:t xml:space="preserve">，仅 (3.3) 的重叠 </w:t>
-      </w:r>
-      <w:r>
-        <w:rPr>
-          <w:rFonts w:ascii="Cambria Math" w:cs="Cambria Math" w:eastAsia="Cambria Math" w:hAnsi="Cambria Math"/>
-          <w:color w:val="000000"/>
-          <w:sz w:val="18"/>
-          <w:szCs w:val="18"/>
-        </w:rPr>
-        <w:t xml:space="preserve">o</w:t>
-      </w:r>
-      <w:r>
-        <w:rPr>
-          <w:rFonts w:ascii="SimSun" w:cs="SimSun" w:eastAsia="SimSun" w:hAnsi="SimSun"/>
-          <w:color w:val="000000"/>
-          <w:sz w:val="18"/>
-          <w:szCs w:val="18"/>
-        </w:rPr>
-        <w:t xml:space="preserve"> 变化。(a) 测得的 </w:t>
-      </w:r>
-      <w:r>
-        <w:rPr>
-          <w:rFonts w:ascii="Cambria Math" w:cs="Cambria Math" w:eastAsia="Cambria Math" w:hAnsi="Cambria Math"/>
-          <w:color w:val="000000"/>
-          <w:sz w:val="18"/>
-          <w:szCs w:val="18"/>
-        </w:rPr>
-        <w:t xml:space="preserve">λ</w:t>
-      </w:r>
-      <w:r>
-        <w:rPr>
-          <w:rFonts w:ascii="Cambria Math" w:cs="Cambria Math" w:eastAsia="Cambria Math" w:hAnsi="Cambria Math"/>
-          <w:color w:val="000000"/>
-          <w:sz w:val="18"/>
-          <w:szCs w:val="18"/>
-          <w:vertAlign w:val="subscript"/>
-        </w:rPr>
-        <w:t xml:space="preserve">c</w:t>
-      </w:r>
-      <w:r>
-        <w:rPr>
-          <w:rFonts w:ascii="SimSun" w:cs="SimSun" w:eastAsia="SimSun" w:hAnsi="SimSun"/>
-          <w:color w:val="000000"/>
-          <w:sz w:val="18"/>
-          <w:szCs w:val="18"/>
-        </w:rPr>
-        <w:t xml:space="preserve"> 随 </w:t>
-      </w:r>
-      <w:r>
-        <w:rPr>
-          <w:rFonts w:ascii="Cambria Math" w:cs="Cambria Math" w:eastAsia="Cambria Math" w:hAnsi="Cambria Math"/>
-          <w:color w:val="000000"/>
-          <w:sz w:val="18"/>
-          <w:szCs w:val="18"/>
-        </w:rPr>
-        <w:t xml:space="preserve">o</w:t>
-      </w:r>
-      <w:r>
-        <w:rPr>
-          <w:rFonts w:ascii="SimSun" w:cs="SimSun" w:eastAsia="SimSun" w:hAnsi="SimSun"/>
-          <w:color w:val="000000"/>
-          <w:sz w:val="18"/>
-          <w:szCs w:val="18"/>
-        </w:rPr>
-        <w:t xml:space="preserve"> 单调上升，误差棒为回归标准误；下方水平线为 (2.7) 的预言（与 </w:t>
-      </w:r>
-      <w:r>
-        <w:rPr>
-          <w:rFonts w:ascii="Cambria Math" w:cs="Cambria Math" w:eastAsia="Cambria Math" w:hAnsi="Cambria Math"/>
-          <w:color w:val="000000"/>
-          <w:sz w:val="18"/>
-          <w:szCs w:val="18"/>
-        </w:rPr>
-        <w:t xml:space="preserve">o</w:t>
-      </w:r>
-      <w:r>
-        <w:rPr>
-          <w:rFonts w:ascii="SimSun" w:cs="SimSun" w:eastAsia="SimSun" w:hAnsi="SimSun"/>
-          <w:color w:val="000000"/>
-          <w:sz w:val="18"/>
-          <w:szCs w:val="18"/>
-        </w:rPr>
-        <w:t xml:space="preserve"> 无关），上方水平线为 (3.4) 的 </w:t>
-      </w:r>
-      <w:r>
-        <w:rPr>
-          <w:rFonts w:ascii="Cambria Math" w:cs="Cambria Math" w:eastAsia="Cambria Math" w:hAnsi="Cambria Math"/>
-          <w:color w:val="000000"/>
-          <w:sz w:val="18"/>
-          <w:szCs w:val="18"/>
-        </w:rPr>
-        <w:t xml:space="preserve">o=1</w:t>
-      </w:r>
-      <w:r>
-        <w:rPr>
-          <w:rFonts w:ascii="SimSun" w:cs="SimSun" w:eastAsia="SimSun" w:hAnsi="SimSun"/>
-          <w:color w:val="000000"/>
-          <w:sz w:val="18"/>
-          <w:szCs w:val="18"/>
-        </w:rPr>
-        <w:t xml:space="preserve"> 解析值。(b) 各 </w:t>
-      </w:r>
-      <w:r>
-        <w:rPr>
-          <w:rFonts w:ascii="Cambria Math" w:cs="Cambria Math" w:eastAsia="Cambria Math" w:hAnsi="Cambria Math"/>
-          <w:color w:val="000000"/>
-          <w:sz w:val="18"/>
-          <w:szCs w:val="18"/>
-        </w:rPr>
-        <w:t xml:space="preserve">o</w:t>
-      </w:r>
-      <w:r>
-        <w:rPr>
-          <w:rFonts w:ascii="SimSun" w:cs="SimSun" w:eastAsia="SimSun" w:hAnsi="SimSun"/>
-          <w:color w:val="000000"/>
-          <w:sz w:val="18"/>
-          <w:szCs w:val="18"/>
-        </w:rPr>
-        <w:t xml:space="preserve"> 下的亚临界外推 </w:t>
-      </w:r>
-      <w:r>
-        <w:rPr>
-          <w:rFonts w:ascii="Cambria Math" w:cs="Cambria Math" w:eastAsia="Cambria Math" w:hAnsi="Cambria Math"/>
-          <w:color w:val="000000"/>
-          <w:sz w:val="18"/>
-          <w:szCs w:val="18"/>
-        </w:rPr>
-        <w:t xml:space="preserve">1/χ→0</w:t>
-      </w:r>
-      <w:r>
-        <w:rPr>
-          <w:rFonts w:ascii="SimSun" w:cs="SimSun" w:eastAsia="SimSun" w:hAnsi="SimSun"/>
-          <w:color w:val="000000"/>
-          <w:sz w:val="18"/>
-          <w:szCs w:val="18"/>
-        </w:rPr>
-        <w:t xml:space="preserve">，空心圈为 x 截距，按 </w:t>
-      </w:r>
-      <w:r>
-        <w:rPr>
-          <w:rFonts w:ascii="Cambria Math" w:cs="Cambria Math" w:eastAsia="Cambria Math" w:hAnsi="Cambria Math"/>
-          <w:color w:val="000000"/>
-          <w:sz w:val="18"/>
-          <w:szCs w:val="18"/>
-        </w:rPr>
-        <w:t xml:space="preserve">o</w:t>
-      </w:r>
-      <w:r>
-        <w:rPr>
-          <w:rFonts w:ascii="SimSun" w:cs="SimSun" w:eastAsia="SimSun" w:hAnsi="SimSun"/>
-          <w:color w:val="000000"/>
-          <w:sz w:val="18"/>
-          <w:szCs w:val="18"/>
-        </w:rPr>
-        <w:t xml:space="preserve"> 着色。(c) 机制：(2.7) 所计的群体层面分支因子 </w:t>
-      </w:r>
-      <w:r>
-        <w:rPr>
-          <w:rFonts w:ascii="Cambria Math" w:cs="Cambria Math" w:eastAsia="Cambria Math" w:hAnsi="Cambria Math"/>
-          <w:color w:val="000000"/>
-          <w:sz w:val="18"/>
-          <w:szCs w:val="18"/>
-        </w:rPr>
-        <w:t xml:space="preserve">3C(3,λ)</w:t>
-      </w:r>
-      <w:r>
-        <w:rPr>
-          <w:rFonts w:ascii="SimSun" w:cs="SimSun" w:eastAsia="SimSun" w:hAnsi="SimSun"/>
-          <w:color w:val="000000"/>
-          <w:sz w:val="18"/>
-          <w:szCs w:val="18"/>
-        </w:rPr>
-        <w:t xml:space="preserve"> 与 </w:t>
-      </w:r>
-      <w:r>
-        <w:rPr>
-          <w:rFonts w:ascii="Cambria Math" w:cs="Cambria Math" w:eastAsia="Cambria Math" w:hAnsi="Cambria Math"/>
-          <w:color w:val="000000"/>
-          <w:sz w:val="18"/>
-          <w:szCs w:val="18"/>
-        </w:rPr>
-        <w:t xml:space="preserve">o=1</w:t>
-      </w:r>
-      <w:r>
-        <w:rPr>
-          <w:rFonts w:ascii="SimSun" w:cs="SimSun" w:eastAsia="SimSun" w:hAnsi="SimSun"/>
-          <w:color w:val="000000"/>
-          <w:sz w:val="18"/>
-          <w:szCs w:val="18"/>
-        </w:rPr>
-        <w:t xml:space="preserve"> 实际过程的 </w:t>
+          <w:sz w:val="18"/>
+          <w:szCs w:val="18"/>
+        </w:rPr>
+        <w:t xml:space="preserve"> 实际的 </w:t>
       </w:r>
       <w:r>
         <w:rPr>
@@ -4261,7 +4462,7 @@
           <w:sz w:val="18"/>
           <w:szCs w:val="18"/>
         </w:rPr>
-        <w:t xml:space="preserve">，两者穿过 1 的位置即各自的阈值；前者系统性偏高，重叠越大高估越甚。</w:t>
+        <w:t xml:space="preserve">，两者穿过 1 处即各自阈值。</w:t>
       </w:r>
     </w:p>
     <w:sectPr>

--- a/multiplex-hypergraph-sir/section3_cn.docx
+++ b/multiplex-hypergraph-sir/section3_cn.docx
@@ -167,7 +167,7 @@
           <w:sz w:val="21"/>
           <w:szCs w:val="21"/>
         </w:rPr>
-        <w:t xml:space="preserve"> 统一定标。放开这一约束，令两层各自的速率 </w:t>
+        <w:t xml:space="preserve"> 统一定标。放开约束，令两层各自的速率 </w:t>
       </w:r>
       <w:r>
         <w:rPr>
@@ -690,7 +690,7 @@
           <w:sz w:val="21"/>
           <w:szCs w:val="21"/>
         </w:rPr>
-        <w:t xml:space="preserve">）正落在楔内紧贴边界处，图中以菱形标出。楔形之大值得留意：它并非临界线附近的一条窄缝，而是占据了整个 </w:t>
+        <w:t xml:space="preserve">）正落在楔内紧贴边界处，图中以菱形标出。楔形并非临界线附近的窄缝，而是占据了整个 </w:t>
       </w:r>
       <w:r>
         <w:rPr>
@@ -837,7 +837,7 @@
           <w:sz w:val="21"/>
           <w:szCs w:val="21"/>
         </w:rPr>
-        <w:t xml:space="preserve"> 由 −1 增到 +1 而整体内移（图 3c），对称阈值由 0.106203 降到 0.092956，与 §2.4 的两个端点逐位相同；图 3(d) 把这一移动画成 </w:t>
+        <w:t xml:space="preserve"> 由 −1 增到 +1 而整体内移（图 3c），对称阈值由 0.106203 降到 0.092956，与 §2.4 的两个端点逐位相同；图 3(d) 把移动量画成</w:t>
       </w:r>
       <w:r>
         <w:rPr>
@@ -923,16 +923,16 @@
           <w:sz w:val="21"/>
           <w:szCs w:val="21"/>
         </w:rPr>
-        <w:t xml:space="preserve">协同不是可有可无的修饰，而是多重结构的默认状态</w:t>
-      </w:r>
-      <w:r>
-        <w:rPr>
-          <w:rFonts w:ascii="SimSun" w:cs="SimSun" w:eastAsia="SimSun" w:hAnsi="SimSun"/>
-          <w:color w:val="000000"/>
-          <w:sz w:val="21"/>
-          <w:szCs w:val="21"/>
-        </w:rPr>
-        <w:t xml:space="preserve">：只要两层都不是完全孤立，合并阈值就严格低于任一单层阈值——这一点在 §2.1 已由 </w:t>
+        <w:t xml:space="preserve">协同是多重结构的默认状态</w:t>
+      </w:r>
+      <w:r>
+        <w:rPr>
+          <w:rFonts w:ascii="SimSun" w:cs="SimSun" w:eastAsia="SimSun" w:hAnsi="SimSun"/>
+          <w:color w:val="000000"/>
+          <w:sz w:val="21"/>
+          <w:szCs w:val="21"/>
+        </w:rPr>
+        <w:t xml:space="preserve">：只要两层非完全孤立，合并阈值严格低于任一单层——§2.1 由 </w:t>
       </w:r>
       <w:r>
         <w:rPr>
@@ -979,7 +979,7 @@
           <w:sz w:val="21"/>
           <w:szCs w:val="21"/>
         </w:rPr>
-        <w:t xml:space="preserve"> 给出，图 3 把它在整个平面上兑现。图 3(b) 另将 </w:t>
+        <w:t xml:space="preserve"> 给出下界，图 3 在整个平面上印证。图 3(b) 另将 </w:t>
       </w:r>
       <w:r>
         <w:rPr>
@@ -2439,7 +2439,7 @@
           <w:sz w:val="21"/>
           <w:szCs w:val="21"/>
         </w:rPr>
-        <w:t xml:space="preserve">这一条否证了「大群体更危险」的朴素预期</w:t>
+        <w:t xml:space="preserve">余度坍缩否证了「大群体更危险」的朴素预期</w:t>
       </w:r>
       <w:r>
         <w:rPr>
@@ -2517,7 +2517,7 @@
           <w:sz w:val="21"/>
           <w:szCs w:val="21"/>
         </w:rPr>
-        <w:t xml:space="preserve">以上三条扫描都在公式看得见的自由度上进行。更能说明理论边界的，是一条它</w:t>
+        <w:t xml:space="preserve">以上扫描都在公式看得见的自由度上进行。检验理论边界须用一条它</w:t>
       </w:r>
       <w:r>
         <w:rPr>
@@ -2661,16 +2661,16 @@
           <w:sz w:val="21"/>
           <w:szCs w:val="21"/>
         </w:rPr>
-        <w:t xml:space="preserve">正是局域树状假设所丢弃的东西</w:t>
-      </w:r>
-      <w:r>
-        <w:rPr>
-          <w:rFonts w:ascii="SimSun" w:cs="SimSun" w:eastAsia="SimSun" w:hAnsi="SimSun"/>
-          <w:color w:val="000000"/>
-          <w:sz w:val="21"/>
-          <w:szCs w:val="21"/>
-        </w:rPr>
-        <w:t xml:space="preserve">。于是得到一条可证伪的推论：固定 </w:t>
+        <w:t xml:space="preserve">恰为局域树状假设所丢弃</w:t>
+      </w:r>
+      <w:r>
+        <w:rPr>
+          <w:rFonts w:ascii="SimSun" w:cs="SimSun" w:eastAsia="SimSun" w:hAnsi="SimSun"/>
+          <w:color w:val="000000"/>
+          <w:sz w:val="21"/>
+          <w:szCs w:val="21"/>
+        </w:rPr>
+        <w:t xml:space="preserve">，由此给出一条可证伪的推论：固定 </w:t>
       </w:r>
       <w:r>
         <w:rPr>
@@ -3774,7 +3774,7 @@
           <w:sz w:val="21"/>
           <w:szCs w:val="21"/>
         </w:rPr>
-        <w:t xml:space="preserve">。独立测得的比值与独立推出的解析比值就此相互印证，说明抬升的幅度本身是真实的，而非窗口选择的产物。</w:t>
+        <w:t xml:space="preserve">。独立测得的比值与独立推出的解析比值相互印证：抬升幅度确为真实，并非窗口效应。</w:t>
       </w:r>
     </w:p>
     <w:p>
@@ -3819,16 +3819,16 @@
           <w:sz w:val="21"/>
           <w:szCs w:val="21"/>
         </w:rPr>
-        <w:t xml:space="preserve">层间重叠不是可以忽略的高阶修正，而是比层间参与相关更强的阈值调控量</w:t>
-      </w:r>
-      <w:r>
-        <w:rPr>
-          <w:rFonts w:ascii="SimSun" w:cs="SimSun" w:eastAsia="SimSun" w:hAnsi="SimSun"/>
-          <w:color w:val="000000"/>
-          <w:sz w:val="21"/>
-          <w:szCs w:val="21"/>
-        </w:rPr>
-        <w:t xml:space="preserve">——图 3 中 </w:t>
+        <w:t xml:space="preserve">层间重叠并非高阶修正，其调控力度远超层间参与相关</w:t>
+      </w:r>
+      <w:r>
+        <w:rPr>
+          <w:rFonts w:ascii="SimSun" w:cs="SimSun" w:eastAsia="SimSun" w:hAnsi="SimSun"/>
+          <w:color w:val="000000"/>
+          <w:sz w:val="21"/>
+          <w:szCs w:val="21"/>
+        </w:rPr>
+        <w:t xml:space="preserve">：图 3 中 </w:t>
       </w:r>
       <w:r>
         <w:rPr>
@@ -3856,7 +3856,7 @@
           <w:sz w:val="21"/>
           <w:szCs w:val="21"/>
         </w:rPr>
-        <w:t xml:space="preserve"> 扫遍全程只移动阈值 12.5%，此处 </w:t>
+        <w:t xml:space="preserve"> 全程只移动阈值 12.5%，</w:t>
       </w:r>
       <w:r>
         <w:rPr>

--- a/multiplex-hypergraph-sir/section3_cn.docx
+++ b/multiplex-hypergraph-sir/section3_cn.docx
@@ -32,7 +32,91 @@
           <w:sz w:val="21"/>
           <w:szCs w:val="21"/>
         </w:rPr>
-        <w:t xml:space="preserve">阈值公式 (2.7) 把结构压缩成两样东西：联合层度分布的二阶矩，以及各层的群体基数。压缩得越狠，可问的问题就越具体——哪些结构自由度真的移动阈值，哪些被压掉了。本节先把阈值画成 </w:t>
+        <w:t xml:space="preserve">次代矩阵 (2.7) 将网络结构压缩为两个充分统计量 (sufficient statistics)：联合层度分布的二阶矩 </w:t>
+      </w:r>
+      <w:r>
+        <w:rPr>
+          <w:rFonts w:ascii="Cambria Math" w:cs="Cambria Math" w:eastAsia="Cambria Math" w:hAnsi="Cambria Math"/>
+          <w:color w:val="000000"/>
+          <w:sz w:val="21"/>
+          <w:szCs w:val="21"/>
+        </w:rPr>
+        <w:t xml:space="preserve">⟨k</w:t>
+      </w:r>
+      <w:r>
+        <w:rPr>
+          <w:rFonts w:ascii="Cambria Math" w:cs="Cambria Math" w:eastAsia="Cambria Math" w:hAnsi="Cambria Math"/>
+          <w:color w:val="000000"/>
+          <w:sz w:val="21"/>
+          <w:szCs w:val="21"/>
+          <w:vertAlign w:val="superscript"/>
+        </w:rPr>
+        <w:t xml:space="preserve">(a)</w:t>
+      </w:r>
+      <w:r>
+        <w:rPr>
+          <w:rFonts w:ascii="Cambria Math" w:cs="Cambria Math" w:eastAsia="Cambria Math" w:hAnsi="Cambria Math"/>
+          <w:color w:val="000000"/>
+          <w:sz w:val="21"/>
+          <w:szCs w:val="21"/>
+        </w:rPr>
+        <w:t xml:space="preserve">k</w:t>
+      </w:r>
+      <w:r>
+        <w:rPr>
+          <w:rFonts w:ascii="Cambria Math" w:cs="Cambria Math" w:eastAsia="Cambria Math" w:hAnsi="Cambria Math"/>
+          <w:color w:val="000000"/>
+          <w:sz w:val="21"/>
+          <w:szCs w:val="21"/>
+          <w:vertAlign w:val="superscript"/>
+        </w:rPr>
+        <w:t xml:space="preserve">(b)</w:t>
+      </w:r>
+      <w:r>
+        <w:rPr>
+          <w:rFonts w:ascii="Cambria Math" w:cs="Cambria Math" w:eastAsia="Cambria Math" w:hAnsi="Cambria Math"/>
+          <w:color w:val="000000"/>
+          <w:sz w:val="21"/>
+          <w:szCs w:val="21"/>
+        </w:rPr>
+        <w:t xml:space="preserve">⟩</w:t>
+      </w:r>
+      <w:r>
+        <w:rPr>
+          <w:rFonts w:ascii="SimSun" w:cs="SimSun" w:eastAsia="SimSun" w:hAnsi="SimSun"/>
+          <w:color w:val="000000"/>
+          <w:sz w:val="21"/>
+          <w:szCs w:val="21"/>
+        </w:rPr>
+        <w:t xml:space="preserve">，以及各层的超边基数 </w:t>
+      </w:r>
+      <w:r>
+        <w:rPr>
+          <w:rFonts w:ascii="Cambria Math" w:cs="Cambria Math" w:eastAsia="Cambria Math" w:hAnsi="Cambria Math"/>
+          <w:color w:val="000000"/>
+          <w:sz w:val="21"/>
+          <w:szCs w:val="21"/>
+        </w:rPr>
+        <w:t xml:space="preserve">m</w:t>
+      </w:r>
+      <w:r>
+        <w:rPr>
+          <w:rFonts w:ascii="Cambria Math" w:cs="Cambria Math" w:eastAsia="Cambria Math" w:hAnsi="Cambria Math"/>
+          <w:color w:val="000000"/>
+          <w:sz w:val="21"/>
+          <w:szCs w:val="21"/>
+          <w:vertAlign w:val="subscript"/>
+        </w:rPr>
+        <w:t xml:space="preserve">a</w:t>
+      </w:r>
+      <w:r>
+        <w:rPr>
+          <w:rFonts w:ascii="SimSun" w:cs="SimSun" w:eastAsia="SimSun" w:hAnsi="SimSun"/>
+          <w:color w:val="000000"/>
+          <w:sz w:val="21"/>
+          <w:szCs w:val="21"/>
+        </w:rPr>
+        <w:t xml:space="preserve">。这种低维约化 (dimensional reduction) 赋予理论以预测力，但同时限定了其适用范围——被约化丢弃的结构自由度构成理论的盲区。本节从三个方向系统考察阈值的结构依赖：(i) 将阈值推广至 </w:t>
       </w:r>
       <w:r>
         <w:rPr>
@@ -88,7 +172,7 @@
           <w:sz w:val="21"/>
           <w:szCs w:val="21"/>
         </w:rPr>
-        <w:t xml:space="preserve"> 平面上的相图、揭示协同区（图 3），再沿两条结构方向扫描可见的自由度（图 4a、b），最后用一条公式看不见的自由度检验公式本身（图 4c、d）。</w:t>
+        <w:t xml:space="preserve"> 平面上的相图，揭示多层协同效应 (synergy)（图 3）；(ii) 在理论可见的自由度内扫描渠道配置与群体粒度效应（图 4a、b）；(iii) 利用理论不可见的自由度——层间重叠 (inter-layer overlap)——对树状闭合假设本身进行可证伪检验 (falsifiable test)（图 4c、d）。</w:t>
       </w:r>
     </w:p>
     <w:p>
@@ -105,7 +189,7 @@
           <w:sz w:val="22"/>
           <w:szCs w:val="22"/>
         </w:rPr>
-        <w:t xml:space="preserve">3.1. 协同区：两条弱渠道合并后的超临界</w:t>
+        <w:t xml:space="preserve">3.1. 协同区：多层耦合的超临界相变</w:t>
       </w:r>
     </w:p>
     <w:p>
@@ -121,7 +205,7 @@
           <w:sz w:val="21"/>
           <w:szCs w:val="21"/>
         </w:rPr>
-        <w:t xml:space="preserve">此前各层的速率由一个标量 </w:t>
+        <w:t xml:space="preserve">多层网络中的协同效应 (synergistic effect) 是跨层耦合研究的核心问题之一 [5,6]：两条各自亚临界的传播渠道合并后是否足以引发宏观爆发？此前各层的速率由一个标量 </w:t>
       </w:r>
       <w:r>
         <w:rPr>
@@ -241,7 +325,7 @@
           <w:sz w:val="21"/>
           <w:szCs w:val="21"/>
         </w:rPr>
-        <w:t xml:space="preserve"> 就不再是一个点，而是 </w:t>
+        <w:t xml:space="preserve"> 升维为 </w:t>
       </w:r>
       <w:r>
         <w:rPr>
@@ -297,7 +381,7 @@
           <w:sz w:val="21"/>
           <w:szCs w:val="21"/>
         </w:rPr>
-        <w:t xml:space="preserve"> 平面上的一条曲线。与之对照的是两条单层条件 </w:t>
+        <w:t xml:space="preserve"> 参数平面上的一条临界曲线 (critical curve)。与之对照的是两条单层条件 </w:t>
       </w:r>
       <w:r>
         <w:rPr>
@@ -334,7 +418,7 @@
           <w:sz w:val="21"/>
           <w:szCs w:val="21"/>
         </w:rPr>
-        <w:t xml:space="preserve">，即各层若被孤立出来自行点燃所需的速率。三条线围出一个楔形</w:t>
+        <w:t xml:space="preserve">，即各层孤立时各自的渗流阈值 [1]。三条线围出协同区</w:t>
       </w:r>
     </w:p>
     <w:p>
@@ -923,16 +1007,16 @@
           <w:sz w:val="21"/>
           <w:szCs w:val="21"/>
         </w:rPr>
-        <w:t xml:space="preserve">协同是多重结构的默认状态</w:t>
-      </w:r>
-      <w:r>
-        <w:rPr>
-          <w:rFonts w:ascii="SimSun" w:cs="SimSun" w:eastAsia="SimSun" w:hAnsi="SimSun"/>
-          <w:color w:val="000000"/>
-          <w:sz w:val="21"/>
-          <w:szCs w:val="21"/>
-        </w:rPr>
-        <w:t xml:space="preserve">：只要两层非完全孤立，合并阈值严格低于任一单层——§2.1 由 </w:t>
+        <w:t xml:space="preserve">协同是多重结构的默认态</w:t>
+      </w:r>
+      <w:r>
+        <w:rPr>
+          <w:rFonts w:ascii="SimSun" w:cs="SimSun" w:eastAsia="SimSun" w:hAnsi="SimSun"/>
+          <w:color w:val="000000"/>
+          <w:sz w:val="21"/>
+          <w:szCs w:val="21"/>
+        </w:rPr>
+        <w:t xml:space="preserve">——这一结论与多层网络传播的一般理论 [5,6] 一致，但本文将其从成对边推广至高阶超边：只要两层非完全孤立，合并阈值严格低于任一单层，§2.1 由 Perron–Frobenius 不等式 </w:t>
       </w:r>
       <w:r>
         <w:rPr>
@@ -979,7 +1063,7 @@
           <w:sz w:val="21"/>
           <w:szCs w:val="21"/>
         </w:rPr>
-        <w:t xml:space="preserve"> 给出下界，图 3 在整个平面上印证。图 3(b) 另将 </w:t>
+        <w:t xml:space="preserve"> 给出严格下界。图 3(b) 将 </w:t>
       </w:r>
       <w:r>
         <w:rPr>
@@ -1035,7 +1119,7 @@
           <w:sz w:val="21"/>
           <w:szCs w:val="21"/>
         </w:rPr>
-        <w:t xml:space="preserve"> 的精确曲线与位形模型上的直接 Gillespie 仿真自助分布对照，六点一致至 1.9σ。</w:t>
+        <w:t xml:space="preserve"> 的精确解析曲线与位形模型上的 Gillespie 精确仿真 [16] 自助分布 (bootstrap distribution) 对照，六点一致至 1.9σ。</w:t>
       </w:r>
     </w:p>
     <w:p>
@@ -1652,7 +1736,7 @@
           <w:sz w:val="21"/>
           <w:szCs w:val="21"/>
         </w:rPr>
-        <w:t xml:space="preserve">最劣配置。</w:t>
+        <w:t xml:space="preserve">最劣渠道配置 (worst-case channel allocation)。</w:t>
       </w:r>
       <w:r>
         <w:rPr>
@@ -1708,7 +1792,7 @@
           <w:sz w:val="21"/>
           <w:szCs w:val="21"/>
         </w:rPr>
-        <w:t xml:space="preserve">，在两层之间转移权重，问哪种分配最危险。答案在四组构型上一致：</w:t>
+        <w:t xml:space="preserve">，在各层之间转移权重，问哪种分配使爆发阈值最低（传播最危险）。这是多层网络特有的优化问题——单层网络不存在可供分配的自由度。答案在四组构型上一致：</w:t>
       </w:r>
       <w:r>
         <w:rPr>
@@ -1719,16 +1803,16 @@
           <w:sz w:val="21"/>
           <w:szCs w:val="21"/>
         </w:rPr>
-        <w:t xml:space="preserve">最劣配置总是内点</w:t>
-      </w:r>
-      <w:r>
-        <w:rPr>
-          <w:rFonts w:ascii="SimSun" w:cs="SimSun" w:eastAsia="SimSun" w:hAnsi="SimSun"/>
-          <w:color w:val="000000"/>
-          <w:sz w:val="21"/>
-          <w:szCs w:val="21"/>
-        </w:rPr>
-        <w:t xml:space="preserve">，从不是把预算全部押在最强的那条渠道上。理由可以从 (2.7) 直接读出——纯配置令 </w:t>
+        <w:t xml:space="preserve">最劣配置总是内解 (interior solution)</w:t>
+      </w:r>
+      <w:r>
+        <w:rPr>
+          <w:rFonts w:ascii="SimSun" w:cs="SimSun" w:eastAsia="SimSun" w:hAnsi="SimSun"/>
+          <w:color w:val="000000"/>
+          <w:sz w:val="21"/>
+          <w:szCs w:val="21"/>
+        </w:rPr>
+        <w:t xml:space="preserve">，从不是边界解（把预算全部押在最强的那条渠道上）。原因可从 (2.7) 的矩阵结构直接读出——纯配置令 </w:t>
       </w:r>
       <w:r>
         <w:rPr>
@@ -1765,7 +1849,7 @@
           <w:sz w:val="21"/>
           <w:szCs w:val="21"/>
         </w:rPr>
-        <w:t xml:space="preserve"> 的那一列整列归零，</w:t>
+        <w:t xml:space="preserve"> 的那一层整列归零，</w:t>
       </w:r>
       <w:r>
         <w:rPr>
@@ -1776,16 +1860,16 @@
           <w:sz w:val="21"/>
           <w:szCs w:val="21"/>
         </w:rPr>
-        <w:t xml:space="preserve">把 N 的非对角元一并关掉</w:t>
-      </w:r>
-      <w:r>
-        <w:rPr>
-          <w:rFonts w:ascii="SimSun" w:cs="SimSun" w:eastAsia="SimSun" w:hAnsi="SimSun"/>
-          <w:color w:val="000000"/>
-          <w:sz w:val="21"/>
-          <w:szCs w:val="21"/>
-        </w:rPr>
-        <w:t xml:space="preserve">，而跨层项恰是多重结构的全部收益所在。图 4(a) 以各构型自身最优纯配置为单位作归一：对称的 </w:t>
+        <w:t xml:space="preserve">消去了 N 的全部非对角元</w:t>
+      </w:r>
+      <w:r>
+        <w:rPr>
+          <w:rFonts w:ascii="SimSun" w:cs="SimSun" w:eastAsia="SimSun" w:hAnsi="SimSun"/>
+          <w:color w:val="000000"/>
+          <w:sz w:val="21"/>
+          <w:szCs w:val="21"/>
+        </w:rPr>
+        <w:t xml:space="preserve">，而跨层项恰是多重结构降低阈值的唯一来源。图 4(a) 以各构型自身的最优纯配置为基准归一：对称构型 </w:t>
       </w:r>
       <w:r>
         <w:rPr>
@@ -1858,7 +1942,7 @@
           <w:sz w:val="21"/>
           <w:szCs w:val="21"/>
         </w:rPr>
-        <w:t xml:space="preserve"> 处取到最劣，阈值比最优纯配置低 29.3%；非对称的 </w:t>
+        <w:t xml:space="preserve"> 处取到最劣，阈值比最优纯配置低 29.3%；非对称构型 </w:t>
       </w:r>
       <w:r>
         <w:rPr>
@@ -1931,7 +2015,7 @@
           <w:sz w:val="21"/>
           <w:szCs w:val="21"/>
         </w:rPr>
-        <w:t xml:space="preserve">，低 13.8%。即便层间差异大到最劣点几乎贴住某一端（</w:t>
+        <w:t xml:space="preserve">，低 13.8%。即便层间差异使最劣点几乎贴住某一端（</w:t>
       </w:r>
       <w:r>
         <w:rPr>
@@ -1986,7 +2070,7 @@
           <w:sz w:val="21"/>
           <w:szCs w:val="21"/>
         </w:rPr>
-        <w:t xml:space="preserve">，仅低 0.45%），它仍严格落在内部。此问题为多层所特有：单层没有可供分配的自由度。</w:t>
+        <w:t xml:space="preserve">，仅低 0.45%），它仍严格落在内部。</w:t>
       </w:r>
     </w:p>
     <w:p>
@@ -2004,16 +2088,16 @@
           <w:sz w:val="21"/>
           <w:szCs w:val="21"/>
         </w:rPr>
-        <w:t xml:space="preserve">群体粒度。</w:t>
-      </w:r>
-      <w:r>
-        <w:rPr>
-          <w:rFonts w:ascii="SimSun" w:cs="SimSun" w:eastAsia="SimSun" w:hAnsi="SimSun"/>
-          <w:color w:val="000000"/>
-          <w:sz w:val="21"/>
-          <w:szCs w:val="21"/>
-        </w:rPr>
-        <w:t xml:space="preserve">「少数大群体」与「多数小群体」孰更危险，在问清</w:t>
+        <w:t xml:space="preserve">群体粒度反转 (granularity reversal)。</w:t>
+      </w:r>
+      <w:r>
+        <w:rPr>
+          <w:rFonts w:ascii="SimSun" w:cs="SimSun" w:eastAsia="SimSun" w:hAnsi="SimSun"/>
+          <w:color w:val="000000"/>
+          <w:sz w:val="21"/>
+          <w:szCs w:val="21"/>
+        </w:rPr>
+        <w:t xml:space="preserve">高阶相互作用中一个基本问题是：「少数大群体」与「多数小群体」孰更有利于传播 [3,4]？答案取决于归一化方式——在问清</w:t>
       </w:r>
       <w:r>
         <w:rPr>
@@ -2033,7 +2117,7 @@
           <w:sz w:val="21"/>
           <w:szCs w:val="21"/>
         </w:rPr>
-        <w:t xml:space="preserve">之前没有答案，而两种自然的固定方式给出相反的结论（图 4b 把两者叠在一张图上）。固定每节点的群体数 </w:t>
+        <w:t xml:space="preserve">之前没有唯一答案。两种自然的归一化给出定性相反的结论（图 4b 叠示二者）。固定每节点的群体参与度 (membership) </w:t>
       </w:r>
       <w:r>
         <w:rPr>
@@ -2069,7 +2153,7 @@
           <w:sz w:val="21"/>
           <w:szCs w:val="21"/>
         </w:rPr>
-        <w:t xml:space="preserve"> 的 0.500000 一路降到 </w:t>
+        <w:t xml:space="preserve"> 的 0.500000 单调降至 </w:t>
       </w:r>
       <w:r>
         <w:rPr>
@@ -2087,7 +2171,7 @@
           <w:sz w:val="21"/>
           <w:szCs w:val="21"/>
         </w:rPr>
-        <w:t xml:space="preserve"> 的 0.044149，大群体危险得多，与 </w:t>
+        <w:t xml:space="preserve"> 的 0.044149——大群体确实更危险，与群内级联 </w:t>
       </w:r>
       <w:r>
         <w:rPr>
@@ -2123,7 +2207,7 @@
           <w:sz w:val="21"/>
           <w:szCs w:val="21"/>
         </w:rPr>
-        <w:t xml:space="preserve"> 超线性增长的预期一致。改为固定接触预算 </w:t>
+        <w:t xml:space="preserve"> 的超线性增长一致。改为固定接触预算 (contact budget) </w:t>
       </w:r>
       <w:r>
         <w:rPr>
@@ -2141,7 +2225,7 @@
           <w:sz w:val="21"/>
           <w:szCs w:val="21"/>
         </w:rPr>
-        <w:t xml:space="preserve">，即每节点可及的邻居数相同，结论</w:t>
+        <w:t xml:space="preserve">，即每节点可及的邻居总数不变，结论</w:t>
       </w:r>
       <w:r>
         <w:rPr>
@@ -2233,7 +2317,7 @@
           <w:sz w:val="21"/>
           <w:szCs w:val="21"/>
         </w:rPr>
-        <w:t xml:space="preserve">反转的来源是单层阈值条件本身</w:t>
+        <w:t xml:space="preserve">反转的机制可从单层阈值条件的分支因子分解中读出</w:t>
       </w:r>
     </w:p>
     <w:p>
@@ -2439,16 +2523,16 @@
           <w:sz w:val="21"/>
           <w:szCs w:val="21"/>
         </w:rPr>
-        <w:t xml:space="preserve">余度坍缩否证了「大群体更危险」的朴素预期</w:t>
-      </w:r>
-      <w:r>
-        <w:rPr>
-          <w:rFonts w:ascii="SimSun" w:cs="SimSun" w:eastAsia="SimSun" w:hAnsi="SimSun"/>
-          <w:color w:val="000000"/>
-          <w:sz w:val="21"/>
-          <w:szCs w:val="21"/>
-        </w:rPr>
-        <w:t xml:space="preserve">：该预期只在固定 </w:t>
+        <w:t xml:space="preserve">余度坍缩 (excess degree collapse) 否证了「大群体更危险」的朴素预期</w:t>
+      </w:r>
+      <w:r>
+        <w:rPr>
+          <w:rFonts w:ascii="SimSun" w:cs="SimSun" w:eastAsia="SimSun" w:hAnsi="SimSun"/>
+          <w:color w:val="000000"/>
+          <w:sz w:val="21"/>
+          <w:szCs w:val="21"/>
+        </w:rPr>
+        <w:t xml:space="preserve">：该预期只在固定参与度 </w:t>
       </w:r>
       <w:r>
         <w:rPr>
@@ -2466,7 +2550,7 @@
           <w:sz w:val="21"/>
           <w:szCs w:val="21"/>
         </w:rPr>
-        <w:t xml:space="preserve"> 时成立，一旦按可及邻居数作公平比较便告失效（</w:t>
+        <w:t xml:space="preserve"> 时成立，一旦在接触预算可比条件下进行公平比较便不再成立（</w:t>
       </w:r>
       <w:r>
         <w:rPr>
@@ -2484,7 +2568,7 @@
           <w:sz w:val="21"/>
           <w:szCs w:val="21"/>
         </w:rPr>
-        <w:t xml:space="preserve"> 时永不传播，未绘于图 4b）。</w:t>
+        <w:t xml:space="preserve"> 时永不传播，未绘于图 4b）。该反转提示：在实际传播控制中，干预策略的评估必须明确归一化基准 [6]。</w:t>
       </w:r>
     </w:p>
     <w:p>
@@ -2501,7 +2585,7 @@
           <w:sz w:val="22"/>
           <w:szCs w:val="22"/>
         </w:rPr>
-        <w:t xml:space="preserve">3.3. 层间重叠：一条可证伪的推论</w:t>
+        <w:t xml:space="preserve">3.3. 层间重叠：树状闭合的可证伪检验</w:t>
       </w:r>
     </w:p>
     <w:p>
@@ -2517,27 +2601,7 @@
           <w:sz w:val="21"/>
           <w:szCs w:val="21"/>
         </w:rPr>
-        <w:t xml:space="preserve">以上扫描都在公式看得见的自由度上进行。检验理论边界须用一条它</w:t>
-      </w:r>
-      <w:r>
-        <w:rPr>
-          <w:rFonts w:ascii="SimSun" w:cs="SimSun" w:eastAsia="SimSun" w:hAnsi="SimSun"/>
-          <w:i/>
-          <w:iCs/>
-          <w:color w:val="000000"/>
-          <w:sz w:val="21"/>
-          <w:szCs w:val="21"/>
-        </w:rPr>
-        <w:t xml:space="preserve">看不见</w:t>
-      </w:r>
-      <w:r>
-        <w:rPr>
-          <w:rFonts w:ascii="SimSun" w:cs="SimSun" w:eastAsia="SimSun" w:hAnsi="SimSun"/>
-          <w:color w:val="000000"/>
-          <w:sz w:val="21"/>
-          <w:szCs w:val="21"/>
-        </w:rPr>
-        <w:t xml:space="preserve">的自由度。(2.7) 只读取联合层度分布与群体基数，因此两个 </w:t>
+        <w:t xml:space="preserve">以上扫描都在次代矩阵 (2.7) 可见的自由度上进行。任何理论的可信度不仅取决于它在已知极限下的正确性，更取决于它在何处失效——理论边界的定量刻画是Popper 意义上的可证伪性 (falsifiability) 的体现。(2.7) 的输入仅为联合层度分布 </w:t>
       </w:r>
       <w:r>
         <w:rPr>
@@ -2555,6 +2619,42 @@
           <w:sz w:val="21"/>
           <w:szCs w:val="21"/>
         </w:rPr>
+        <w:t xml:space="preserve"> 与超边基数 </w:t>
+      </w:r>
+      <w:r>
+        <w:rPr>
+          <w:rFonts w:ascii="Cambria Math" w:cs="Cambria Math" w:eastAsia="Cambria Math" w:hAnsi="Cambria Math"/>
+          <w:color w:val="000000"/>
+          <w:sz w:val="21"/>
+          <w:szCs w:val="21"/>
+        </w:rPr>
+        <w:t xml:space="preserve">m</w:t>
+      </w:r>
+      <w:r>
+        <w:rPr>
+          <w:rFonts w:ascii="SimSun" w:cs="SimSun" w:eastAsia="SimSun" w:hAnsi="SimSun"/>
+          <w:color w:val="000000"/>
+          <w:sz w:val="21"/>
+          <w:szCs w:val="21"/>
+        </w:rPr>
+        <w:t xml:space="preserve">，因此两个 </w:t>
+      </w:r>
+      <w:r>
+        <w:rPr>
+          <w:rFonts w:ascii="Cambria Math" w:cs="Cambria Math" w:eastAsia="Cambria Math" w:hAnsi="Cambria Math"/>
+          <w:color w:val="000000"/>
+          <w:sz w:val="21"/>
+          <w:szCs w:val="21"/>
+        </w:rPr>
+        <w:t xml:space="preserve">P(k)</w:t>
+      </w:r>
+      <w:r>
+        <w:rPr>
+          <w:rFonts w:ascii="SimSun" w:cs="SimSun" w:eastAsia="SimSun" w:hAnsi="SimSun"/>
+          <w:color w:val="000000"/>
+          <w:sz w:val="21"/>
+          <w:szCs w:val="21"/>
+        </w:rPr>
         <w:t xml:space="preserve"> 与 </w:t>
       </w:r>
       <w:r>
@@ -2601,7 +2701,7 @@
           <w:sz w:val="21"/>
           <w:szCs w:val="21"/>
         </w:rPr>
-        <w:t xml:space="preserve">，无论两层的群体在节点上如何相对摆放。定义层间重叠</w:t>
+        <w:t xml:space="preserve">，无论两层的超边在节点上如何相对排列。定义层间重叠 (inter-layer overlap)</w:t>
       </w:r>
     </w:p>
     <w:p>
@@ -2650,7 +2750,7 @@
           <w:sz w:val="21"/>
           <w:szCs w:val="21"/>
         </w:rPr>
-        <w:t xml:space="preserve">一个被重复使用的节点对恰好闭合一条 4-循环，</w:t>
+        <w:t xml:space="preserve">一个被重复使用的节点对在两层间闭合一条长度为 4 的环路 (4-cycle)，</w:t>
       </w:r>
       <w:r>
         <w:rPr>
@@ -2661,16 +2761,16 @@
           <w:sz w:val="21"/>
           <w:szCs w:val="21"/>
         </w:rPr>
-        <w:t xml:space="preserve">恰为局域树状假设所丢弃</w:t>
-      </w:r>
-      <w:r>
-        <w:rPr>
-          <w:rFonts w:ascii="SimSun" w:cs="SimSun" w:eastAsia="SimSun" w:hAnsi="SimSun"/>
-          <w:color w:val="000000"/>
-          <w:sz w:val="21"/>
-          <w:szCs w:val="21"/>
-        </w:rPr>
-        <w:t xml:space="preserve">，由此给出一条可证伪的推论：固定 </w:t>
+        <w:t xml:space="preserve">恰为局域树状假设所忽略的短环路效应</w:t>
+      </w:r>
+      <w:r>
+        <w:rPr>
+          <w:rFonts w:ascii="SimSun" w:cs="SimSun" w:eastAsia="SimSun" w:hAnsi="SimSun"/>
+          <w:color w:val="000000"/>
+          <w:sz w:val="21"/>
+          <w:szCs w:val="21"/>
+        </w:rPr>
+        <w:t xml:space="preserve"> [1,12]。由此给出一条严格的可证伪推论：固定 </w:t>
       </w:r>
       <w:r>
         <w:rPr>
@@ -2770,7 +2870,7 @@
           <w:sz w:val="21"/>
           <w:szCs w:val="21"/>
         </w:rPr>
-        <w:t xml:space="preserve"> 必须不动。若测得阈值随 </w:t>
+        <w:t xml:space="preserve"> 必须不动。若实测阈值随 </w:t>
       </w:r>
       <w:r>
         <w:rPr>
@@ -2788,7 +2888,7 @@
           <w:sz w:val="21"/>
           <w:szCs w:val="21"/>
         </w:rPr>
-        <w:t xml:space="preserve"> 移动，移动的幅度就是树状闭合失效的定量刻度。</w:t>
+        <w:t xml:space="preserve"> 系统性移动，移动幅度即树状闭合失效的定量标尺 (quantitative gauge of breakdown)。</w:t>
       </w:r>
     </w:p>
     <w:p>
@@ -4002,7 +4102,7 @@
           <w:sz w:val="21"/>
           <w:szCs w:val="21"/>
         </w:rPr>
-        <w:t xml:space="preserve">：它要求层间群体近乎不相交，位形模型系综自动满足（</w:t>
+        <w:t xml:space="preserve">：它要求层间超边近乎不相交，位形模型系综自动满足（</w:t>
       </w:r>
       <w:r>
         <w:rPr>
@@ -4020,7 +4120,7 @@
           <w:sz w:val="21"/>
           <w:szCs w:val="21"/>
         </w:rPr>
-        <w:t xml:space="preserve">），而任何具有实质层间重叠的真实系统都会落在公式之外。</w:t>
+        <w:t xml:space="preserve">），而任何具有实质层间重叠的真实网络都会落在公式之外。这一发现为将消息传递方法推广至聚类网络 (clustered networks) [19] 和具有显著层间关联的真实多层系统 [5,6] 提出了具体的修正方向。</w:t>
       </w:r>
     </w:p>
     <w:p>

--- a/multiplex-hypergraph-sir/section3_cn.docx
+++ b/multiplex-hypergraph-sir/section3_cn.docx
@@ -1358,7 +1358,7 @@
           <w:sz w:val="18"/>
           <w:szCs w:val="18"/>
         </w:rPr>
-        <w:t xml:space="preserve">；临界曲线与两条单层线围出的区域即 (3.1) 的协同楔 </w:t>
+        <w:t xml:space="preserve">；临界曲线与两条单层线围出的斜纹填充区即 (3.1) 的协同楔 </w:t>
       </w:r>
       <w:r>
         <w:rPr>

--- a/multiplex-hypergraph-sir/section3_cn.docx
+++ b/multiplex-hypergraph-sir/section3_cn.docx
@@ -116,7 +116,7 @@
           <w:sz w:val="21"/>
           <w:szCs w:val="21"/>
         </w:rPr>
-        <w:t xml:space="preserve">。这种低维约化 (dimensional reduction) 赋予理论以预测力，但同时限定了其适用范围——被约化丢弃的结构自由度构成理论的盲区。本节从三个方向系统考察阈值的结构依赖：(i) 将阈值推广至 </w:t>
+        <w:t xml:space="preserve">。这种低维约化 (dimensional reduction) 赋予理论以预测力，但同时限定了其适用范围，被约化丢弃的结构自由度即构成理论的盲区。本节从三个方向系统考察阈值的结构依赖：(i) 将阈值推广至 </w:t>
       </w:r>
       <w:r>
         <w:rPr>
@@ -172,7 +172,7 @@
           <w:sz w:val="21"/>
           <w:szCs w:val="21"/>
         </w:rPr>
-        <w:t xml:space="preserve"> 平面上的相图，揭示多层协同效应 (synergy)（图 4）；(ii) 在理论可见的自由度内扫描渠道配置与群体粒度效应（图 5a、b）；(iii) 利用理论不可见的自由度——层间重叠 (inter-layer overlap)——对树状闭合假设本身进行可证伪检验 (falsifiable test)（图 5c、d）。</w:t>
+        <w:t xml:space="preserve"> 平面上的相图，揭示多层协同效应 (synergy)（图 4）；(ii) 在理论可见的自由度内扫描渠道配置与群体粒度效应（图 5a、b）；(iii) 利用理论不可见的自由度，即层间重叠 (inter-layer overlap)，对树状闭合假设本身进行可证伪检验 (falsifiable test)（图 5c、d）。</w:t>
       </w:r>
     </w:p>
     <w:p>
@@ -205,7 +205,7 @@
           <w:sz w:val="21"/>
           <w:szCs w:val="21"/>
         </w:rPr>
-        <w:t xml:space="preserve">多层网络中的协同效应 (synergistic effect) 是跨层耦合研究的核心问题之一 [5,6]：两条各自亚临界的传播渠道合并后是否足以引发宏观爆发？此前各层的速率由一个标量 </w:t>
+        <w:t xml:space="preserve">两条各自亚临界的传播渠道合并之后能否引发宏观爆发，是跨层耦合研究的核心问题之一 [5,6]。此前各层的速率由一个标量 </w:t>
       </w:r>
       <w:r>
         <w:rPr>
@@ -1016,7 +1016,7 @@
           <w:sz w:val="21"/>
           <w:szCs w:val="21"/>
         </w:rPr>
-        <w:t xml:space="preserve">——这一结论与多层网络传播的一般理论 [5,6] 一致，但本文将其从成对边推广至高阶超边：只要两层非完全孤立，合并阈值严格低于任一单层，§2.1 由 Perron–Frobenius 不等式 </w:t>
+        <w:t xml:space="preserve">。这一结论与多层网络传播的一般理论 [5,6] 一致，但本文将其从成对边推广至高阶超边：只要两层非完全孤立，合并阈值严格低于任一单层，§2.1 由 Perron–Frobenius 不等式 </w:t>
       </w:r>
       <w:r>
         <w:rPr>
@@ -1210,7 +1210,7 @@
           <w:sz w:val="21"/>
           <w:szCs w:val="21"/>
         </w:rPr>
-        <w:t xml:space="preserve">，在各层之间转移权重，问哪种分配使爆发阈值最低（传播最危险）。这是多层网络特有的优化问题——单层网络不存在可供分配的自由度。答案在四组构型上一致：</w:t>
+        <w:t xml:space="preserve">，在各层之间转移权重，问哪种分配使爆发阈值最低（传播最危险）。这是多层网络特有的优化问题，单层网络不存在可供分配的自由度。答案在四组构型上一致：</w:t>
       </w:r>
       <w:r>
         <w:rPr>
@@ -1230,7 +1230,7 @@
           <w:sz w:val="21"/>
           <w:szCs w:val="21"/>
         </w:rPr>
-        <w:t xml:space="preserve">，从不是边界解（把预算全部押在最强的那条渠道上）。原因可从 (2.7) 的矩阵结构直接读出——纯配置令 </w:t>
+        <w:t xml:space="preserve">，从不是边界解（把预算全部押在最强的那条渠道上）。原因可从 (2.7) 的矩阵结构直接读出。纯配置令 </w:t>
       </w:r>
       <w:r>
         <w:rPr>
@@ -1515,7 +1515,7 @@
           <w:sz w:val="21"/>
           <w:szCs w:val="21"/>
         </w:rPr>
-        <w:t xml:space="preserve">高阶相互作用中一个基本问题是：「少数大群体」与「多数小群体」孰更有利于传播 [3,4]？答案取决于归一化方式——在问清</w:t>
+        <w:t xml:space="preserve">高阶相互作用中的一个基本问题，是「少数大群体」与「多数小群体」孰更有利于传播 [3,4]。答案取决于归一化方式，在问清</w:t>
       </w:r>
       <w:r>
         <w:rPr>
@@ -1535,7 +1535,7 @@
           <w:sz w:val="21"/>
           <w:szCs w:val="21"/>
         </w:rPr>
-        <w:t xml:space="preserve">之前没有唯一答案。两种自然的归一化给出定性相反的结论（图 5b 叠示二者）。固定每节点的群体参与度 (membership) </w:t>
+        <w:t xml:space="preserve">之前并无唯一答案。两种自然的归一化给出定性相反的结论（图 5b 叠示二者）。固定每节点的群体参与度 (membership) </w:t>
       </w:r>
       <w:r>
         <w:rPr>
@@ -1589,7 +1589,7 @@
           <w:sz w:val="21"/>
           <w:szCs w:val="21"/>
         </w:rPr>
-        <w:t xml:space="preserve"> 的 0.044149——大群体确实更危险，与群内级联 </w:t>
+        <w:t xml:space="preserve"> 的 0.044149，大群体确实更危险，与群内级联 </w:t>
       </w:r>
       <w:r>
         <w:rPr>
@@ -1839,7 +1839,7 @@
           <w:sz w:val="21"/>
           <w:szCs w:val="21"/>
         </w:rPr>
-        <w:t xml:space="preserve"> 的超线性增益——固定接触预算时 </w:t>
+        <w:t xml:space="preserve"> 的超线性增益（固定接触预算时 </w:t>
       </w:r>
       <w:r>
         <w:rPr>
@@ -1876,7 +1876,7 @@
           <w:sz w:val="21"/>
           <w:szCs w:val="21"/>
         </w:rPr>
-        <w:t xml:space="preserve"> 由 0.0909 一路升到 1.0000——但同时付出余度 </w:t>
+        <w:t xml:space="preserve"> 由 0.0909 一路升到 1.0000），但同时付出余度 </w:t>
       </w:r>
       <w:r>
         <w:rPr>
@@ -2019,7 +2019,7 @@
           <w:sz w:val="21"/>
           <w:szCs w:val="21"/>
         </w:rPr>
-        <w:t xml:space="preserve">以上扫描都在次代矩阵 (2.7) 可见的自由度上进行。任何理论的可信度不仅取决于它在已知极限下的正确性，更取决于它在何处失效——理论边界的定量刻画是Popper 意义上的可证伪性 (falsifiability) 的体现。(2.7) 的输入仅为联合层度分布 </w:t>
+        <w:t xml:space="preserve">以上扫描都在次代矩阵 (2.7) 可见的自由度上进行。任何理论的可信度不仅取决于它在已知极限下的正确性，更取决于它在何处失效；对理论边界的定量刻画，正是 Popper 意义上可证伪性 (falsifiability) 的体现。(2.7) 的输入仅为联合层度分布 </w:t>
       </w:r>
       <w:r>
         <w:rPr>
@@ -2723,7 +2723,7 @@
           <w:sz w:val="21"/>
           <w:szCs w:val="21"/>
         </w:rPr>
-        <w:t xml:space="preserve">——若树状闭合在重叠下依然成立，测点应贴住下面那条；若重叠确实起作用，测点应从下面那条爬向上面那条。</w:t>
+        <w:t xml:space="preserve">。若树状闭合在重叠下依然成立，测点应贴住下面那条；若重叠确实起作用，测点应从下面那条爬向上面那条。</w:t>
       </w:r>
     </w:p>
     <w:p>
@@ -3064,7 +3064,7 @@
           <w:sz w:val="21"/>
           <w:szCs w:val="21"/>
         </w:rPr>
-        <w:t xml:space="preserve"> 一条为 4.7（放大 2.2 倍）——它的窗口跨越最宽的绝对 </w:t>
+        <w:t xml:space="preserve"> 一条为 4.7（放大 2.2 倍），其窗口跨越最宽的绝对 </w:t>
       </w:r>
       <w:r>
         <w:rPr>
@@ -3659,7 +3659,7 @@
           <w:sz w:val="18"/>
           <w:szCs w:val="18"/>
         </w:rPr>
-        <w:t xml:space="preserve"> 在两层间转移，纵轴以各构型最优纯配置归一，圆点为最劣配置——三组构型的最劣点</w:t>
+        <w:t xml:space="preserve"> 在两层间转移，纵轴以各构型最优纯配置归一，圆点为最劣配置；三组构型的最劣点</w:t>
       </w:r>
       <w:r>
         <w:rPr>
